--- a/邹上豪简历-音频.docx
+++ b/邹上豪简历-音频.docx
@@ -473,11 +473,6 @@
             <w:pPr>
               <w:pStyle w:val="3"/>
               <w:rPr>
-                <w:rFonts w:eastAsiaTheme="minorEastAsia"/>
-              </w:rPr>
-            </w:pPr>
-            <w:r>
-              <w:rPr>
                 <w:rFonts w:ascii="Lato" w:eastAsiaTheme="minorEastAsia" w:hAnsi="Lato" w:cs="Lato"/>
                 <w:b w:val="0"/>
                 <w:bCs w:val="0"/>
@@ -487,29 +482,151 @@
                 <w:szCs w:val="16"/>
                 <w:u w:val="single"/>
               </w:rPr>
+            </w:pPr>
+            <w:r>
+              <w:rPr>
+                <w:rFonts w:ascii="Lato" w:eastAsiaTheme="minorEastAsia" w:hAnsi="Lato" w:cs="Lato"/>
+                <w:b w:val="0"/>
+                <w:bCs w:val="0"/>
+                <w:color w:val="FFFFFF" w:themeColor="background1"/>
+                <w:spacing w:val="0"/>
+                <w:sz w:val="16"/>
+                <w:szCs w:val="16"/>
+                <w:u w:val="single"/>
+              </w:rPr>
               <w:fldChar w:fldCharType="end"/>
             </w:r>
           </w:p>
           <w:p>
             <w:pPr>
-              <w:rPr>
-                <w:rFonts w:eastAsiaTheme="minorEastAsia"/>
-              </w:rPr>
-            </w:pPr>
-          </w:p>
-          <w:p>
-            <w:pPr>
               <w:pStyle w:val="3"/>
               <w:rPr>
+                <w:rFonts w:ascii="黑体" w:eastAsia="黑体" w:hAnsi="黑体"/>
+                <w:color w:val="FFFFFF" w:themeColor="background1"/>
+              </w:rPr>
+            </w:pPr>
+            <w:r>
+              <w:rPr>
+                <w:rFonts w:ascii="黑体" w:eastAsia="黑体" w:hAnsi="黑体" w:hint="eastAsia"/>
+                <w:color w:val="FFFFFF" w:themeColor="background1"/>
+              </w:rPr>
+              <w:t>自学能力极强</w:t>
+            </w:r>
+          </w:p>
+          <w:p>
+            <w:pPr>
+              <w:rPr>
+                <w:rFonts w:eastAsiaTheme="minorEastAsia" w:hint="eastAsia"/>
+                <w:color w:val="FFFFFF" w:themeColor="background1"/>
+                <w:sz w:val="16"/>
+                <w:szCs w:val="16"/>
+              </w:rPr>
+            </w:pPr>
+            <w:r>
+              <w:rPr>
                 <w:rFonts w:ascii="宋体" w:eastAsia="宋体" w:hAnsi="宋体" w:cs="宋体" w:hint="eastAsia"/>
+                <w:color w:val="FFFFFF" w:themeColor="background1"/>
+                <w:sz w:val="21"/>
+                <w:szCs w:val="21"/>
+              </w:rPr>
+              <w:t>UE5，Wwise，Steam Audio，作曲等</w:t>
+            </w:r>
+          </w:p>
+          <w:p>
+            <w:pPr>
+              <w:rPr>
+                <w:rFonts w:ascii="黑体" w:eastAsia="黑体" w:hAnsi="黑体"/>
+                <w:b/>
+                <w:bCs/>
+                <w:color w:val="FFFFFF" w:themeColor="background1"/>
+                <w:sz w:val="22"/>
+                <w:szCs w:val="22"/>
+              </w:rPr>
+            </w:pPr>
+            <w:r>
+              <w:rPr>
+                <w:rFonts w:ascii="黑体" w:eastAsia="黑体" w:hAnsi="黑体" w:hint="eastAsia"/>
+                <w:b/>
+                <w:bCs/>
+                <w:color w:val="FFFFFF" w:themeColor="background1"/>
+                <w:sz w:val="22"/>
+                <w:szCs w:val="22"/>
+              </w:rPr>
+              <w:t>英语水平优秀</w:t>
+            </w:r>
+          </w:p>
+          <w:p>
+            <w:pPr>
+              <w:rPr>
+                <w:rFonts w:ascii="黑体" w:eastAsia="黑体" w:hAnsi="黑体" w:hint="eastAsia"/>
+                <w:b/>
+                <w:bCs/>
+                <w:color w:val="FFFFFF" w:themeColor="background1"/>
+                <w:sz w:val="21"/>
+                <w:szCs w:val="21"/>
               </w:rPr>
             </w:pPr>
             <w:r>
               <w:rPr>
                 <w:rFonts w:ascii="宋体" w:eastAsia="宋体" w:hAnsi="宋体" w:cs="宋体" w:hint="eastAsia"/>
-              </w:rPr>
-              <w:t>技能与技术</w:t>
-            </w:r>
+                <w:color w:val="FFFFFF" w:themeColor="background1"/>
+                <w:sz w:val="21"/>
+                <w:szCs w:val="21"/>
+              </w:rPr>
+              <w:t>无障碍阅读英语文档、视频、参与英文社区</w:t>
+            </w:r>
+          </w:p>
+          <w:p>
+            <w:pPr>
+              <w:rPr>
+                <w:rFonts w:ascii="黑体" w:eastAsia="黑体" w:hAnsi="黑体"/>
+                <w:b/>
+                <w:bCs/>
+                <w:color w:val="FFFFFF" w:themeColor="background1"/>
+                <w:sz w:val="22"/>
+                <w:szCs w:val="22"/>
+              </w:rPr>
+            </w:pPr>
+            <w:r>
+              <w:rPr>
+                <w:rFonts w:ascii="黑体" w:eastAsia="黑体" w:hAnsi="黑体" w:hint="eastAsia"/>
+                <w:b/>
+                <w:bCs/>
+                <w:color w:val="FFFFFF" w:themeColor="background1"/>
+                <w:sz w:val="22"/>
+                <w:szCs w:val="22"/>
+              </w:rPr>
+              <w:t>游戏经验丰富</w:t>
+            </w:r>
+          </w:p>
+          <w:p>
+            <w:pPr>
+              <w:rPr>
+                <w:rFonts w:ascii="黑体" w:eastAsia="黑体" w:hAnsi="黑体" w:hint="eastAsia"/>
+                <w:b/>
+                <w:bCs/>
+                <w:color w:val="FFFFFF" w:themeColor="background1"/>
+                <w:sz w:val="21"/>
+                <w:szCs w:val="21"/>
+              </w:rPr>
+            </w:pPr>
+            <w:r>
+              <w:rPr>
+                <w:rFonts w:ascii="宋体" w:eastAsia="宋体" w:hAnsi="宋体" w:cs="宋体" w:hint="eastAsia"/>
+                <w:color w:val="FFFFFF" w:themeColor="background1"/>
+                <w:sz w:val="21"/>
+                <w:szCs w:val="21"/>
+              </w:rPr>
+              <w:t>15年PC FPS游戏经历，品鉴各种类型游戏</w:t>
+            </w:r>
+          </w:p>
+          <w:p>
+            <w:pPr>
+              <w:pStyle w:val="3"/>
+              <w:rPr>
+                <w:rFonts w:ascii="宋体" w:eastAsia="宋体" w:hAnsi="宋体" w:cs="宋体" w:hint="eastAsia"/>
+              </w:rPr>
+            </w:pPr>
           </w:p>
           <w:p>
             <w:pPr>
@@ -1156,201 +1273,9 @@
           <w:p>
             <w:pPr>
               <w:pStyle w:val="SkillSpacing"/>
-            </w:pPr>
-          </w:p>
-          <w:p>
-            <w:pPr>
-              <w:pStyle w:val="SkillSpacing"/>
-            </w:pPr>
-          </w:p>
-          <w:p>
-            <w:pPr>
-              <w:pStyle w:val="SkillSpacing"/>
-            </w:pPr>
-          </w:p>
-          <w:p>
-            <w:pPr>
-              <w:pStyle w:val="3"/>
-              <w:rPr>
-                <w:rFonts w:eastAsiaTheme="minorEastAsia"/>
-              </w:rPr>
-            </w:pPr>
-          </w:p>
-          <w:p>
-            <w:pPr>
-              <w:pStyle w:val="3"/>
-              <w:rPr>
-                <w:rFonts w:eastAsiaTheme="minorEastAsia"/>
-              </w:rPr>
-            </w:pPr>
-          </w:p>
-          <w:p>
-            <w:pPr>
-              <w:pStyle w:val="3"/>
-              <w:rPr>
-                <w:rFonts w:ascii="宋体" w:eastAsia="宋体" w:hAnsi="宋体" w:cs="宋体" w:hint="eastAsia"/>
-              </w:rPr>
-            </w:pPr>
-            <w:r>
-              <w:rPr>
-                <w:rFonts w:ascii="宋体" w:eastAsia="宋体" w:hAnsi="宋体" w:cs="宋体" w:hint="eastAsia"/>
-              </w:rPr>
-              <w:t>语言</w:t>
-            </w:r>
-          </w:p>
-          <w:p>
-            <w:pPr>
-              <w:rPr>
-                <w:rFonts w:eastAsiaTheme="minorEastAsia"/>
-              </w:rPr>
-            </w:pPr>
-          </w:p>
-          <w:tbl>
-            <w:tblPr>
-              <w:tblW w:w="2383" w:type="dxa"/>
-              <w:tblCellMar>
-                <w:left w:w="0" w:type="dxa"/>
-                <w:right w:w="0" w:type="dxa"/>
-              </w:tblCellMar>
-              <w:tblLook w:val="04A0" w:firstRow="1" w:lastRow="0" w:firstColumn="1" w:lastColumn="0" w:noHBand="0" w:noVBand="1"/>
-            </w:tblPr>
-            <w:tblGrid>
-              <w:gridCol w:w="2359"/>
-              <w:gridCol w:w="24"/>
-            </w:tblGrid>
-            <w:tr>
-              <w:trPr>
-                <w:trHeight w:val="279"/>
-              </w:trPr>
-              <w:tc>
-                <w:tcPr>
-                  <w:tcW w:w="2383" w:type="dxa"/>
-                  <w:gridSpan w:val="2"/>
-                </w:tcPr>
-                <w:p>
-                  <w:pPr>
-                    <w:pStyle w:val="SkillTitle"/>
-                  </w:pPr>
-                  <w:r>
-                    <w:rPr>
-                      <w:rFonts w:ascii="宋体" w:eastAsia="宋体" w:hAnsi="宋体" w:cs="宋体" w:hint="eastAsia"/>
-                    </w:rPr>
-                    <w:t>中文</w:t>
-                  </w:r>
-                </w:p>
-              </w:tc>
-            </w:tr>
-            <w:tr>
-              <w:trPr>
-                <w:trHeight w:val="65"/>
-              </w:trPr>
-              <w:tc>
-                <w:tcPr>
-                  <w:tcW w:w="2359" w:type="dxa"/>
-                  <w:shd w:val="clear" w:color="auto" w:fill="FFFFFF"/>
-                </w:tcPr>
-                <w:p>
-                  <w:pPr>
-                    <w:pStyle w:val="SkillBar"/>
-                  </w:pPr>
-                  <w:r>
-                    <w:t xml:space="preserve"> </w:t>
-                  </w:r>
-                </w:p>
-              </w:tc>
-              <w:tc>
-                <w:tcPr>
-                  <w:tcW w:w="24" w:type="dxa"/>
-                  <w:shd w:val="clear" w:color="auto" w:fill="FFFFFF"/>
-                </w:tcPr>
-                <w:p>
-                  <w:pPr>
-                    <w:pStyle w:val="SkillBar"/>
-                  </w:pPr>
-                  <w:r>
-                    <w:t xml:space="preserve"> </w:t>
-                  </w:r>
-                </w:p>
-              </w:tc>
-            </w:tr>
-          </w:tbl>
-          <w:p>
-            <w:pPr>
-              <w:pStyle w:val="SkillSpacing"/>
-            </w:pPr>
-          </w:p>
-          <w:tbl>
-            <w:tblPr>
-              <w:tblW w:w="2383" w:type="dxa"/>
-              <w:tblCellMar>
-                <w:left w:w="0" w:type="dxa"/>
-                <w:right w:w="0" w:type="dxa"/>
-              </w:tblCellMar>
-              <w:tblLook w:val="04A0" w:firstRow="1" w:lastRow="0" w:firstColumn="1" w:lastColumn="0" w:noHBand="0" w:noVBand="1"/>
-            </w:tblPr>
-            <w:tblGrid>
-              <w:gridCol w:w="1882"/>
-              <w:gridCol w:w="501"/>
-            </w:tblGrid>
-            <w:tr>
-              <w:trPr>
-                <w:trHeight w:val="279"/>
-              </w:trPr>
-              <w:tc>
-                <w:tcPr>
-                  <w:tcW w:w="2383" w:type="dxa"/>
-                  <w:gridSpan w:val="2"/>
-                </w:tcPr>
-                <w:p>
-                  <w:pPr>
-                    <w:pStyle w:val="SkillTitle"/>
-                  </w:pPr>
-                  <w:r>
-                    <w:rPr>
-                      <w:rFonts w:ascii="宋体" w:eastAsia="宋体" w:hAnsi="宋体" w:cs="宋体" w:hint="eastAsia"/>
-                    </w:rPr>
-                    <w:t>英语</w:t>
-                  </w:r>
-                </w:p>
-              </w:tc>
-            </w:tr>
-            <w:tr>
-              <w:trPr>
-                <w:trHeight w:val="65"/>
-              </w:trPr>
-              <w:tc>
-                <w:tcPr>
-                  <w:tcW w:w="1882" w:type="dxa"/>
-                  <w:shd w:val="clear" w:color="auto" w:fill="FFFFFF"/>
-                </w:tcPr>
-                <w:p>
-                  <w:pPr>
-                    <w:pStyle w:val="SkillBar"/>
-                  </w:pPr>
-                  <w:r>
-                    <w:t xml:space="preserve"> </w:t>
-                  </w:r>
-                </w:p>
-              </w:tc>
-              <w:tc>
-                <w:tcPr>
-                  <w:tcW w:w="500" w:type="dxa"/>
-                  <w:shd w:val="clear" w:color="auto" w:fill="715086"/>
-                </w:tcPr>
-                <w:p>
-                  <w:pPr>
-                    <w:pStyle w:val="SkillBar"/>
-                  </w:pPr>
-                  <w:r>
-                    <w:t xml:space="preserve"> </w:t>
-                  </w:r>
-                </w:p>
-              </w:tc>
-            </w:tr>
-          </w:tbl>
-          <w:p>
-            <w:pPr>
-              <w:pStyle w:val="SkillSpacing"/>
+              <w:rPr>
+                <w:rFonts w:hint="eastAsia"/>
+              </w:rPr>
             </w:pPr>
           </w:p>
           <w:p>
@@ -1391,7 +1316,7 @@
               <w:spacing w:line="276" w:lineRule="auto"/>
               <w:ind w:firstLineChars="200" w:firstLine="402"/>
               <w:rPr>
-                <w:rFonts w:ascii="宋体" w:eastAsia="宋体" w:hAnsi="宋体"/>
+                <w:rFonts w:ascii="宋体" w:eastAsia="宋体" w:hAnsi="宋体" w:hint="eastAsia"/>
                 <w:sz w:val="20"/>
                 <w:szCs w:val="20"/>
               </w:rPr>
@@ -1455,34 +1380,18 @@
               <w:spacing w:line="276" w:lineRule="auto"/>
               <w:ind w:firstLineChars="200" w:firstLine="400"/>
               <w:rPr>
-                <w:rFonts w:ascii="宋体" w:eastAsia="宋体" w:hAnsi="宋体"/>
-                <w:sz w:val="20"/>
-                <w:szCs w:val="20"/>
-              </w:rPr>
-            </w:pPr>
-            <w:r>
-              <w:rPr>
                 <w:rFonts w:ascii="宋体" w:eastAsia="宋体" w:hAnsi="宋体" w:hint="eastAsia"/>
                 <w:sz w:val="20"/>
                 <w:szCs w:val="20"/>
               </w:rPr>
-              <w:t>自学能力极强，英语水平优秀，游戏经历丰富，音乐</w:t>
-            </w:r>
+            </w:pPr>
             <w:r>
               <w:rPr>
                 <w:rFonts w:ascii="宋体" w:eastAsia="宋体" w:hAnsi="宋体" w:hint="eastAsia"/>
                 <w:sz w:val="20"/>
                 <w:szCs w:val="20"/>
               </w:rPr>
-              <w:t>编程</w:t>
-            </w:r>
-            <w:r>
-              <w:rPr>
-                <w:rFonts w:ascii="宋体" w:eastAsia="宋体" w:hAnsi="宋体" w:hint="eastAsia"/>
-                <w:sz w:val="20"/>
-                <w:szCs w:val="20"/>
-              </w:rPr>
-              <w:t>兼修</w:t>
+              <w:t>自学能力极强，英语水平优秀，游戏经历丰富，音乐编程兼修</w:t>
             </w:r>
           </w:p>
           <w:p>
@@ -1503,7 +1412,7 @@
               <w:pStyle w:val="1"/>
               <w:spacing w:line="276" w:lineRule="auto"/>
               <w:rPr>
-                <w:rFonts w:ascii="宋体" w:eastAsia="宋体" w:hAnsi="宋体" w:cs="宋体"/>
+                <w:rFonts w:ascii="宋体" w:eastAsia="宋体" w:hAnsi="宋体" w:cs="宋体" w:hint="eastAsia"/>
                 <w:color w:val="7030A0"/>
                 <w:sz w:val="4"/>
                 <w:szCs w:val="4"/>
@@ -1531,7 +1440,7 @@
               <w:pStyle w:val="2"/>
               <w:spacing w:line="276" w:lineRule="auto"/>
               <w:rPr>
-                <w:rFonts w:ascii="黑体" w:eastAsia="黑体" w:hAnsi="黑体"/>
+                <w:rFonts w:ascii="黑体" w:eastAsia="黑体" w:hAnsi="黑体" w:hint="eastAsia"/>
                 <w:sz w:val="24"/>
                 <w:szCs w:val="24"/>
               </w:rPr>
@@ -1582,7 +1491,7 @@
               </w:pBdr>
               <w:spacing w:line="276" w:lineRule="auto"/>
               <w:rPr>
-                <w:rFonts w:eastAsiaTheme="minorEastAsia" w:hint="eastAsia"/>
+                <w:rFonts w:eastAsiaTheme="minorEastAsia"/>
                 <w:color w:val="808080" w:themeColor="background1" w:themeShade="80"/>
                 <w:sz w:val="4"/>
                 <w:szCs w:val="4"/>
@@ -1594,7 +1503,7 @@
               <w:pStyle w:val="1"/>
               <w:spacing w:line="276" w:lineRule="auto"/>
               <w:rPr>
-                <w:rFonts w:ascii="宋体" w:eastAsia="宋体" w:hAnsi="宋体" w:cs="宋体"/>
+                <w:rFonts w:ascii="宋体" w:eastAsia="宋体" w:hAnsi="宋体" w:cs="宋体" w:hint="eastAsia"/>
                 <w:color w:val="7030A0"/>
                 <w:sz w:val="4"/>
                 <w:szCs w:val="4"/>
@@ -1629,7 +1538,7 @@
               <w:pStyle w:val="2"/>
               <w:spacing w:line="276" w:lineRule="auto"/>
               <w:rPr>
-                <w:rFonts w:ascii="黑体" w:eastAsia="黑体" w:hAnsi="黑体"/>
+                <w:rFonts w:ascii="黑体" w:eastAsia="黑体" w:hAnsi="黑体" w:hint="eastAsia"/>
                 <w:sz w:val="24"/>
                 <w:szCs w:val="24"/>
               </w:rPr>
@@ -1679,7 +1588,7 @@
               <w:spacing w:line="276" w:lineRule="auto"/>
               <w:ind w:firstLineChars="200" w:firstLine="400"/>
               <w:rPr>
-                <w:rFonts w:ascii="宋体" w:eastAsia="宋体" w:hAnsi="宋体"/>
+                <w:rFonts w:ascii="宋体" w:eastAsia="宋体" w:hAnsi="宋体" w:hint="eastAsia"/>
                 <w:sz w:val="20"/>
                 <w:szCs w:val="20"/>
               </w:rPr>
@@ -1832,7 +1741,7 @@
               <w:pStyle w:val="2"/>
               <w:spacing w:line="276" w:lineRule="auto"/>
               <w:rPr>
-                <w:rFonts w:ascii="黑体" w:eastAsia="黑体" w:hAnsi="黑体"/>
+                <w:rFonts w:ascii="黑体" w:eastAsia="黑体" w:hAnsi="黑体" w:hint="eastAsia"/>
                 <w:sz w:val="24"/>
                 <w:szCs w:val="24"/>
               </w:rPr>
@@ -1888,7 +1797,7 @@
               <w:spacing w:line="276" w:lineRule="auto"/>
               <w:ind w:firstLineChars="200" w:firstLine="402"/>
               <w:rPr>
-                <w:rFonts w:ascii="宋体" w:eastAsia="宋体" w:hAnsi="宋体"/>
+                <w:rFonts w:ascii="宋体" w:eastAsia="宋体" w:hAnsi="宋体" w:hint="eastAsia"/>
                 <w:sz w:val="20"/>
                 <w:szCs w:val="20"/>
               </w:rPr>
@@ -1956,7 +1865,7 @@
               <w:spacing w:line="276" w:lineRule="auto"/>
               <w:ind w:firstLineChars="200" w:firstLine="400"/>
               <w:rPr>
-                <w:rFonts w:ascii="宋体" w:eastAsia="宋体" w:hAnsi="宋体"/>
+                <w:rFonts w:ascii="宋体" w:eastAsia="宋体" w:hAnsi="宋体" w:hint="eastAsia"/>
                 <w:sz w:val="20"/>
                 <w:szCs w:val="20"/>
               </w:rPr>
@@ -2040,15 +1949,15 @@
               <w:pStyle w:val="a9"/>
               <w:spacing w:line="276" w:lineRule="auto"/>
               <w:rPr>
+                <w:rFonts w:eastAsiaTheme="minorEastAsia"/>
+                <w:color w:val="808080" w:themeColor="background1" w:themeShade="80"/>
+              </w:rPr>
+            </w:pPr>
+            <w:r>
+              <w:rPr>
                 <w:rFonts w:eastAsiaTheme="minorEastAsia" w:hint="eastAsia"/>
                 <w:color w:val="808080" w:themeColor="background1" w:themeShade="80"/>
               </w:rPr>
-            </w:pPr>
-            <w:r>
-              <w:rPr>
-                <w:rFonts w:eastAsiaTheme="minorEastAsia" w:hint="eastAsia"/>
-                <w:color w:val="808080" w:themeColor="background1" w:themeShade="80"/>
-              </w:rPr>
               <w:t>2025</w:t>
             </w:r>
           </w:p>
@@ -2057,7 +1966,7 @@
               <w:spacing w:line="276" w:lineRule="auto"/>
               <w:ind w:firstLineChars="200" w:firstLine="400"/>
               <w:rPr>
-                <w:rFonts w:ascii="宋体" w:eastAsia="宋体" w:hAnsi="宋体" w:cs="宋体"/>
+                <w:rFonts w:ascii="宋体" w:eastAsia="宋体" w:hAnsi="宋体" w:cs="宋体" w:hint="eastAsia"/>
                 <w:sz w:val="20"/>
                 <w:szCs w:val="20"/>
               </w:rPr>
@@ -2108,7 +2017,7 @@
               <w:spacing w:line="276" w:lineRule="auto"/>
               <w:ind w:firstLineChars="200" w:firstLine="400"/>
               <w:rPr>
-                <w:rFonts w:ascii="宋体" w:eastAsia="宋体" w:hAnsi="宋体"/>
+                <w:rFonts w:ascii="宋体" w:eastAsia="宋体" w:hAnsi="宋体" w:hint="eastAsia"/>
                 <w:sz w:val="20"/>
                 <w:szCs w:val="20"/>
               </w:rPr>
@@ -2167,10 +2076,378 @@
           </w:p>
           <w:p>
             <w:pPr>
+              <w:pStyle w:val="MainSectionsSpacing0"/>
+              <w:pBdr>
+                <w:bottom w:val="single" w:sz="6" w:space="1" w:color="auto"/>
+              </w:pBdr>
+              <w:spacing w:line="276" w:lineRule="auto"/>
+            </w:pPr>
+          </w:p>
+          <w:p>
+            <w:pPr>
               <w:pStyle w:val="1"/>
               <w:spacing w:line="276" w:lineRule="auto"/>
               <w:rPr>
-                <w:rFonts w:ascii="宋体" w:eastAsia="宋体" w:hAnsi="宋体" w:cs="宋体"/>
+                <w:rFonts w:ascii="宋体" w:eastAsia="宋体" w:hAnsi="宋体" w:cs="宋体" w:hint="eastAsia"/>
+                <w:color w:val="7030A0"/>
+                <w:sz w:val="4"/>
+                <w:szCs w:val="4"/>
+              </w:rPr>
+            </w:pPr>
+          </w:p>
+          <w:p>
+            <w:pPr>
+              <w:pStyle w:val="1"/>
+              <w:spacing w:line="276" w:lineRule="auto"/>
+              <w:rPr>
+                <w:color w:val="7030A0"/>
+              </w:rPr>
+            </w:pPr>
+            <w:r>
+              <w:rPr>
+                <w:rFonts w:ascii="宋体" w:eastAsia="宋体" w:hAnsi="宋体" w:cs="宋体" w:hint="eastAsia"/>
+                <w:color w:val="7030A0"/>
+              </w:rPr>
+              <w:t>相关经历</w:t>
+            </w:r>
+          </w:p>
+          <w:p>
+            <w:pPr>
+              <w:pStyle w:val="2"/>
+              <w:spacing w:line="276" w:lineRule="auto"/>
+              <w:rPr>
+                <w:rFonts w:ascii="黑体" w:eastAsia="黑体" w:hAnsi="黑体" w:hint="eastAsia"/>
+                <w:sz w:val="24"/>
+                <w:szCs w:val="24"/>
+              </w:rPr>
+            </w:pPr>
+            <w:r>
+              <w:rPr>
+                <w:rFonts w:ascii="黑体" w:eastAsia="黑体" w:hAnsi="黑体" w:cs="宋体" w:hint="eastAsia"/>
+                <w:sz w:val="24"/>
+                <w:szCs w:val="24"/>
+              </w:rPr>
+              <w:t>网易&amp;</w:t>
+            </w:r>
+            <w:proofErr w:type="gramStart"/>
+            <w:r>
+              <w:rPr>
+                <w:rFonts w:ascii="黑体" w:eastAsia="黑体" w:hAnsi="黑体" w:cs="宋体" w:hint="eastAsia"/>
+                <w:sz w:val="24"/>
+                <w:szCs w:val="24"/>
+              </w:rPr>
+              <w:t>腾讯音乐</w:t>
+            </w:r>
+            <w:proofErr w:type="gramEnd"/>
+            <w:r>
+              <w:rPr>
+                <w:rFonts w:ascii="黑体" w:eastAsia="黑体" w:hAnsi="黑体" w:cs="宋体" w:hint="eastAsia"/>
+                <w:sz w:val="24"/>
+                <w:szCs w:val="24"/>
+              </w:rPr>
+              <w:t>人</w:t>
+            </w:r>
+          </w:p>
+          <w:p>
+            <w:pPr>
+              <w:pStyle w:val="a9"/>
+              <w:spacing w:line="276" w:lineRule="auto"/>
+              <w:rPr>
+                <w:color w:val="808080" w:themeColor="background1" w:themeShade="80"/>
+              </w:rPr>
+            </w:pPr>
+            <w:r>
+              <w:rPr>
+                <w:color w:val="808080" w:themeColor="background1" w:themeShade="80"/>
+              </w:rPr>
+              <w:t>MARCH 202</w:t>
+            </w:r>
+            <w:r>
+              <w:rPr>
+                <w:color w:val="808080" w:themeColor="background1" w:themeShade="80"/>
+              </w:rPr>
+              <w:t>0</w:t>
+            </w:r>
+            <w:r>
+              <w:rPr>
+                <w:color w:val="808080" w:themeColor="background1" w:themeShade="80"/>
+              </w:rPr>
+              <w:t xml:space="preserve"> — PRESENT</w:t>
+            </w:r>
+          </w:p>
+          <w:p>
+            <w:pPr>
+              <w:spacing w:line="276" w:lineRule="auto"/>
+              <w:ind w:firstLineChars="200" w:firstLine="400"/>
+              <w:rPr>
+                <w:rFonts w:ascii="宋体" w:eastAsia="宋体" w:hAnsi="宋体"/>
+                <w:sz w:val="20"/>
+                <w:szCs w:val="20"/>
+              </w:rPr>
+            </w:pPr>
+            <w:r>
+              <w:rPr>
+                <w:rFonts w:ascii="宋体" w:eastAsia="宋体" w:hAnsi="宋体" w:hint="eastAsia"/>
+                <w:sz w:val="20"/>
+                <w:szCs w:val="20"/>
+              </w:rPr>
+              <w:t>目前已发行单曲20余首。作曲风格主要包括</w:t>
+            </w:r>
+            <w:r>
+              <w:rPr>
+                <w:rFonts w:ascii="宋体" w:eastAsia="宋体" w:hAnsi="宋体" w:hint="eastAsia"/>
+                <w:b/>
+                <w:bCs/>
+                <w:sz w:val="20"/>
+                <w:szCs w:val="20"/>
+              </w:rPr>
+              <w:t>电子音乐、管弦乐以及钢琴曲</w:t>
+            </w:r>
+            <w:r>
+              <w:rPr>
+                <w:rFonts w:ascii="宋体" w:eastAsia="宋体" w:hAnsi="宋体" w:hint="eastAsia"/>
+                <w:sz w:val="20"/>
+                <w:szCs w:val="20"/>
+              </w:rPr>
+              <w:t>。在</w:t>
+            </w:r>
+            <w:r>
+              <w:rPr>
+                <w:rFonts w:ascii="宋体" w:eastAsia="宋体" w:hAnsi="宋体" w:hint="eastAsia"/>
+                <w:b/>
+                <w:bCs/>
+                <w:sz w:val="20"/>
+                <w:szCs w:val="20"/>
+              </w:rPr>
+              <w:t>混音和母带</w:t>
+            </w:r>
+            <w:r>
+              <w:rPr>
+                <w:rFonts w:ascii="宋体" w:eastAsia="宋体" w:hAnsi="宋体" w:hint="eastAsia"/>
+                <w:sz w:val="20"/>
+                <w:szCs w:val="20"/>
+              </w:rPr>
+              <w:t>方面也有相关经验。</w:t>
+            </w:r>
+          </w:p>
+          <w:p>
+            <w:pPr>
+              <w:pStyle w:val="2"/>
+              <w:spacing w:line="276" w:lineRule="auto"/>
+              <w:rPr>
+                <w:rFonts w:ascii="黑体" w:eastAsia="黑体" w:hAnsi="黑体" w:hint="eastAsia"/>
+                <w:sz w:val="24"/>
+                <w:szCs w:val="24"/>
+              </w:rPr>
+            </w:pPr>
+            <w:r>
+              <w:rPr>
+                <w:rFonts w:ascii="黑体" w:eastAsia="黑体" w:hAnsi="黑体" w:cs="宋体" w:hint="eastAsia"/>
+                <w:sz w:val="24"/>
+                <w:szCs w:val="24"/>
+              </w:rPr>
+              <w:t>B站游戏音频教程up主</w:t>
+            </w:r>
+          </w:p>
+          <w:p>
+            <w:pPr>
+              <w:spacing w:line="276" w:lineRule="auto"/>
+              <w:ind w:firstLineChars="200" w:firstLine="400"/>
+              <w:rPr>
+                <w:rFonts w:ascii="宋体" w:eastAsia="宋体" w:hAnsi="宋体"/>
+                <w:sz w:val="20"/>
+                <w:szCs w:val="20"/>
+              </w:rPr>
+            </w:pPr>
+            <w:r>
+              <w:rPr>
+                <w:rFonts w:ascii="宋体" w:eastAsia="宋体" w:hAnsi="宋体" w:hint="eastAsia"/>
+                <w:sz w:val="20"/>
+                <w:szCs w:val="20"/>
+              </w:rPr>
+              <w:t>3700+粉丝，已发布14个游戏音频教程</w:t>
+            </w:r>
+          </w:p>
+          <w:p>
+            <w:pPr>
+              <w:spacing w:line="276" w:lineRule="auto"/>
+              <w:ind w:firstLineChars="200" w:firstLine="402"/>
+              <w:rPr>
+                <w:rFonts w:ascii="宋体" w:eastAsia="宋体" w:hAnsi="宋体" w:hint="eastAsia"/>
+                <w:b/>
+                <w:bCs/>
+                <w:sz w:val="20"/>
+                <w:szCs w:val="20"/>
+              </w:rPr>
+            </w:pPr>
+            <w:r>
+              <w:rPr>
+                <w:rFonts w:ascii="宋体" w:eastAsia="宋体" w:hAnsi="宋体" w:hint="eastAsia"/>
+                <w:b/>
+                <w:bCs/>
+                <w:sz w:val="20"/>
+                <w:szCs w:val="20"/>
+              </w:rPr>
+              <w:t>B站唯一Steam Audio教程发布者</w:t>
+            </w:r>
+          </w:p>
+          <w:p>
+            <w:pPr>
+              <w:pStyle w:val="MainSectionsSpacing0"/>
+              <w:spacing w:line="276" w:lineRule="auto"/>
+            </w:pPr>
+          </w:p>
+          <w:p>
+            <w:pPr>
+              <w:pStyle w:val="2"/>
+              <w:spacing w:line="276" w:lineRule="auto"/>
+              <w:rPr>
+                <w:rFonts w:ascii="黑体" w:eastAsia="黑体" w:hAnsi="黑体"/>
+                <w:sz w:val="24"/>
+                <w:szCs w:val="24"/>
+              </w:rPr>
+            </w:pPr>
+            <w:proofErr w:type="gramStart"/>
+            <w:r>
+              <w:rPr>
+                <w:rFonts w:ascii="黑体" w:eastAsia="黑体" w:hAnsi="黑体" w:cs="宋体" w:hint="eastAsia"/>
+                <w:sz w:val="24"/>
+                <w:szCs w:val="24"/>
+              </w:rPr>
+              <w:t>温州肯恩大学</w:t>
+            </w:r>
+            <w:proofErr w:type="gramEnd"/>
+            <w:r>
+              <w:rPr>
+                <w:rFonts w:ascii="黑体" w:eastAsia="黑体" w:hAnsi="黑体" w:cs="宋体" w:hint="eastAsia"/>
+                <w:sz w:val="24"/>
+                <w:szCs w:val="24"/>
+              </w:rPr>
+              <w:t>艺术团管弦乐团圆号手</w:t>
+            </w:r>
+          </w:p>
+          <w:p>
+            <w:pPr>
+              <w:pStyle w:val="a9"/>
+              <w:spacing w:line="276" w:lineRule="auto"/>
+              <w:rPr>
+                <w:color w:val="808080" w:themeColor="background1" w:themeShade="80"/>
+              </w:rPr>
+            </w:pPr>
+            <w:r>
+              <w:rPr>
+                <w:color w:val="808080" w:themeColor="background1" w:themeShade="80"/>
+              </w:rPr>
+              <w:t>SEPTEMBER 2022 — PRESENT</w:t>
+            </w:r>
+          </w:p>
+          <w:p>
+            <w:pPr>
+              <w:pStyle w:val="MainSectionsSpacing0"/>
+              <w:spacing w:line="276" w:lineRule="auto"/>
+            </w:pPr>
+          </w:p>
+          <w:p>
+            <w:pPr>
+              <w:pStyle w:val="2"/>
+              <w:spacing w:line="276" w:lineRule="auto"/>
+              <w:rPr>
+                <w:rFonts w:ascii="黑体" w:eastAsia="黑体" w:hAnsi="黑体"/>
+                <w:sz w:val="24"/>
+                <w:szCs w:val="24"/>
+              </w:rPr>
+            </w:pPr>
+            <w:proofErr w:type="gramStart"/>
+            <w:r>
+              <w:rPr>
+                <w:rFonts w:ascii="黑体" w:eastAsia="黑体" w:hAnsi="黑体" w:cs="宋体" w:hint="eastAsia"/>
+                <w:sz w:val="24"/>
+                <w:szCs w:val="24"/>
+              </w:rPr>
+              <w:t>温州肯恩大学</w:t>
+            </w:r>
+            <w:proofErr w:type="gramEnd"/>
+            <w:r>
+              <w:rPr>
+                <w:rFonts w:ascii="黑体" w:eastAsia="黑体" w:hAnsi="黑体" w:cs="宋体" w:hint="eastAsia"/>
+                <w:sz w:val="24"/>
+                <w:szCs w:val="24"/>
+              </w:rPr>
+              <w:t>艺术团</w:t>
+            </w:r>
+            <w:r>
+              <w:rPr>
+                <w:rFonts w:ascii="黑体" w:eastAsia="黑体" w:hAnsi="黑体" w:cs="宋体" w:hint="eastAsia"/>
+                <w:sz w:val="24"/>
+                <w:szCs w:val="24"/>
+              </w:rPr>
+              <w:t>“</w:t>
+            </w:r>
+            <w:r>
+              <w:rPr>
+                <w:rFonts w:ascii="黑体" w:eastAsia="黑体" w:hAnsi="黑体" w:cs="宋体" w:hint="eastAsia"/>
+                <w:sz w:val="24"/>
+                <w:szCs w:val="24"/>
+              </w:rPr>
+              <w:t>下沉年代</w:t>
+            </w:r>
+            <w:r>
+              <w:rPr>
+                <w:rFonts w:ascii="黑体" w:eastAsia="黑体" w:hAnsi="黑体" w:cs="宋体" w:hint="eastAsia"/>
+                <w:sz w:val="24"/>
+                <w:szCs w:val="24"/>
+              </w:rPr>
+              <w:t>”</w:t>
+            </w:r>
+            <w:r>
+              <w:rPr>
+                <w:rFonts w:ascii="黑体" w:eastAsia="黑体" w:hAnsi="黑体" w:cs="宋体" w:hint="eastAsia"/>
+                <w:sz w:val="24"/>
+                <w:szCs w:val="24"/>
+              </w:rPr>
+              <w:t>乐队键盘手</w:t>
+            </w:r>
+          </w:p>
+          <w:p>
+            <w:pPr>
+              <w:pStyle w:val="a9"/>
+              <w:pBdr>
+                <w:bottom w:val="single" w:sz="6" w:space="1" w:color="auto"/>
+              </w:pBdr>
+              <w:spacing w:line="276" w:lineRule="auto"/>
+              <w:rPr>
+                <w:rFonts w:eastAsiaTheme="minorEastAsia"/>
+                <w:color w:val="808080" w:themeColor="background1" w:themeShade="80"/>
+              </w:rPr>
+            </w:pPr>
+            <w:r>
+              <w:rPr>
+                <w:color w:val="808080" w:themeColor="background1" w:themeShade="80"/>
+              </w:rPr>
+              <w:t>2022 — 2023</w:t>
+            </w:r>
+          </w:p>
+          <w:p>
+            <w:pPr>
+              <w:pStyle w:val="a9"/>
+              <w:pBdr>
+                <w:bottom w:val="single" w:sz="6" w:space="1" w:color="auto"/>
+              </w:pBdr>
+              <w:spacing w:line="276" w:lineRule="auto"/>
+              <w:rPr>
+                <w:rFonts w:eastAsiaTheme="minorEastAsia"/>
+                <w:color w:val="808080" w:themeColor="background1" w:themeShade="80"/>
+                <w:sz w:val="4"/>
+                <w:szCs w:val="4"/>
+              </w:rPr>
+            </w:pPr>
+          </w:p>
+          <w:p>
+            <w:pPr>
+              <w:pStyle w:val="1"/>
+              <w:spacing w:line="276" w:lineRule="auto"/>
+              <w:rPr>
+                <w:rFonts w:ascii="宋体" w:eastAsia="宋体" w:hAnsi="宋体" w:cs="宋体" w:hint="eastAsia"/>
                 <w:color w:val="7030A0"/>
                 <w:sz w:val="4"/>
                 <w:szCs w:val="4"/>
@@ -2242,7 +2519,7 @@
               <w:spacing w:line="276" w:lineRule="auto"/>
               <w:ind w:firstLineChars="200" w:firstLine="442"/>
               <w:rPr>
-                <w:rFonts w:hint="eastAsia"/>
+                <w:rFonts w:ascii="宋体" w:eastAsia="宋体" w:hAnsi="宋体" w:cs="宋体"/>
                 <w:sz w:val="22"/>
                 <w:szCs w:val="22"/>
               </w:rPr>
@@ -2272,525 +2549,18 @@
               <w:spacing w:line="276" w:lineRule="auto"/>
               <w:ind w:firstLineChars="200" w:firstLine="442"/>
               <w:rPr>
-                <w:rFonts w:ascii="宋体" w:eastAsia="宋体" w:hAnsi="宋体" w:cs="宋体"/>
-                <w:sz w:val="22"/>
-                <w:szCs w:val="22"/>
-              </w:rPr>
-            </w:pPr>
-            <w:r>
-              <w:rPr>
                 <w:rFonts w:ascii="宋体" w:eastAsia="宋体" w:hAnsi="宋体" w:cs="宋体" w:hint="eastAsia"/>
                 <w:sz w:val="22"/>
                 <w:szCs w:val="22"/>
               </w:rPr>
-              <w:t>浙江省大学生艺术节二等奖</w:t>
-            </w:r>
-          </w:p>
-          <w:p>
-            <w:pPr>
-              <w:rPr>
-                <w:rFonts w:eastAsiaTheme="minorEastAsia" w:hint="eastAsia"/>
-                <w:sz w:val="4"/>
-                <w:szCs w:val="4"/>
-              </w:rPr>
-            </w:pPr>
-          </w:p>
-          <w:p>
-            <w:pPr>
-              <w:pStyle w:val="MainSectionsSpacing0"/>
-              <w:pBdr>
-                <w:bottom w:val="single" w:sz="6" w:space="1" w:color="auto"/>
-              </w:pBdr>
-              <w:spacing w:line="276" w:lineRule="auto"/>
-            </w:pPr>
-          </w:p>
-          <w:p>
-            <w:pPr>
-              <w:pStyle w:val="1"/>
-              <w:spacing w:line="276" w:lineRule="auto"/>
-              <w:rPr>
-                <w:rFonts w:ascii="宋体" w:eastAsia="宋体" w:hAnsi="宋体" w:cs="宋体"/>
-                <w:color w:val="7030A0"/>
-                <w:sz w:val="4"/>
-                <w:szCs w:val="4"/>
-              </w:rPr>
-            </w:pPr>
-          </w:p>
-          <w:p>
-            <w:pPr>
-              <w:pStyle w:val="1"/>
-              <w:spacing w:line="276" w:lineRule="auto"/>
-              <w:rPr>
-                <w:color w:val="7030A0"/>
-              </w:rPr>
             </w:pPr>
             <w:r>
               <w:rPr>
                 <w:rFonts w:ascii="宋体" w:eastAsia="宋体" w:hAnsi="宋体" w:cs="宋体" w:hint="eastAsia"/>
-                <w:color w:val="7030A0"/>
-              </w:rPr>
-              <w:t>相关经历</w:t>
-            </w:r>
-          </w:p>
-          <w:p>
-            <w:pPr>
-              <w:pStyle w:val="2"/>
-              <w:spacing w:line="276" w:lineRule="auto"/>
-              <w:ind w:firstLineChars="200" w:firstLine="482"/>
-              <w:rPr>
-                <w:sz w:val="24"/>
-                <w:szCs w:val="24"/>
-              </w:rPr>
-            </w:pPr>
-            <w:r>
-              <w:rPr>
-                <w:rFonts w:ascii="宋体" w:eastAsia="宋体" w:hAnsi="宋体" w:cs="宋体" w:hint="eastAsia"/>
-                <w:sz w:val="24"/>
-                <w:szCs w:val="24"/>
-              </w:rPr>
-              <w:t>自由音乐家</w:t>
-            </w:r>
-          </w:p>
-          <w:p>
-            <w:pPr>
-              <w:pStyle w:val="a9"/>
-              <w:spacing w:line="276" w:lineRule="auto"/>
-              <w:rPr>
-                <w:color w:val="808080" w:themeColor="background1" w:themeShade="80"/>
-              </w:rPr>
-            </w:pPr>
-            <w:r>
-              <w:rPr>
-                <w:color w:val="808080" w:themeColor="background1" w:themeShade="80"/>
-              </w:rPr>
-              <w:t>MARCH 202</w:t>
-            </w:r>
-            <w:r>
-              <w:rPr>
-                <w:color w:val="808080" w:themeColor="background1" w:themeShade="80"/>
-              </w:rPr>
-              <w:t>0</w:t>
-            </w:r>
-            <w:r>
-              <w:rPr>
-                <w:color w:val="808080" w:themeColor="background1" w:themeShade="80"/>
-              </w:rPr>
-              <w:t xml:space="preserve"> — PRESENT</w:t>
-            </w:r>
-          </w:p>
-          <w:p>
-            <w:pPr>
-              <w:spacing w:line="276" w:lineRule="auto"/>
-              <w:ind w:firstLineChars="200" w:firstLine="400"/>
-              <w:rPr>
-                <w:rFonts w:ascii="宋体" w:eastAsia="宋体" w:hAnsi="宋体" w:hint="eastAsia"/>
-                <w:sz w:val="20"/>
-                <w:szCs w:val="20"/>
-              </w:rPr>
-            </w:pPr>
-            <w:r>
-              <w:rPr>
-                <w:rFonts w:ascii="宋体" w:eastAsia="宋体" w:hAnsi="宋体" w:hint="eastAsia"/>
-                <w:sz w:val="20"/>
-                <w:szCs w:val="20"/>
-              </w:rPr>
-              <w:t>网</w:t>
-            </w:r>
-            <w:proofErr w:type="gramStart"/>
-            <w:r>
-              <w:rPr>
-                <w:rFonts w:ascii="宋体" w:eastAsia="宋体" w:hAnsi="宋体" w:hint="eastAsia"/>
-                <w:sz w:val="20"/>
-                <w:szCs w:val="20"/>
-              </w:rPr>
-              <w:t>易音乐人和腾讯音乐</w:t>
-            </w:r>
-            <w:proofErr w:type="gramEnd"/>
-            <w:r>
-              <w:rPr>
-                <w:rFonts w:ascii="宋体" w:eastAsia="宋体" w:hAnsi="宋体" w:hint="eastAsia"/>
-                <w:sz w:val="20"/>
-                <w:szCs w:val="20"/>
-              </w:rPr>
-              <w:t>人，目前已发行单曲20余首。作曲风格主要包括</w:t>
-            </w:r>
-            <w:r>
-              <w:rPr>
-                <w:rFonts w:ascii="宋体" w:eastAsia="宋体" w:hAnsi="宋体" w:hint="eastAsia"/>
-                <w:b/>
-                <w:bCs/>
-                <w:sz w:val="20"/>
-                <w:szCs w:val="20"/>
-              </w:rPr>
-              <w:t>电子音乐、管弦乐以及钢琴曲</w:t>
-            </w:r>
-            <w:r>
-              <w:rPr>
-                <w:rFonts w:ascii="宋体" w:eastAsia="宋体" w:hAnsi="宋体" w:hint="eastAsia"/>
-                <w:sz w:val="20"/>
-                <w:szCs w:val="20"/>
-              </w:rPr>
-              <w:t>。在</w:t>
-            </w:r>
-            <w:r>
-              <w:rPr>
-                <w:rFonts w:ascii="宋体" w:eastAsia="宋体" w:hAnsi="宋体" w:hint="eastAsia"/>
-                <w:b/>
-                <w:bCs/>
-                <w:sz w:val="20"/>
-                <w:szCs w:val="20"/>
-              </w:rPr>
-              <w:t>混音和母带</w:t>
-            </w:r>
-            <w:r>
-              <w:rPr>
-                <w:rFonts w:ascii="宋体" w:eastAsia="宋体" w:hAnsi="宋体" w:hint="eastAsia"/>
-                <w:sz w:val="20"/>
-                <w:szCs w:val="20"/>
-              </w:rPr>
-              <w:t>方面也有相关经验。</w:t>
-            </w:r>
-          </w:p>
-          <w:p>
-            <w:pPr>
-              <w:pStyle w:val="MainSectionsSpacing0"/>
-              <w:spacing w:line="276" w:lineRule="auto"/>
-            </w:pPr>
-          </w:p>
-          <w:p>
-            <w:pPr>
-              <w:pStyle w:val="2"/>
-              <w:spacing w:line="276" w:lineRule="auto"/>
-              <w:ind w:firstLineChars="200" w:firstLine="482"/>
-              <w:rPr>
-                <w:rFonts w:eastAsiaTheme="minorEastAsia"/>
-                <w:sz w:val="24"/>
-                <w:szCs w:val="24"/>
-              </w:rPr>
-            </w:pPr>
-            <w:proofErr w:type="gramStart"/>
-            <w:r>
-              <w:rPr>
-                <w:rFonts w:ascii="宋体" w:eastAsia="宋体" w:hAnsi="宋体" w:cs="宋体" w:hint="eastAsia"/>
-                <w:sz w:val="24"/>
-                <w:szCs w:val="24"/>
-              </w:rPr>
-              <w:t>温州肯恩大学</w:t>
-            </w:r>
-            <w:proofErr w:type="gramEnd"/>
-            <w:r>
-              <w:rPr>
-                <w:rFonts w:ascii="宋体" w:eastAsia="宋体" w:hAnsi="宋体" w:cs="宋体" w:hint="eastAsia"/>
-                <w:sz w:val="24"/>
-                <w:szCs w:val="24"/>
-              </w:rPr>
-              <w:t>艺术团管弦乐团圆号手</w:t>
-            </w:r>
-          </w:p>
-          <w:p>
-            <w:pPr>
-              <w:pStyle w:val="a9"/>
-              <w:spacing w:line="276" w:lineRule="auto"/>
-              <w:rPr>
-                <w:color w:val="808080" w:themeColor="background1" w:themeShade="80"/>
-              </w:rPr>
-            </w:pPr>
-            <w:r>
-              <w:rPr>
-                <w:color w:val="808080" w:themeColor="background1" w:themeShade="80"/>
-              </w:rPr>
-              <w:t>SEPTEMBER 2022 — PRESENT</w:t>
-            </w:r>
-          </w:p>
-          <w:p>
-            <w:pPr>
-              <w:pStyle w:val="MainSectionsSpacing0"/>
-              <w:spacing w:line="276" w:lineRule="auto"/>
-            </w:pPr>
-          </w:p>
-          <w:p>
-            <w:pPr>
-              <w:pStyle w:val="2"/>
-              <w:spacing w:line="276" w:lineRule="auto"/>
-              <w:ind w:firstLineChars="200" w:firstLine="482"/>
-              <w:rPr>
-                <w:rFonts w:eastAsiaTheme="minorEastAsia"/>
-                <w:sz w:val="24"/>
-                <w:szCs w:val="24"/>
-              </w:rPr>
-            </w:pPr>
-            <w:proofErr w:type="gramStart"/>
-            <w:r>
-              <w:rPr>
-                <w:rFonts w:ascii="宋体" w:eastAsia="宋体" w:hAnsi="宋体" w:cs="宋体" w:hint="eastAsia"/>
-                <w:sz w:val="24"/>
-                <w:szCs w:val="24"/>
-              </w:rPr>
-              <w:t>温州肯恩大学</w:t>
-            </w:r>
-            <w:proofErr w:type="gramEnd"/>
-            <w:r>
-              <w:rPr>
-                <w:rFonts w:ascii="宋体" w:eastAsia="宋体" w:hAnsi="宋体" w:cs="宋体" w:hint="eastAsia"/>
-                <w:sz w:val="24"/>
-                <w:szCs w:val="24"/>
-              </w:rPr>
-              <w:t>艺术团</w:t>
-            </w:r>
-            <w:r>
-              <w:rPr>
-                <w:rFonts w:ascii="宋体" w:eastAsia="宋体" w:hAnsi="宋体" w:cs="宋体" w:hint="eastAsia"/>
-                <w:sz w:val="24"/>
-                <w:szCs w:val="24"/>
-              </w:rPr>
-              <w:t>“</w:t>
-            </w:r>
-            <w:r>
-              <w:rPr>
-                <w:rFonts w:ascii="宋体" w:eastAsia="宋体" w:hAnsi="宋体" w:cs="宋体" w:hint="eastAsia"/>
-                <w:sz w:val="24"/>
-                <w:szCs w:val="24"/>
-              </w:rPr>
-              <w:t>下沉年代</w:t>
-            </w:r>
-            <w:r>
-              <w:rPr>
-                <w:rFonts w:ascii="宋体" w:eastAsia="宋体" w:hAnsi="宋体" w:cs="宋体" w:hint="eastAsia"/>
-                <w:sz w:val="24"/>
-                <w:szCs w:val="24"/>
-              </w:rPr>
-              <w:t>”</w:t>
-            </w:r>
-            <w:r>
-              <w:rPr>
-                <w:rFonts w:ascii="宋体" w:eastAsia="宋体" w:hAnsi="宋体" w:cs="宋体" w:hint="eastAsia"/>
-                <w:sz w:val="24"/>
-                <w:szCs w:val="24"/>
-              </w:rPr>
-              <w:t>乐队键盘手</w:t>
-            </w:r>
-          </w:p>
-          <w:p>
-            <w:pPr>
-              <w:pStyle w:val="a9"/>
-              <w:pBdr>
-                <w:bottom w:val="single" w:sz="6" w:space="1" w:color="auto"/>
-              </w:pBdr>
-              <w:spacing w:line="276" w:lineRule="auto"/>
-              <w:rPr>
-                <w:rFonts w:eastAsiaTheme="minorEastAsia"/>
-                <w:color w:val="808080" w:themeColor="background1" w:themeShade="80"/>
-              </w:rPr>
-            </w:pPr>
-            <w:r>
-              <w:rPr>
-                <w:color w:val="808080" w:themeColor="background1" w:themeShade="80"/>
-              </w:rPr>
-              <w:t>2022 — 2023</w:t>
-            </w:r>
-          </w:p>
-          <w:p>
-            <w:pPr>
-              <w:pStyle w:val="a9"/>
-              <w:pBdr>
-                <w:bottom w:val="single" w:sz="6" w:space="1" w:color="auto"/>
-              </w:pBdr>
-              <w:spacing w:line="276" w:lineRule="auto"/>
-              <w:rPr>
-                <w:rFonts w:eastAsiaTheme="minorEastAsia" w:hint="eastAsia"/>
-                <w:color w:val="808080" w:themeColor="background1" w:themeShade="80"/>
-                <w:sz w:val="4"/>
-                <w:szCs w:val="4"/>
-              </w:rPr>
-            </w:pPr>
-          </w:p>
-          <w:p>
-            <w:pPr>
-              <w:pStyle w:val="1"/>
-              <w:spacing w:line="276" w:lineRule="auto"/>
-              <w:rPr>
-                <w:rFonts w:ascii="宋体" w:eastAsia="宋体" w:hAnsi="宋体" w:cs="宋体"/>
-                <w:color w:val="7030A0"/>
-                <w:sz w:val="4"/>
-                <w:szCs w:val="4"/>
-              </w:rPr>
-            </w:pPr>
-          </w:p>
-          <w:p>
-            <w:pPr>
-              <w:pStyle w:val="1"/>
-              <w:spacing w:line="276" w:lineRule="auto"/>
-              <w:rPr>
-                <w:rFonts w:ascii="宋体" w:eastAsia="宋体" w:hAnsi="宋体" w:cs="宋体" w:hint="eastAsia"/>
-                <w:color w:val="7030A0"/>
-              </w:rPr>
-            </w:pPr>
-            <w:r>
-              <w:rPr>
-                <w:rFonts w:ascii="宋体" w:eastAsia="宋体" w:hAnsi="宋体" w:cs="宋体" w:hint="eastAsia"/>
-                <w:color w:val="7030A0"/>
-              </w:rPr>
-              <w:t>技</w:t>
-            </w:r>
-            <w:r>
-              <w:rPr>
-                <w:rFonts w:ascii="宋体" w:eastAsia="宋体" w:hAnsi="宋体" w:cs="宋体" w:hint="eastAsia"/>
-                <w:color w:val="7030A0"/>
-              </w:rPr>
-              <w:t>能综述</w:t>
-            </w:r>
-          </w:p>
-          <w:p>
-            <w:pPr>
-              <w:pStyle w:val="a9"/>
-              <w:spacing w:line="276" w:lineRule="auto"/>
-              <w:ind w:firstLineChars="200" w:firstLine="442"/>
-              <w:rPr>
-                <w:rFonts w:ascii="宋体" w:eastAsia="宋体" w:hAnsi="宋体" w:cs="宋体"/>
-                <w:b/>
-                <w:bCs/>
-                <w:color w:val="0D111A"/>
-                <w:spacing w:val="0"/>
                 <w:sz w:val="22"/>
                 <w:szCs w:val="22"/>
               </w:rPr>
-            </w:pPr>
-            <w:r>
-              <w:rPr>
-                <w:rFonts w:ascii="黑体" w:eastAsia="黑体" w:hAnsi="黑体" w:cs="宋体" w:hint="eastAsia"/>
-                <w:b/>
-                <w:bCs/>
-                <w:color w:val="0D111A"/>
-                <w:spacing w:val="0"/>
-                <w:sz w:val="22"/>
-                <w:szCs w:val="22"/>
-              </w:rPr>
-              <w:t>自学能力极强</w:t>
-            </w:r>
-            <w:r>
-              <w:rPr>
-                <w:rFonts w:ascii="宋体" w:eastAsia="宋体" w:hAnsi="宋体" w:cs="宋体" w:hint="eastAsia"/>
-                <w:b/>
-                <w:bCs/>
-                <w:color w:val="0D111A"/>
-                <w:spacing w:val="0"/>
-                <w:sz w:val="22"/>
-                <w:szCs w:val="22"/>
-              </w:rPr>
-              <w:t>：</w:t>
-            </w:r>
-            <w:r>
-              <w:rPr>
-                <w:rFonts w:ascii="宋体" w:eastAsia="宋体" w:hAnsi="宋体" w:cs="宋体" w:hint="eastAsia"/>
-                <w:color w:val="0D111A"/>
-                <w:spacing w:val="0"/>
-                <w:sz w:val="22"/>
-                <w:szCs w:val="22"/>
-              </w:rPr>
-              <w:t>UE5，Wwise，Steam Audio，作曲等</w:t>
-            </w:r>
-          </w:p>
-          <w:p>
-            <w:pPr>
-              <w:pStyle w:val="a9"/>
-              <w:spacing w:line="276" w:lineRule="auto"/>
-              <w:ind w:firstLineChars="200" w:firstLine="442"/>
-              <w:rPr>
-                <w:rFonts w:ascii="宋体" w:eastAsia="宋体" w:hAnsi="宋体" w:cs="宋体"/>
-                <w:color w:val="0D111A"/>
-                <w:spacing w:val="0"/>
-                <w:sz w:val="22"/>
-                <w:szCs w:val="22"/>
-              </w:rPr>
-            </w:pPr>
-            <w:r>
-              <w:rPr>
-                <w:rFonts w:ascii="黑体" w:eastAsia="黑体" w:hAnsi="黑体" w:cs="宋体" w:hint="eastAsia"/>
-                <w:b/>
-                <w:bCs/>
-                <w:color w:val="0D111A"/>
-                <w:spacing w:val="0"/>
-                <w:sz w:val="22"/>
-                <w:szCs w:val="22"/>
-              </w:rPr>
-              <w:t>英语水平优秀</w:t>
-            </w:r>
-            <w:r>
-              <w:rPr>
-                <w:rFonts w:ascii="宋体" w:eastAsia="宋体" w:hAnsi="宋体" w:cs="宋体" w:hint="eastAsia"/>
-                <w:b/>
-                <w:bCs/>
-                <w:color w:val="0D111A"/>
-                <w:spacing w:val="0"/>
-                <w:sz w:val="22"/>
-                <w:szCs w:val="22"/>
-              </w:rPr>
-              <w:t>：</w:t>
-            </w:r>
-            <w:r>
-              <w:rPr>
-                <w:rFonts w:ascii="宋体" w:eastAsia="宋体" w:hAnsi="宋体" w:cs="宋体" w:hint="eastAsia"/>
-                <w:color w:val="0D111A"/>
-                <w:spacing w:val="0"/>
-                <w:sz w:val="22"/>
-                <w:szCs w:val="22"/>
-              </w:rPr>
-              <w:t>无障碍阅读英语文档、视频、参与英文社区</w:t>
-            </w:r>
-          </w:p>
-          <w:p>
-            <w:pPr>
-              <w:pStyle w:val="a9"/>
-              <w:spacing w:line="276" w:lineRule="auto"/>
-              <w:ind w:firstLineChars="200" w:firstLine="442"/>
-              <w:rPr>
-                <w:rFonts w:eastAsiaTheme="minorEastAsia" w:hint="eastAsia"/>
-                <w:color w:val="808080" w:themeColor="background1" w:themeShade="80"/>
-              </w:rPr>
-            </w:pPr>
-            <w:r>
-              <w:rPr>
-                <w:rFonts w:ascii="黑体" w:eastAsia="黑体" w:hAnsi="黑体" w:cs="宋体" w:hint="eastAsia"/>
-                <w:b/>
-                <w:bCs/>
-                <w:color w:val="0D111A"/>
-                <w:spacing w:val="0"/>
-                <w:sz w:val="22"/>
-                <w:szCs w:val="22"/>
-              </w:rPr>
-              <w:t>游戏经验丰富</w:t>
-            </w:r>
-            <w:r>
-              <w:rPr>
-                <w:rFonts w:ascii="宋体" w:eastAsia="宋体" w:hAnsi="宋体" w:cs="宋体" w:hint="eastAsia"/>
-                <w:b/>
-                <w:bCs/>
-                <w:color w:val="0D111A"/>
-                <w:spacing w:val="0"/>
-                <w:sz w:val="22"/>
-                <w:szCs w:val="22"/>
-              </w:rPr>
-              <w:t>：</w:t>
-            </w:r>
-            <w:r>
-              <w:rPr>
-                <w:rFonts w:ascii="宋体" w:eastAsia="宋体" w:hAnsi="宋体" w:cs="宋体" w:hint="eastAsia"/>
-                <w:color w:val="0D111A"/>
-                <w:spacing w:val="0"/>
-                <w:sz w:val="22"/>
-                <w:szCs w:val="22"/>
-              </w:rPr>
-              <w:t>15年PC FPS游戏经历，品鉴各种类型游</w:t>
-            </w:r>
-            <w:r>
-              <w:rPr>
-                <w:rFonts w:ascii="宋体" w:eastAsia="宋体" w:hAnsi="宋体" w:cs="宋体" w:hint="eastAsia"/>
-                <w:color w:val="0D111A"/>
-                <w:spacing w:val="0"/>
-                <w:sz w:val="22"/>
-                <w:szCs w:val="22"/>
-              </w:rPr>
-              <w:t>戏</w:t>
+              <w:t>浙江省大学生艺术节二等奖</w:t>
             </w:r>
           </w:p>
         </w:tc>
@@ -2799,14 +2569,14 @@
     <w:p>
       <w:pPr>
         <w:rPr>
-          <w:rFonts w:eastAsiaTheme="minorEastAsia" w:hint="eastAsia"/>
+          <w:rFonts w:eastAsiaTheme="minorEastAsia"/>
         </w:rPr>
       </w:pPr>
     </w:p>
     <w:sectPr>
       <w:headerReference w:type="default" r:id="rId20"/>
       <w:pgSz w:w="11906" w:h="16838"/>
-      <w:pgMar w:top="454" w:right="1134" w:bottom="340" w:left="794" w:header="0" w:footer="0" w:gutter="0"/>
+      <w:pgMar w:top="680" w:right="1134" w:bottom="340" w:left="794" w:header="0" w:footer="0" w:gutter="0"/>
       <w:cols w:space="708"/>
       <w:docGrid w:linePitch="360"/>
     </w:sectPr>
@@ -3793,6 +3563,7 @@
     <w:name w:val="heading 3"/>
     <w:basedOn w:val="a"/>
     <w:next w:val="a"/>
+    <w:link w:val="30"/>
     <w:uiPriority w:val="9"/>
     <w:unhideWhenUsed/>
     <w:qFormat/>
@@ -4229,6 +4000,22 @@
       <w:szCs w:val="26"/>
     </w:rPr>
   </w:style>
+  <w:style w:type="character" w:customStyle="1" w:styleId="30">
+    <w:name w:val="标题 3 字符"/>
+    <w:basedOn w:val="a0"/>
+    <w:link w:val="3"/>
+    <w:uiPriority w:val="9"/>
+    <w:rsid w:val="00625613"/>
+    <w:rPr>
+      <w:rFonts w:ascii="PT Serif" w:eastAsia="PT Serif" w:hAnsi="PT Serif" w:cs="PT Serif"/>
+      <w:b/>
+      <w:bCs/>
+      <w:color w:val="FFFFFF"/>
+      <w:spacing w:val="4"/>
+      <w:sz w:val="22"/>
+      <w:szCs w:val="22"/>
+    </w:rPr>
+  </w:style>
 </w:styles>
 </file>
 

--- a/邹上豪简历-音频.docx
+++ b/邹上豪简历-音频.docx
@@ -171,16 +171,16 @@
           </w:p>
           <w:p>
             <w:pPr>
-              <w:pStyle w:val="3"/>
+              <w:pStyle w:val="Heading3"/>
               <w:spacing w:line="360" w:lineRule="auto"/>
               <w:rPr>
-                <w:rFonts w:ascii="宋体" w:eastAsia="宋体" w:hAnsi="宋体" w:cs="宋体" w:hint="eastAsia"/>
-              </w:rPr>
-            </w:pPr>
-          </w:p>
-          <w:p>
-            <w:pPr>
-              <w:pStyle w:val="3"/>
+                <w:rFonts w:ascii="宋体" w:eastAsia="宋体" w:hAnsi="宋体" w:cs="宋体"/>
+              </w:rPr>
+            </w:pPr>
+          </w:p>
+          <w:p>
+            <w:pPr>
+              <w:pStyle w:val="Heading3"/>
               <w:spacing w:line="360" w:lineRule="auto"/>
               <w:rPr>
                 <w:rFonts w:eastAsiaTheme="minorEastAsia"/>
@@ -290,19 +290,11 @@
                 <w:u w:val="single" w:color="FFFFFF"/>
               </w:rPr>
             </w:pPr>
-            <w:proofErr w:type="gramStart"/>
             <w:r>
               <w:rPr>
                 <w:rFonts w:ascii="宋体" w:eastAsia="宋体" w:hAnsi="宋体" w:cs="宋体" w:hint="eastAsia"/>
               </w:rPr>
-              <w:t>微信</w:t>
-            </w:r>
-            <w:proofErr w:type="gramEnd"/>
-            <w:r>
-              <w:rPr>
-                <w:rFonts w:ascii="宋体" w:eastAsia="宋体" w:hAnsi="宋体" w:cs="宋体" w:hint="eastAsia"/>
-              </w:rPr>
-              <w:t xml:space="preserve"> A</w:t>
+              <w:t>微信 A</w:t>
             </w:r>
             <w:r>
               <w:rPr>
@@ -313,7 +305,7 @@
           </w:p>
           <w:p>
             <w:pPr>
-              <w:pStyle w:val="3"/>
+              <w:pStyle w:val="Heading3"/>
               <w:spacing w:line="360" w:lineRule="auto"/>
               <w:rPr>
                 <w:rFonts w:eastAsiaTheme="minorEastAsia"/>
@@ -322,7 +314,7 @@
           </w:p>
           <w:p>
             <w:pPr>
-              <w:pStyle w:val="3"/>
+              <w:pStyle w:val="Heading3"/>
               <w:spacing w:line="360" w:lineRule="auto"/>
               <w:rPr>
                 <w:rFonts w:eastAsiaTheme="minorEastAsia"/>
@@ -341,56 +333,37 @@
               <w:spacing w:before="80" w:after="80" w:line="360" w:lineRule="auto"/>
               <w:rPr>
                 <w:rStyle w:val="Hyperlinksidebar"/>
-                <w:rFonts w:ascii="宋体" w:eastAsia="宋体" w:hAnsi="宋体" w:cs="宋体" w:hint="eastAsia"/>
+                <w:rFonts w:ascii="宋体" w:eastAsia="宋体" w:hAnsi="宋体" w:cs="宋体"/>
               </w:rPr>
             </w:pPr>
             <w:hyperlink r:id="rId11" w:anchor="/artist/album?id=34522483" w:history="1">
-              <w:proofErr w:type="gramStart"/>
               <w:r>
                 <w:rPr>
                   <w:rStyle w:val="Hyperlinksidebar"/>
                   <w:rFonts w:ascii="宋体" w:eastAsia="宋体" w:hAnsi="宋体" w:cs="宋体" w:hint="eastAsia"/>
                 </w:rPr>
-                <w:t>网易云歌手</w:t>
+                <w:t>网易云歌手页</w:t>
               </w:r>
-              <w:proofErr w:type="gramEnd"/>
+            </w:hyperlink>
+          </w:p>
+          <w:p>
+            <w:pPr>
+              <w:pStyle w:val="Sidebartext"/>
+              <w:spacing w:before="80" w:after="80" w:line="360" w:lineRule="auto"/>
+              <w:rPr>
+                <w:rStyle w:val="Hyperlinksidebar"/>
+                <w:rFonts w:ascii="宋体" w:eastAsia="宋体" w:hAnsi="宋体" w:cs="宋体"/>
+                <w:color w:val="FFFFFF" w:themeColor="background1"/>
+              </w:rPr>
+            </w:pPr>
+            <w:hyperlink r:id="rId12" w:history="1">
               <w:r>
                 <w:rPr>
-                  <w:rStyle w:val="Hyperlinksidebar"/>
-                  <w:rFonts w:ascii="宋体" w:eastAsia="宋体" w:hAnsi="宋体" w:cs="宋体" w:hint="eastAsia"/>
-                </w:rPr>
-                <w:t>页</w:t>
-              </w:r>
-            </w:hyperlink>
-          </w:p>
-          <w:p>
-            <w:pPr>
-              <w:pStyle w:val="Sidebartext"/>
-              <w:spacing w:before="80" w:after="80" w:line="360" w:lineRule="auto"/>
-              <w:rPr>
-                <w:rStyle w:val="Hyperlinksidebar"/>
-                <w:rFonts w:ascii="宋体" w:eastAsia="宋体" w:hAnsi="宋体" w:cs="宋体" w:hint="eastAsia"/>
-                <w:color w:val="FFFFFF" w:themeColor="background1"/>
-              </w:rPr>
-            </w:pPr>
-            <w:hyperlink r:id="rId12" w:history="1">
-              <w:proofErr w:type="gramStart"/>
-              <w:r>
-                <w:rPr>
-                  <w:rStyle w:val="a5"/>
+                  <w:rStyle w:val="Hyperlink"/>
                   <w:rFonts w:ascii="宋体" w:eastAsia="宋体" w:hAnsi="宋体" w:cs="宋体" w:hint="eastAsia"/>
                   <w:color w:val="FFFFFF" w:themeColor="background1"/>
                 </w:rPr>
-                <w:t>酷狗歌手</w:t>
-              </w:r>
-              <w:proofErr w:type="gramEnd"/>
-              <w:r>
-                <w:rPr>
-                  <w:rStyle w:val="a5"/>
-                  <w:rFonts w:ascii="宋体" w:eastAsia="宋体" w:hAnsi="宋体" w:cs="宋体" w:hint="eastAsia"/>
-                  <w:color w:val="FFFFFF" w:themeColor="background1"/>
-                </w:rPr>
-                <w:t>页</w:t>
+                <w:t>酷狗歌手页</w:t>
               </w:r>
             </w:hyperlink>
           </w:p>
@@ -416,7 +389,7 @@
               <w:pStyle w:val="Sidebartext"/>
               <w:spacing w:before="80" w:after="80" w:line="360" w:lineRule="auto"/>
               <w:rPr>
-                <w:rStyle w:val="a5"/>
+                <w:rStyle w:val="Hyperlink"/>
                 <w:rFonts w:eastAsiaTheme="minorEastAsia"/>
                 <w:color w:val="FFFFFF" w:themeColor="background1"/>
               </w:rPr>
@@ -454,7 +427,7 @@
             </w:r>
             <w:r>
               <w:rPr>
-                <w:rStyle w:val="a5"/>
+                <w:rStyle w:val="Hyperlink"/>
                 <w:rFonts w:eastAsiaTheme="minorEastAsia" w:hint="eastAsia"/>
                 <w:color w:val="FFFFFF" w:themeColor="background1"/>
               </w:rPr>
@@ -462,7 +435,7 @@
             </w:r>
             <w:r>
               <w:rPr>
-                <w:rStyle w:val="a5"/>
+                <w:rStyle w:val="Hyperlink"/>
                 <w:rFonts w:eastAsiaTheme="minorEastAsia" w:hint="eastAsia"/>
                 <w:color w:val="FFFFFF" w:themeColor="background1"/>
               </w:rPr>
@@ -471,7 +444,7 @@
           </w:p>
           <w:p>
             <w:pPr>
-              <w:pStyle w:val="3"/>
+              <w:pStyle w:val="Heading3"/>
               <w:rPr>
                 <w:rFonts w:ascii="Lato" w:eastAsiaTheme="minorEastAsia" w:hAnsi="Lato" w:cs="Lato"/>
                 <w:b w:val="0"/>
@@ -499,7 +472,7 @@
           </w:p>
           <w:p>
             <w:pPr>
-              <w:pStyle w:val="3"/>
+              <w:pStyle w:val="Heading3"/>
               <w:rPr>
                 <w:rFonts w:ascii="黑体" w:eastAsia="黑体" w:hAnsi="黑体"/>
                 <w:color w:val="FFFFFF" w:themeColor="background1"/>
@@ -516,7 +489,7 @@
           <w:p>
             <w:pPr>
               <w:rPr>
-                <w:rFonts w:eastAsiaTheme="minorEastAsia" w:hint="eastAsia"/>
+                <w:rFonts w:eastAsiaTheme="minorEastAsia"/>
                 <w:color w:val="FFFFFF" w:themeColor="background1"/>
                 <w:sz w:val="16"/>
                 <w:szCs w:val="16"/>
@@ -558,7 +531,7 @@
           <w:p>
             <w:pPr>
               <w:rPr>
-                <w:rFonts w:ascii="黑体" w:eastAsia="黑体" w:hAnsi="黑体" w:hint="eastAsia"/>
+                <w:rFonts w:ascii="黑体" w:eastAsia="黑体" w:hAnsi="黑体"/>
                 <w:b/>
                 <w:bCs/>
                 <w:color w:val="FFFFFF" w:themeColor="background1"/>
@@ -602,7 +575,7 @@
           <w:p>
             <w:pPr>
               <w:rPr>
-                <w:rFonts w:ascii="黑体" w:eastAsia="黑体" w:hAnsi="黑体" w:hint="eastAsia"/>
+                <w:rFonts w:ascii="黑体" w:eastAsia="黑体" w:hAnsi="黑体"/>
                 <w:b/>
                 <w:bCs/>
                 <w:color w:val="FFFFFF" w:themeColor="background1"/>
@@ -622,9 +595,9 @@
           </w:p>
           <w:p>
             <w:pPr>
-              <w:pStyle w:val="3"/>
-              <w:rPr>
-                <w:rFonts w:ascii="宋体" w:eastAsia="宋体" w:hAnsi="宋体" w:cs="宋体" w:hint="eastAsia"/>
+              <w:pStyle w:val="Heading3"/>
+              <w:rPr>
+                <w:rFonts w:ascii="宋体" w:eastAsia="宋体" w:hAnsi="宋体" w:cs="宋体"/>
               </w:rPr>
             </w:pPr>
           </w:p>
@@ -1148,7 +1121,7 @@
                   <w:pPr>
                     <w:pStyle w:val="SkillTitle"/>
                     <w:rPr>
-                      <w:rFonts w:ascii="宋体" w:eastAsia="宋体" w:hAnsi="宋体" w:cs="宋体" w:hint="eastAsia"/>
+                      <w:rFonts w:ascii="宋体" w:eastAsia="宋体" w:hAnsi="宋体" w:cs="宋体"/>
                     </w:rPr>
                   </w:pPr>
                 </w:p>
@@ -1273,9 +1246,6 @@
           <w:p>
             <w:pPr>
               <w:pStyle w:val="SkillSpacing"/>
-              <w:rPr>
-                <w:rFonts w:hint="eastAsia"/>
-              </w:rPr>
             </w:pPr>
           </w:p>
           <w:p>
@@ -1296,18 +1266,18 @@
           </w:tcPr>
           <w:p>
             <w:pPr>
-              <w:pStyle w:val="1"/>
-              <w:spacing w:line="276" w:lineRule="auto"/>
+              <w:pStyle w:val="Heading1"/>
+              <w:spacing w:line="276" w:lineRule="auto"/>
+              <w:rPr>
+                <w:rFonts w:ascii="宋体" w:eastAsia="宋体" w:hAnsi="宋体"/>
+                <w:color w:val="7030A0"/>
+              </w:rPr>
+            </w:pPr>
+            <w:r>
               <w:rPr>
                 <w:rFonts w:ascii="宋体" w:eastAsia="宋体" w:hAnsi="宋体" w:hint="eastAsia"/>
                 <w:color w:val="7030A0"/>
               </w:rPr>
-            </w:pPr>
-            <w:r>
-              <w:rPr>
-                <w:rFonts w:ascii="宋体" w:eastAsia="宋体" w:hAnsi="宋体" w:hint="eastAsia"/>
-                <w:color w:val="7030A0"/>
-              </w:rPr>
               <w:t>简介</w:t>
             </w:r>
           </w:p>
@@ -1316,7 +1286,7 @@
               <w:spacing w:line="276" w:lineRule="auto"/>
               <w:ind w:firstLineChars="200" w:firstLine="402"/>
               <w:rPr>
-                <w:rFonts w:ascii="宋体" w:eastAsia="宋体" w:hAnsi="宋体" w:hint="eastAsia"/>
+                <w:rFonts w:ascii="宋体" w:eastAsia="宋体" w:hAnsi="宋体"/>
                 <w:sz w:val="20"/>
                 <w:szCs w:val="20"/>
               </w:rPr>
@@ -1334,7 +1304,7 @@
             <w:hyperlink r:id="rId14" w:history="1">
               <w:r>
                 <w:rPr>
-                  <w:rStyle w:val="a5"/>
+                  <w:rStyle w:val="Hyperlink"/>
                   <w:rFonts w:ascii="宋体" w:eastAsia="宋体" w:hAnsi="宋体"/>
                   <w:b/>
                   <w:bCs/>
@@ -1380,7 +1350,7 @@
               <w:spacing w:line="276" w:lineRule="auto"/>
               <w:ind w:firstLineChars="200" w:firstLine="400"/>
               <w:rPr>
-                <w:rFonts w:ascii="宋体" w:eastAsia="宋体" w:hAnsi="宋体" w:hint="eastAsia"/>
+                <w:rFonts w:ascii="宋体" w:eastAsia="宋体" w:hAnsi="宋体"/>
                 <w:sz w:val="20"/>
                 <w:szCs w:val="20"/>
               </w:rPr>
@@ -1401,7 +1371,7 @@
               </w:pBdr>
               <w:spacing w:line="276" w:lineRule="auto"/>
               <w:rPr>
-                <w:rFonts w:ascii="宋体" w:eastAsia="宋体" w:hAnsi="宋体" w:hint="eastAsia"/>
+                <w:rFonts w:ascii="宋体" w:eastAsia="宋体" w:hAnsi="宋体"/>
                 <w:sz w:val="4"/>
                 <w:szCs w:val="4"/>
               </w:rPr>
@@ -1409,10 +1379,10 @@
           </w:p>
           <w:p>
             <w:pPr>
-              <w:pStyle w:val="1"/>
-              <w:spacing w:line="276" w:lineRule="auto"/>
-              <w:rPr>
-                <w:rFonts w:ascii="宋体" w:eastAsia="宋体" w:hAnsi="宋体" w:cs="宋体" w:hint="eastAsia"/>
+              <w:pStyle w:val="Heading1"/>
+              <w:spacing w:line="276" w:lineRule="auto"/>
+              <w:rPr>
+                <w:rFonts w:ascii="宋体" w:eastAsia="宋体" w:hAnsi="宋体" w:cs="宋体"/>
                 <w:color w:val="7030A0"/>
                 <w:sz w:val="4"/>
                 <w:szCs w:val="4"/>
@@ -1421,7 +1391,7 @@
           </w:p>
           <w:p>
             <w:pPr>
-              <w:pStyle w:val="1"/>
+              <w:pStyle w:val="Heading1"/>
               <w:spacing w:line="276" w:lineRule="auto"/>
               <w:rPr>
                 <w:color w:val="7030A0"/>
@@ -1437,10 +1407,10 @@
           </w:p>
           <w:p>
             <w:pPr>
-              <w:pStyle w:val="2"/>
-              <w:spacing w:line="276" w:lineRule="auto"/>
-              <w:rPr>
-                <w:rFonts w:ascii="黑体" w:eastAsia="黑体" w:hAnsi="黑体" w:hint="eastAsia"/>
+              <w:pStyle w:val="Heading2"/>
+              <w:spacing w:line="276" w:lineRule="auto"/>
+              <w:rPr>
+                <w:rFonts w:ascii="黑体" w:eastAsia="黑体" w:hAnsi="黑体"/>
                 <w:sz w:val="24"/>
                 <w:szCs w:val="24"/>
               </w:rPr>
@@ -1451,22 +1421,12 @@
                 <w:sz w:val="24"/>
                 <w:szCs w:val="24"/>
               </w:rPr>
-              <w:t>计算机科学与技术本科，</w:t>
-            </w:r>
-            <w:proofErr w:type="gramStart"/>
-            <w:r>
-              <w:rPr>
-                <w:rFonts w:ascii="黑体" w:eastAsia="黑体" w:hAnsi="黑体" w:cs="宋体" w:hint="eastAsia"/>
-                <w:sz w:val="24"/>
-                <w:szCs w:val="24"/>
-              </w:rPr>
-              <w:t>温州肯恩大学</w:t>
-            </w:r>
-            <w:proofErr w:type="gramEnd"/>
-          </w:p>
-          <w:p>
-            <w:pPr>
-              <w:pStyle w:val="a9"/>
+              <w:t>计算机科学与技术本科，温州肯恩大学</w:t>
+            </w:r>
+          </w:p>
+          <w:p>
+            <w:pPr>
+              <w:pStyle w:val="Date"/>
               <w:pBdr>
                 <w:bottom w:val="single" w:sz="6" w:space="1" w:color="auto"/>
               </w:pBdr>
@@ -1485,7 +1445,7 @@
           </w:p>
           <w:p>
             <w:pPr>
-              <w:pStyle w:val="a9"/>
+              <w:pStyle w:val="Date"/>
               <w:pBdr>
                 <w:bottom w:val="single" w:sz="6" w:space="1" w:color="auto"/>
               </w:pBdr>
@@ -1500,10 +1460,10 @@
           </w:p>
           <w:p>
             <w:pPr>
-              <w:pStyle w:val="1"/>
-              <w:spacing w:line="276" w:lineRule="auto"/>
-              <w:rPr>
-                <w:rFonts w:ascii="宋体" w:eastAsia="宋体" w:hAnsi="宋体" w:cs="宋体" w:hint="eastAsia"/>
+              <w:pStyle w:val="Heading1"/>
+              <w:spacing w:line="276" w:lineRule="auto"/>
+              <w:rPr>
+                <w:rFonts w:ascii="宋体" w:eastAsia="宋体" w:hAnsi="宋体" w:cs="宋体"/>
                 <w:color w:val="7030A0"/>
                 <w:sz w:val="4"/>
                 <w:szCs w:val="4"/>
@@ -1512,7 +1472,7 @@
           </w:p>
           <w:p>
             <w:pPr>
-              <w:pStyle w:val="1"/>
+              <w:pStyle w:val="Heading1"/>
               <w:spacing w:line="276" w:lineRule="auto"/>
               <w:rPr>
                 <w:color w:val="7030A0"/>
@@ -1535,10 +1495,10 @@
           </w:p>
           <w:p>
             <w:pPr>
-              <w:pStyle w:val="2"/>
-              <w:spacing w:line="276" w:lineRule="auto"/>
-              <w:rPr>
-                <w:rFonts w:ascii="黑体" w:eastAsia="黑体" w:hAnsi="黑体" w:hint="eastAsia"/>
+              <w:pStyle w:val="Heading2"/>
+              <w:spacing w:line="276" w:lineRule="auto"/>
+              <w:rPr>
+                <w:rFonts w:ascii="黑体" w:eastAsia="黑体" w:hAnsi="黑体"/>
                 <w:sz w:val="24"/>
                 <w:szCs w:val="24"/>
               </w:rPr>
@@ -1570,7 +1530,7 @@
           </w:p>
           <w:p>
             <w:pPr>
-              <w:pStyle w:val="a9"/>
+              <w:pStyle w:val="Date"/>
               <w:spacing w:line="276" w:lineRule="auto"/>
               <w:rPr>
                 <w:color w:val="808080" w:themeColor="background1" w:themeShade="80"/>
@@ -1588,7 +1548,7 @@
               <w:spacing w:line="276" w:lineRule="auto"/>
               <w:ind w:firstLineChars="200" w:firstLine="400"/>
               <w:rPr>
-                <w:rFonts w:ascii="宋体" w:eastAsia="宋体" w:hAnsi="宋体" w:hint="eastAsia"/>
+                <w:rFonts w:ascii="宋体" w:eastAsia="宋体" w:hAnsi="宋体"/>
                 <w:sz w:val="20"/>
                 <w:szCs w:val="20"/>
               </w:rPr>
@@ -1604,7 +1564,7 @@
             <w:hyperlink r:id="rId15" w:history="1">
               <w:r>
                 <w:rPr>
-                  <w:rStyle w:val="a5"/>
+                  <w:rStyle w:val="Hyperlink"/>
                   <w:rFonts w:eastAsiaTheme="minorEastAsia" w:hint="eastAsia"/>
                   <w:i/>
                   <w:iCs/>
@@ -1621,7 +1581,7 @@
             <w:hyperlink r:id="rId16" w:history="1">
               <w:r>
                 <w:rPr>
-                  <w:rStyle w:val="a5"/>
+                  <w:rStyle w:val="Hyperlink"/>
                   <w:rFonts w:eastAsiaTheme="minorEastAsia" w:hint="eastAsia"/>
                   <w:i/>
                   <w:iCs/>
@@ -1630,7 +1590,7 @@
               </w:r>
               <w:r>
                 <w:rPr>
-                  <w:rStyle w:val="a5"/>
+                  <w:rStyle w:val="Hyperlink"/>
                   <w:rFonts w:eastAsiaTheme="minorEastAsia"/>
                   <w:i/>
                   <w:iCs/>
@@ -1639,7 +1599,7 @@
               </w:r>
               <w:r>
                 <w:rPr>
-                  <w:rStyle w:val="a5"/>
+                  <w:rStyle w:val="Hyperlink"/>
                   <w:rFonts w:eastAsiaTheme="minorEastAsia" w:hint="eastAsia"/>
                   <w:i/>
                   <w:iCs/>
@@ -1653,7 +1613,7 @@
               <w:spacing w:line="276" w:lineRule="auto"/>
               <w:ind w:firstLineChars="200" w:firstLine="400"/>
               <w:rPr>
-                <w:rFonts w:ascii="宋体" w:eastAsia="宋体" w:hAnsi="宋体" w:hint="eastAsia"/>
+                <w:rFonts w:ascii="宋体" w:eastAsia="宋体" w:hAnsi="宋体"/>
                 <w:sz w:val="20"/>
                 <w:szCs w:val="20"/>
               </w:rPr>
@@ -1669,7 +1629,7 @@
             <w:hyperlink r:id="rId17" w:history="1">
               <w:r>
                 <w:rPr>
-                  <w:rStyle w:val="a5"/>
+                  <w:rStyle w:val="Hyperlink"/>
                   <w:rFonts w:ascii="宋体" w:eastAsia="宋体" w:hAnsi="宋体" w:hint="eastAsia"/>
                   <w:b/>
                   <w:bCs/>
@@ -1738,215 +1698,214 @@
           </w:p>
           <w:p>
             <w:pPr>
-              <w:pStyle w:val="2"/>
-              <w:spacing w:line="276" w:lineRule="auto"/>
-              <w:rPr>
-                <w:rFonts w:ascii="黑体" w:eastAsia="黑体" w:hAnsi="黑体" w:hint="eastAsia"/>
+              <w:pStyle w:val="Heading2"/>
+              <w:spacing w:line="276" w:lineRule="auto"/>
+              <w:rPr>
+                <w:rFonts w:ascii="黑体" w:eastAsia="黑体" w:hAnsi="黑体"/>
                 <w:sz w:val="24"/>
                 <w:szCs w:val="24"/>
               </w:rPr>
             </w:pPr>
-            <w:proofErr w:type="gramStart"/>
             <w:r>
               <w:rPr>
                 <w:rFonts w:ascii="黑体" w:eastAsia="黑体" w:hAnsi="黑体" w:cs="宋体" w:hint="eastAsia"/>
                 <w:sz w:val="24"/>
                 <w:szCs w:val="24"/>
               </w:rPr>
-              <w:t>肯恩网络</w:t>
-            </w:r>
-            <w:proofErr w:type="gramEnd"/>
+              <w:t>肯恩网络科技（上海）有限公司实习-音频程序</w:t>
+            </w:r>
+          </w:p>
+          <w:p>
+            <w:pPr>
+              <w:pStyle w:val="Date"/>
+              <w:spacing w:line="276" w:lineRule="auto"/>
+              <w:rPr>
+                <w:color w:val="808080" w:themeColor="background1" w:themeShade="80"/>
+              </w:rPr>
+            </w:pPr>
+            <w:r>
+              <w:rPr>
+                <w:color w:val="808080" w:themeColor="background1" w:themeShade="80"/>
+              </w:rPr>
+              <w:t>2024</w:t>
+            </w:r>
+            <w:r>
+              <w:rPr>
+                <w:color w:val="808080" w:themeColor="background1" w:themeShade="80"/>
+              </w:rPr>
+              <w:t xml:space="preserve"> — </w:t>
+            </w:r>
+            <w:r>
+              <w:rPr>
+                <w:color w:val="808080" w:themeColor="background1" w:themeShade="80"/>
+              </w:rPr>
+              <w:t>PRESENT</w:t>
+            </w:r>
+          </w:p>
+          <w:p>
+            <w:pPr>
+              <w:spacing w:line="276" w:lineRule="auto"/>
+              <w:ind w:firstLineChars="200" w:firstLine="402"/>
+              <w:rPr>
+                <w:rFonts w:ascii="宋体" w:eastAsia="宋体" w:hAnsi="宋体"/>
+                <w:sz w:val="20"/>
+                <w:szCs w:val="20"/>
+              </w:rPr>
+            </w:pPr>
+            <w:r>
+              <w:rPr>
+                <w:rFonts w:ascii="宋体" w:eastAsia="宋体" w:hAnsi="宋体" w:hint="eastAsia"/>
+                <w:b/>
+                <w:bCs/>
+                <w:sz w:val="20"/>
+                <w:szCs w:val="20"/>
+              </w:rPr>
+              <w:t>UE5</w:t>
+            </w:r>
+            <w:r>
+              <w:rPr>
+                <w:rFonts w:ascii="宋体" w:eastAsia="宋体" w:hAnsi="宋体" w:hint="eastAsia"/>
+                <w:sz w:val="20"/>
+                <w:szCs w:val="20"/>
+              </w:rPr>
+              <w:t>赛博朋克A</w:t>
+            </w:r>
+            <w:r>
+              <w:rPr>
+                <w:rFonts w:ascii="宋体" w:eastAsia="宋体" w:hAnsi="宋体"/>
+                <w:sz w:val="20"/>
+                <w:szCs w:val="20"/>
+              </w:rPr>
+              <w:t>CT</w:t>
+            </w:r>
+            <w:r>
+              <w:rPr>
+                <w:rFonts w:ascii="宋体" w:eastAsia="宋体" w:hAnsi="宋体" w:hint="eastAsia"/>
+                <w:sz w:val="20"/>
+                <w:szCs w:val="20"/>
+              </w:rPr>
+              <w:t>游戏项目</w:t>
+            </w:r>
+          </w:p>
+          <w:p>
+            <w:pPr>
+              <w:spacing w:line="276" w:lineRule="auto"/>
+              <w:ind w:firstLineChars="200" w:firstLine="402"/>
+              <w:rPr>
+                <w:rFonts w:ascii="宋体" w:eastAsia="宋体" w:hAnsi="宋体"/>
+                <w:b/>
+                <w:bCs/>
+                <w:sz w:val="20"/>
+                <w:szCs w:val="20"/>
+              </w:rPr>
+            </w:pPr>
+            <w:r>
+              <w:rPr>
+                <w:rFonts w:ascii="宋体" w:eastAsia="宋体" w:hAnsi="宋体" w:hint="eastAsia"/>
+                <w:b/>
+                <w:bCs/>
+                <w:sz w:val="20"/>
+                <w:szCs w:val="20"/>
+              </w:rPr>
+              <w:t>集成Wwise和Steam Audio空间音频插件</w:t>
+            </w:r>
+          </w:p>
+          <w:p>
+            <w:pPr>
+              <w:spacing w:line="276" w:lineRule="auto"/>
+              <w:ind w:firstLineChars="200" w:firstLine="400"/>
+              <w:rPr>
+                <w:rFonts w:ascii="宋体" w:eastAsia="宋体" w:hAnsi="宋体"/>
+                <w:sz w:val="20"/>
+                <w:szCs w:val="20"/>
+              </w:rPr>
+            </w:pPr>
+            <w:r>
+              <w:rPr>
+                <w:rFonts w:ascii="宋体" w:eastAsia="宋体" w:hAnsi="宋体" w:hint="eastAsia"/>
+                <w:sz w:val="20"/>
+                <w:szCs w:val="20"/>
+              </w:rPr>
+              <w:t>集成系统级</w:t>
+            </w:r>
+            <w:r>
+              <w:rPr>
+                <w:rFonts w:ascii="宋体" w:eastAsia="宋体" w:hAnsi="宋体" w:hint="eastAsia"/>
+                <w:b/>
+                <w:bCs/>
+                <w:sz w:val="20"/>
+                <w:szCs w:val="20"/>
+              </w:rPr>
+              <w:t>空间</w:t>
+            </w:r>
+            <w:r>
+              <w:rPr>
+                <w:rFonts w:ascii="宋体" w:eastAsia="宋体" w:hAnsi="宋体" w:hint="eastAsia"/>
+                <w:b/>
+                <w:bCs/>
+                <w:sz w:val="20"/>
+                <w:szCs w:val="20"/>
+              </w:rPr>
+              <w:t>音效</w:t>
+            </w:r>
+            <w:r>
+              <w:rPr>
+                <w:rFonts w:ascii="宋体" w:eastAsia="宋体" w:hAnsi="宋体" w:hint="eastAsia"/>
+                <w:sz w:val="20"/>
+                <w:szCs w:val="20"/>
+              </w:rPr>
+              <w:t>（Dolby Atmos/Windows Sonic）</w:t>
+            </w:r>
+          </w:p>
+          <w:p>
+            <w:pPr>
+              <w:spacing w:line="276" w:lineRule="auto"/>
+              <w:ind w:firstLineChars="200" w:firstLine="400"/>
+              <w:rPr>
+                <w:rFonts w:ascii="宋体" w:eastAsia="宋体" w:hAnsi="宋体" w:hint="eastAsia"/>
+                <w:sz w:val="20"/>
+                <w:szCs w:val="20"/>
+              </w:rPr>
+            </w:pPr>
+            <w:r>
+              <w:rPr>
+                <w:rFonts w:ascii="宋体" w:eastAsia="宋体" w:hAnsi="宋体" w:hint="eastAsia"/>
+                <w:sz w:val="20"/>
+                <w:szCs w:val="20"/>
+              </w:rPr>
+              <w:t>与策划、美术对接合作，编写技术文档</w:t>
+            </w:r>
+          </w:p>
+          <w:p>
+            <w:pPr>
+              <w:pStyle w:val="Heading2"/>
+              <w:spacing w:line="276" w:lineRule="auto"/>
+              <w:rPr>
+                <w:rFonts w:ascii="黑体" w:eastAsia="黑体" w:hAnsi="黑体"/>
+                <w:sz w:val="24"/>
+                <w:szCs w:val="24"/>
+              </w:rPr>
+            </w:pPr>
             <w:r>
               <w:rPr>
                 <w:rFonts w:ascii="黑体" w:eastAsia="黑体" w:hAnsi="黑体" w:cs="宋体" w:hint="eastAsia"/>
                 <w:sz w:val="24"/>
                 <w:szCs w:val="24"/>
               </w:rPr>
-              <w:t>科技（上海）有限公司实习-音频程序</w:t>
-            </w:r>
-          </w:p>
-          <w:p>
-            <w:pPr>
-              <w:pStyle w:val="a9"/>
-              <w:spacing w:line="276" w:lineRule="auto"/>
-              <w:rPr>
-                <w:color w:val="808080" w:themeColor="background1" w:themeShade="80"/>
-              </w:rPr>
-            </w:pPr>
-            <w:r>
-              <w:rPr>
-                <w:color w:val="808080" w:themeColor="background1" w:themeShade="80"/>
-              </w:rPr>
-              <w:t>2024</w:t>
-            </w:r>
-            <w:r>
-              <w:rPr>
-                <w:color w:val="808080" w:themeColor="background1" w:themeShade="80"/>
-              </w:rPr>
-              <w:t xml:space="preserve"> — </w:t>
-            </w:r>
-            <w:r>
-              <w:rPr>
-                <w:color w:val="808080" w:themeColor="background1" w:themeShade="80"/>
-              </w:rPr>
-              <w:t>PRESENT</w:t>
-            </w:r>
-          </w:p>
-          <w:p>
-            <w:pPr>
-              <w:spacing w:line="276" w:lineRule="auto"/>
-              <w:ind w:firstLineChars="200" w:firstLine="402"/>
-              <w:rPr>
-                <w:rFonts w:ascii="宋体" w:eastAsia="宋体" w:hAnsi="宋体" w:hint="eastAsia"/>
-                <w:sz w:val="20"/>
-                <w:szCs w:val="20"/>
-              </w:rPr>
-            </w:pPr>
-            <w:r>
-              <w:rPr>
-                <w:rFonts w:ascii="宋体" w:eastAsia="宋体" w:hAnsi="宋体" w:hint="eastAsia"/>
-                <w:b/>
-                <w:bCs/>
-                <w:sz w:val="20"/>
-                <w:szCs w:val="20"/>
-              </w:rPr>
-              <w:t>UE5</w:t>
-            </w:r>
-            <w:r>
-              <w:rPr>
-                <w:rFonts w:ascii="宋体" w:eastAsia="宋体" w:hAnsi="宋体" w:hint="eastAsia"/>
-                <w:sz w:val="20"/>
-                <w:szCs w:val="20"/>
-              </w:rPr>
-              <w:t>赛博朋克A</w:t>
-            </w:r>
-            <w:r>
-              <w:rPr>
-                <w:rFonts w:ascii="宋体" w:eastAsia="宋体" w:hAnsi="宋体"/>
-                <w:sz w:val="20"/>
-                <w:szCs w:val="20"/>
-              </w:rPr>
-              <w:t>CT</w:t>
-            </w:r>
-            <w:r>
-              <w:rPr>
-                <w:rFonts w:ascii="宋体" w:eastAsia="宋体" w:hAnsi="宋体" w:hint="eastAsia"/>
-                <w:sz w:val="20"/>
-                <w:szCs w:val="20"/>
-              </w:rPr>
-              <w:t>游戏项目</w:t>
-            </w:r>
-          </w:p>
-          <w:p>
-            <w:pPr>
-              <w:spacing w:line="276" w:lineRule="auto"/>
-              <w:ind w:firstLineChars="200" w:firstLine="402"/>
-              <w:rPr>
-                <w:rFonts w:ascii="宋体" w:eastAsia="宋体" w:hAnsi="宋体" w:hint="eastAsia"/>
-                <w:b/>
-                <w:bCs/>
-                <w:sz w:val="20"/>
-                <w:szCs w:val="20"/>
-              </w:rPr>
-            </w:pPr>
-            <w:r>
-              <w:rPr>
-                <w:rFonts w:ascii="宋体" w:eastAsia="宋体" w:hAnsi="宋体" w:hint="eastAsia"/>
-                <w:b/>
-                <w:bCs/>
-                <w:sz w:val="20"/>
-                <w:szCs w:val="20"/>
-              </w:rPr>
-              <w:t>集成Wwise和Steam Audio空间音频插件</w:t>
-            </w:r>
-          </w:p>
-          <w:p>
-            <w:pPr>
-              <w:spacing w:line="276" w:lineRule="auto"/>
-              <w:ind w:firstLineChars="200" w:firstLine="400"/>
-              <w:rPr>
-                <w:rFonts w:ascii="宋体" w:eastAsia="宋体" w:hAnsi="宋体" w:hint="eastAsia"/>
-                <w:sz w:val="20"/>
-                <w:szCs w:val="20"/>
-              </w:rPr>
-            </w:pPr>
-            <w:r>
-              <w:rPr>
-                <w:rFonts w:ascii="宋体" w:eastAsia="宋体" w:hAnsi="宋体" w:hint="eastAsia"/>
-                <w:sz w:val="20"/>
-                <w:szCs w:val="20"/>
-              </w:rPr>
-              <w:t>集成系统</w:t>
-            </w:r>
-            <w:proofErr w:type="gramStart"/>
-            <w:r>
-              <w:rPr>
-                <w:rFonts w:ascii="宋体" w:eastAsia="宋体" w:hAnsi="宋体" w:hint="eastAsia"/>
-                <w:sz w:val="20"/>
-                <w:szCs w:val="20"/>
-              </w:rPr>
-              <w:t>级</w:t>
-            </w:r>
-            <w:r>
-              <w:rPr>
-                <w:rFonts w:ascii="宋体" w:eastAsia="宋体" w:hAnsi="宋体" w:hint="eastAsia"/>
-                <w:b/>
-                <w:bCs/>
-                <w:sz w:val="20"/>
-                <w:szCs w:val="20"/>
-              </w:rPr>
-              <w:t>空间</w:t>
-            </w:r>
-            <w:proofErr w:type="gramEnd"/>
-            <w:r>
-              <w:rPr>
-                <w:rFonts w:ascii="宋体" w:eastAsia="宋体" w:hAnsi="宋体" w:hint="eastAsia"/>
-                <w:b/>
-                <w:bCs/>
-                <w:sz w:val="20"/>
-                <w:szCs w:val="20"/>
-              </w:rPr>
-              <w:t>音效</w:t>
-            </w:r>
-            <w:r>
-              <w:rPr>
-                <w:rFonts w:ascii="宋体" w:eastAsia="宋体" w:hAnsi="宋体" w:hint="eastAsia"/>
-                <w:sz w:val="20"/>
-                <w:szCs w:val="20"/>
-              </w:rPr>
-              <w:t>（Dolby Atmos/Windows Sonic）</w:t>
-            </w:r>
-          </w:p>
-          <w:p>
-            <w:pPr>
-              <w:pStyle w:val="2"/>
-              <w:spacing w:line="276" w:lineRule="auto"/>
-              <w:rPr>
-                <w:rFonts w:ascii="黑体" w:eastAsia="黑体" w:hAnsi="黑体" w:hint="eastAsia"/>
-                <w:sz w:val="24"/>
-                <w:szCs w:val="24"/>
-              </w:rPr>
-            </w:pPr>
+              <w:t>Stea</w:t>
+            </w:r>
             <w:r>
               <w:rPr>
                 <w:rFonts w:ascii="黑体" w:eastAsia="黑体" w:hAnsi="黑体" w:cs="宋体" w:hint="eastAsia"/>
                 <w:sz w:val="24"/>
                 <w:szCs w:val="24"/>
               </w:rPr>
-              <w:t>Stea</w:t>
-            </w:r>
-            <w:r>
-              <w:rPr>
-                <w:rFonts w:ascii="黑体" w:eastAsia="黑体" w:hAnsi="黑体" w:cs="宋体" w:hint="eastAsia"/>
-                <w:sz w:val="24"/>
-                <w:szCs w:val="24"/>
-              </w:rPr>
               <w:t>m Audio开源社区贡献者</w:t>
             </w:r>
           </w:p>
           <w:p>
             <w:pPr>
-              <w:pStyle w:val="a9"/>
+              <w:pStyle w:val="Date"/>
               <w:spacing w:line="276" w:lineRule="auto"/>
               <w:rPr>
                 <w:rFonts w:eastAsiaTheme="minorEastAsia"/>
@@ -1966,7 +1925,7 @@
               <w:spacing w:line="276" w:lineRule="auto"/>
               <w:ind w:firstLineChars="200" w:firstLine="400"/>
               <w:rPr>
-                <w:rFonts w:ascii="宋体" w:eastAsia="宋体" w:hAnsi="宋体" w:cs="宋体" w:hint="eastAsia"/>
+                <w:rFonts w:ascii="宋体" w:eastAsia="宋体" w:hAnsi="宋体" w:cs="宋体"/>
                 <w:sz w:val="20"/>
                 <w:szCs w:val="20"/>
               </w:rPr>
@@ -2000,7 +1959,7 @@
             <w:hyperlink r:id="rId18" w:history="1">
               <w:r>
                 <w:rPr>
-                  <w:rStyle w:val="a5"/>
+                  <w:rStyle w:val="Hyperlink"/>
                   <w:rFonts w:ascii="宋体" w:eastAsia="宋体" w:hAnsi="宋体" w:cs="宋体"/>
                   <w:sz w:val="20"/>
                   <w:szCs w:val="20"/>
@@ -2017,7 +1976,7 @@
               <w:spacing w:line="276" w:lineRule="auto"/>
               <w:ind w:firstLineChars="200" w:firstLine="400"/>
               <w:rPr>
-                <w:rFonts w:ascii="宋体" w:eastAsia="宋体" w:hAnsi="宋体" w:hint="eastAsia"/>
+                <w:rFonts w:ascii="宋体" w:eastAsia="宋体" w:hAnsi="宋体"/>
                 <w:sz w:val="20"/>
                 <w:szCs w:val="20"/>
               </w:rPr>
@@ -2033,7 +1992,7 @@
             <w:hyperlink r:id="rId19" w:history="1">
               <w:r>
                 <w:rPr>
-                  <w:rStyle w:val="a5"/>
+                  <w:rStyle w:val="Hyperlink"/>
                   <w:rFonts w:ascii="宋体" w:eastAsia="宋体" w:hAnsi="宋体" w:hint="eastAsia"/>
                   <w:b/>
                   <w:bCs/>
@@ -2044,7 +2003,7 @@
               </w:r>
               <w:r>
                 <w:rPr>
-                  <w:rStyle w:val="a5"/>
+                  <w:rStyle w:val="Hyperlink"/>
                   <w:rFonts w:ascii="宋体" w:eastAsia="宋体" w:hAnsi="宋体"/>
                   <w:sz w:val="20"/>
                   <w:szCs w:val="20"/>
@@ -2068,7 +2027,7 @@
               </w:pBdr>
               <w:spacing w:line="276" w:lineRule="auto"/>
               <w:rPr>
-                <w:rFonts w:ascii="宋体" w:eastAsia="宋体" w:hAnsi="宋体" w:hint="eastAsia"/>
+                <w:rFonts w:ascii="宋体" w:eastAsia="宋体" w:hAnsi="宋体"/>
                 <w:sz w:val="4"/>
                 <w:szCs w:val="4"/>
               </w:rPr>
@@ -2085,10 +2044,10 @@
           </w:p>
           <w:p>
             <w:pPr>
-              <w:pStyle w:val="1"/>
-              <w:spacing w:line="276" w:lineRule="auto"/>
-              <w:rPr>
-                <w:rFonts w:ascii="宋体" w:eastAsia="宋体" w:hAnsi="宋体" w:cs="宋体" w:hint="eastAsia"/>
+              <w:pStyle w:val="Heading1"/>
+              <w:spacing w:line="276" w:lineRule="auto"/>
+              <w:rPr>
+                <w:rFonts w:ascii="宋体" w:eastAsia="宋体" w:hAnsi="宋体" w:cs="宋体"/>
                 <w:color w:val="7030A0"/>
                 <w:sz w:val="4"/>
                 <w:szCs w:val="4"/>
@@ -2097,7 +2056,7 @@
           </w:p>
           <w:p>
             <w:pPr>
-              <w:pStyle w:val="1"/>
+              <w:pStyle w:val="Heading1"/>
               <w:spacing w:line="276" w:lineRule="auto"/>
               <w:rPr>
                 <w:color w:val="7030A0"/>
@@ -2113,10 +2072,10 @@
           </w:p>
           <w:p>
             <w:pPr>
-              <w:pStyle w:val="2"/>
-              <w:spacing w:line="276" w:lineRule="auto"/>
-              <w:rPr>
-                <w:rFonts w:ascii="黑体" w:eastAsia="黑体" w:hAnsi="黑体" w:hint="eastAsia"/>
+              <w:pStyle w:val="Heading2"/>
+              <w:spacing w:line="276" w:lineRule="auto"/>
+              <w:rPr>
+                <w:rFonts w:ascii="黑体" w:eastAsia="黑体" w:hAnsi="黑体"/>
                 <w:sz w:val="24"/>
                 <w:szCs w:val="24"/>
               </w:rPr>
@@ -2127,30 +2086,180 @@
                 <w:sz w:val="24"/>
                 <w:szCs w:val="24"/>
               </w:rPr>
-              <w:t>网易&amp;</w:t>
-            </w:r>
-            <w:proofErr w:type="gramStart"/>
+              <w:t>网易&amp;腾讯音乐人</w:t>
+            </w:r>
+          </w:p>
+          <w:p>
+            <w:pPr>
+              <w:pStyle w:val="Date"/>
+              <w:spacing w:line="276" w:lineRule="auto"/>
+              <w:rPr>
+                <w:color w:val="808080" w:themeColor="background1" w:themeShade="80"/>
+              </w:rPr>
+            </w:pPr>
+            <w:r>
+              <w:rPr>
+                <w:color w:val="808080" w:themeColor="background1" w:themeShade="80"/>
+              </w:rPr>
+              <w:t>MARCH 202</w:t>
+            </w:r>
+            <w:r>
+              <w:rPr>
+                <w:color w:val="808080" w:themeColor="background1" w:themeShade="80"/>
+              </w:rPr>
+              <w:t>0</w:t>
+            </w:r>
+            <w:r>
+              <w:rPr>
+                <w:color w:val="808080" w:themeColor="background1" w:themeShade="80"/>
+              </w:rPr>
+              <w:t xml:space="preserve"> — PRESENT</w:t>
+            </w:r>
+          </w:p>
+          <w:p>
+            <w:pPr>
+              <w:spacing w:line="276" w:lineRule="auto"/>
+              <w:ind w:firstLineChars="200" w:firstLine="400"/>
+              <w:rPr>
+                <w:rFonts w:ascii="宋体" w:eastAsia="宋体" w:hAnsi="宋体"/>
+                <w:sz w:val="20"/>
+                <w:szCs w:val="20"/>
+              </w:rPr>
+            </w:pPr>
+            <w:r>
+              <w:rPr>
+                <w:rFonts w:ascii="宋体" w:eastAsia="宋体" w:hAnsi="宋体" w:hint="eastAsia"/>
+                <w:sz w:val="20"/>
+                <w:szCs w:val="20"/>
+              </w:rPr>
+              <w:t>目前已发行单曲20余首。作曲风格主要包括</w:t>
+            </w:r>
+            <w:r>
+              <w:rPr>
+                <w:rFonts w:ascii="宋体" w:eastAsia="宋体" w:hAnsi="宋体" w:hint="eastAsia"/>
+                <w:b/>
+                <w:bCs/>
+                <w:sz w:val="20"/>
+                <w:szCs w:val="20"/>
+              </w:rPr>
+              <w:t>电子音乐、管弦乐以及钢琴曲</w:t>
+            </w:r>
+            <w:r>
+              <w:rPr>
+                <w:rFonts w:ascii="宋体" w:eastAsia="宋体" w:hAnsi="宋体" w:hint="eastAsia"/>
+                <w:sz w:val="20"/>
+                <w:szCs w:val="20"/>
+              </w:rPr>
+              <w:t>。在</w:t>
+            </w:r>
+            <w:r>
+              <w:rPr>
+                <w:rFonts w:ascii="宋体" w:eastAsia="宋体" w:hAnsi="宋体" w:hint="eastAsia"/>
+                <w:b/>
+                <w:bCs/>
+                <w:sz w:val="20"/>
+                <w:szCs w:val="20"/>
+              </w:rPr>
+              <w:t>混音和母带</w:t>
+            </w:r>
+            <w:r>
+              <w:rPr>
+                <w:rFonts w:ascii="宋体" w:eastAsia="宋体" w:hAnsi="宋体" w:hint="eastAsia"/>
+                <w:sz w:val="20"/>
+                <w:szCs w:val="20"/>
+              </w:rPr>
+              <w:t>方面也有相关经验。</w:t>
+            </w:r>
+          </w:p>
+          <w:p>
+            <w:pPr>
+              <w:pStyle w:val="Heading2"/>
+              <w:spacing w:line="276" w:lineRule="auto"/>
+              <w:rPr>
+                <w:rFonts w:ascii="黑体" w:eastAsia="黑体" w:hAnsi="黑体"/>
+                <w:sz w:val="24"/>
+                <w:szCs w:val="24"/>
+              </w:rPr>
+            </w:pPr>
             <w:r>
               <w:rPr>
                 <w:rFonts w:ascii="黑体" w:eastAsia="黑体" w:hAnsi="黑体" w:cs="宋体" w:hint="eastAsia"/>
                 <w:sz w:val="24"/>
                 <w:szCs w:val="24"/>
               </w:rPr>
-              <w:t>腾讯音乐</w:t>
-            </w:r>
-            <w:proofErr w:type="gramEnd"/>
+              <w:t>B站游戏音频教程up主</w:t>
+            </w:r>
+          </w:p>
+          <w:p>
+            <w:pPr>
+              <w:spacing w:line="276" w:lineRule="auto"/>
+              <w:ind w:firstLineChars="200" w:firstLine="400"/>
+              <w:rPr>
+                <w:rFonts w:ascii="宋体" w:eastAsia="宋体" w:hAnsi="宋体"/>
+                <w:sz w:val="20"/>
+                <w:szCs w:val="20"/>
+              </w:rPr>
+            </w:pPr>
+            <w:r>
+              <w:rPr>
+                <w:rFonts w:ascii="宋体" w:eastAsia="宋体" w:hAnsi="宋体" w:hint="eastAsia"/>
+                <w:sz w:val="20"/>
+                <w:szCs w:val="20"/>
+              </w:rPr>
+              <w:t>3700+粉丝，已发布14个游戏音频教程</w:t>
+            </w:r>
+          </w:p>
+          <w:p>
+            <w:pPr>
+              <w:spacing w:line="276" w:lineRule="auto"/>
+              <w:ind w:firstLineChars="200" w:firstLine="402"/>
+              <w:rPr>
+                <w:rFonts w:ascii="宋体" w:eastAsia="宋体" w:hAnsi="宋体"/>
+                <w:b/>
+                <w:bCs/>
+                <w:sz w:val="20"/>
+                <w:szCs w:val="20"/>
+              </w:rPr>
+            </w:pPr>
+            <w:r>
+              <w:rPr>
+                <w:rFonts w:ascii="宋体" w:eastAsia="宋体" w:hAnsi="宋体" w:hint="eastAsia"/>
+                <w:b/>
+                <w:bCs/>
+                <w:sz w:val="20"/>
+                <w:szCs w:val="20"/>
+              </w:rPr>
+              <w:t>B站唯一Steam Audio教程发布者</w:t>
+            </w:r>
+          </w:p>
+          <w:p>
+            <w:pPr>
+              <w:pStyle w:val="MainSectionsSpacing0"/>
+              <w:spacing w:line="276" w:lineRule="auto"/>
+            </w:pPr>
+          </w:p>
+          <w:p>
+            <w:pPr>
+              <w:pStyle w:val="Heading2"/>
+              <w:spacing w:line="276" w:lineRule="auto"/>
+              <w:rPr>
+                <w:rFonts w:ascii="黑体" w:eastAsia="黑体" w:hAnsi="黑体"/>
+                <w:sz w:val="24"/>
+                <w:szCs w:val="24"/>
+              </w:rPr>
+            </w:pPr>
             <w:r>
               <w:rPr>
                 <w:rFonts w:ascii="黑体" w:eastAsia="黑体" w:hAnsi="黑体" w:cs="宋体" w:hint="eastAsia"/>
                 <w:sz w:val="24"/>
                 <w:szCs w:val="24"/>
               </w:rPr>
-              <w:t>人</w:t>
-            </w:r>
-          </w:p>
-          <w:p>
-            <w:pPr>
-              <w:pStyle w:val="a9"/>
+              <w:t>温州肯恩大学艺术团管弦乐团圆号手</w:t>
+            </w:r>
+          </w:p>
+          <w:p>
+            <w:pPr>
+              <w:pStyle w:val="Date"/>
               <w:spacing w:line="276" w:lineRule="auto"/>
               <w:rPr>
                 <w:color w:val="808080" w:themeColor="background1" w:themeShade="80"/>
@@ -2160,82 +2269,21 @@
               <w:rPr>
                 <w:color w:val="808080" w:themeColor="background1" w:themeShade="80"/>
               </w:rPr>
-              <w:t>MARCH 202</w:t>
-            </w:r>
-            <w:r>
-              <w:rPr>
-                <w:color w:val="808080" w:themeColor="background1" w:themeShade="80"/>
-              </w:rPr>
-              <w:t>0</w:t>
-            </w:r>
-            <w:r>
-              <w:rPr>
-                <w:color w:val="808080" w:themeColor="background1" w:themeShade="80"/>
-              </w:rPr>
-              <w:t xml:space="preserve"> — PRESENT</w:t>
-            </w:r>
-          </w:p>
-          <w:p>
-            <w:pPr>
-              <w:spacing w:line="276" w:lineRule="auto"/>
-              <w:ind w:firstLineChars="200" w:firstLine="400"/>
-              <w:rPr>
-                <w:rFonts w:ascii="宋体" w:eastAsia="宋体" w:hAnsi="宋体"/>
-                <w:sz w:val="20"/>
-                <w:szCs w:val="20"/>
-              </w:rPr>
-            </w:pPr>
-            <w:r>
-              <w:rPr>
-                <w:rFonts w:ascii="宋体" w:eastAsia="宋体" w:hAnsi="宋体" w:hint="eastAsia"/>
-                <w:sz w:val="20"/>
-                <w:szCs w:val="20"/>
-              </w:rPr>
-              <w:t>目前已发行单曲20余首。作曲风格主要包括</w:t>
-            </w:r>
-            <w:r>
-              <w:rPr>
-                <w:rFonts w:ascii="宋体" w:eastAsia="宋体" w:hAnsi="宋体" w:hint="eastAsia"/>
-                <w:b/>
-                <w:bCs/>
-                <w:sz w:val="20"/>
-                <w:szCs w:val="20"/>
-              </w:rPr>
-              <w:t>电子音乐、管弦乐以及钢琴曲</w:t>
-            </w:r>
-            <w:r>
-              <w:rPr>
-                <w:rFonts w:ascii="宋体" w:eastAsia="宋体" w:hAnsi="宋体" w:hint="eastAsia"/>
-                <w:sz w:val="20"/>
-                <w:szCs w:val="20"/>
-              </w:rPr>
-              <w:t>。在</w:t>
-            </w:r>
-            <w:r>
-              <w:rPr>
-                <w:rFonts w:ascii="宋体" w:eastAsia="宋体" w:hAnsi="宋体" w:hint="eastAsia"/>
-                <w:b/>
-                <w:bCs/>
-                <w:sz w:val="20"/>
-                <w:szCs w:val="20"/>
-              </w:rPr>
-              <w:t>混音和母带</w:t>
-            </w:r>
-            <w:r>
-              <w:rPr>
-                <w:rFonts w:ascii="宋体" w:eastAsia="宋体" w:hAnsi="宋体" w:hint="eastAsia"/>
-                <w:sz w:val="20"/>
-                <w:szCs w:val="20"/>
-              </w:rPr>
-              <w:t>方面也有相关经验。</w:t>
-            </w:r>
-          </w:p>
-          <w:p>
-            <w:pPr>
-              <w:pStyle w:val="2"/>
-              <w:spacing w:line="276" w:lineRule="auto"/>
-              <w:rPr>
-                <w:rFonts w:ascii="黑体" w:eastAsia="黑体" w:hAnsi="黑体" w:hint="eastAsia"/>
+              <w:t>SEPTEMBER 2022 — PRESENT</w:t>
+            </w:r>
+          </w:p>
+          <w:p>
+            <w:pPr>
+              <w:pStyle w:val="MainSectionsSpacing0"/>
+              <w:spacing w:line="276" w:lineRule="auto"/>
+            </w:pPr>
+          </w:p>
+          <w:p>
+            <w:pPr>
+              <w:pStyle w:val="Heading2"/>
+              <w:spacing w:line="276" w:lineRule="auto"/>
+              <w:rPr>
+                <w:rFonts w:ascii="黑体" w:eastAsia="黑体" w:hAnsi="黑体"/>
                 <w:sz w:val="24"/>
                 <w:szCs w:val="24"/>
               </w:rPr>
@@ -2246,171 +2294,44 @@
                 <w:sz w:val="24"/>
                 <w:szCs w:val="24"/>
               </w:rPr>
-              <w:t>B站游戏音频教程up主</w:t>
-            </w:r>
-          </w:p>
-          <w:p>
-            <w:pPr>
-              <w:spacing w:line="276" w:lineRule="auto"/>
-              <w:ind w:firstLineChars="200" w:firstLine="400"/>
-              <w:rPr>
-                <w:rFonts w:ascii="宋体" w:eastAsia="宋体" w:hAnsi="宋体"/>
-                <w:sz w:val="20"/>
-                <w:szCs w:val="20"/>
-              </w:rPr>
-            </w:pPr>
-            <w:r>
-              <w:rPr>
-                <w:rFonts w:ascii="宋体" w:eastAsia="宋体" w:hAnsi="宋体" w:hint="eastAsia"/>
-                <w:sz w:val="20"/>
-                <w:szCs w:val="20"/>
-              </w:rPr>
-              <w:t>3700+粉丝，已发布14个游戏音频教程</w:t>
-            </w:r>
-          </w:p>
-          <w:p>
-            <w:pPr>
-              <w:spacing w:line="276" w:lineRule="auto"/>
-              <w:ind w:firstLineChars="200" w:firstLine="402"/>
-              <w:rPr>
-                <w:rFonts w:ascii="宋体" w:eastAsia="宋体" w:hAnsi="宋体" w:hint="eastAsia"/>
-                <w:b/>
-                <w:bCs/>
-                <w:sz w:val="20"/>
-                <w:szCs w:val="20"/>
-              </w:rPr>
-            </w:pPr>
-            <w:r>
-              <w:rPr>
-                <w:rFonts w:ascii="宋体" w:eastAsia="宋体" w:hAnsi="宋体" w:hint="eastAsia"/>
-                <w:b/>
-                <w:bCs/>
-                <w:sz w:val="20"/>
-                <w:szCs w:val="20"/>
-              </w:rPr>
-              <w:t>B站唯一Steam Audio教程发布者</w:t>
-            </w:r>
-          </w:p>
-          <w:p>
-            <w:pPr>
-              <w:pStyle w:val="MainSectionsSpacing0"/>
-              <w:spacing w:line="276" w:lineRule="auto"/>
-            </w:pPr>
-          </w:p>
-          <w:p>
-            <w:pPr>
-              <w:pStyle w:val="2"/>
-              <w:spacing w:line="276" w:lineRule="auto"/>
-              <w:rPr>
-                <w:rFonts w:ascii="黑体" w:eastAsia="黑体" w:hAnsi="黑体"/>
-                <w:sz w:val="24"/>
-                <w:szCs w:val="24"/>
-              </w:rPr>
-            </w:pPr>
-            <w:proofErr w:type="gramStart"/>
+              <w:t>温州肯恩大学艺术团</w:t>
+            </w:r>
             <w:r>
               <w:rPr>
                 <w:rFonts w:ascii="黑体" w:eastAsia="黑体" w:hAnsi="黑体" w:cs="宋体" w:hint="eastAsia"/>
                 <w:sz w:val="24"/>
                 <w:szCs w:val="24"/>
               </w:rPr>
-              <w:t>温州肯恩大学</w:t>
-            </w:r>
-            <w:proofErr w:type="gramEnd"/>
+              <w:t>“</w:t>
+            </w:r>
             <w:r>
               <w:rPr>
                 <w:rFonts w:ascii="黑体" w:eastAsia="黑体" w:hAnsi="黑体" w:cs="宋体" w:hint="eastAsia"/>
                 <w:sz w:val="24"/>
                 <w:szCs w:val="24"/>
               </w:rPr>
-              <w:t>艺术团管弦乐团圆号手</w:t>
-            </w:r>
-          </w:p>
-          <w:p>
-            <w:pPr>
-              <w:pStyle w:val="a9"/>
-              <w:spacing w:line="276" w:lineRule="auto"/>
-              <w:rPr>
-                <w:color w:val="808080" w:themeColor="background1" w:themeShade="80"/>
-              </w:rPr>
-            </w:pPr>
-            <w:r>
-              <w:rPr>
-                <w:color w:val="808080" w:themeColor="background1" w:themeShade="80"/>
-              </w:rPr>
-              <w:t>SEPTEMBER 2022 — PRESENT</w:t>
-            </w:r>
-          </w:p>
-          <w:p>
-            <w:pPr>
-              <w:pStyle w:val="MainSectionsSpacing0"/>
-              <w:spacing w:line="276" w:lineRule="auto"/>
-            </w:pPr>
-          </w:p>
-          <w:p>
-            <w:pPr>
-              <w:pStyle w:val="2"/>
-              <w:spacing w:line="276" w:lineRule="auto"/>
-              <w:rPr>
-                <w:rFonts w:ascii="黑体" w:eastAsia="黑体" w:hAnsi="黑体"/>
-                <w:sz w:val="24"/>
-                <w:szCs w:val="24"/>
-              </w:rPr>
-            </w:pPr>
-            <w:proofErr w:type="gramStart"/>
+              <w:t>下沉年代</w:t>
+            </w:r>
             <w:r>
               <w:rPr>
                 <w:rFonts w:ascii="黑体" w:eastAsia="黑体" w:hAnsi="黑体" w:cs="宋体" w:hint="eastAsia"/>
                 <w:sz w:val="24"/>
                 <w:szCs w:val="24"/>
               </w:rPr>
-              <w:t>温州肯恩大学</w:t>
-            </w:r>
-            <w:proofErr w:type="gramEnd"/>
+              <w:t>”</w:t>
+            </w:r>
             <w:r>
               <w:rPr>
                 <w:rFonts w:ascii="黑体" w:eastAsia="黑体" w:hAnsi="黑体" w:cs="宋体" w:hint="eastAsia"/>
                 <w:sz w:val="24"/>
                 <w:szCs w:val="24"/>
               </w:rPr>
-              <w:t>艺术团</w:t>
-            </w:r>
-            <w:r>
-              <w:rPr>
-                <w:rFonts w:ascii="黑体" w:eastAsia="黑体" w:hAnsi="黑体" w:cs="宋体" w:hint="eastAsia"/>
-                <w:sz w:val="24"/>
-                <w:szCs w:val="24"/>
-              </w:rPr>
-              <w:t>“</w:t>
-            </w:r>
-            <w:r>
-              <w:rPr>
-                <w:rFonts w:ascii="黑体" w:eastAsia="黑体" w:hAnsi="黑体" w:cs="宋体" w:hint="eastAsia"/>
-                <w:sz w:val="24"/>
-                <w:szCs w:val="24"/>
-              </w:rPr>
-              <w:t>下沉年代</w:t>
-            </w:r>
-            <w:r>
-              <w:rPr>
-                <w:rFonts w:ascii="黑体" w:eastAsia="黑体" w:hAnsi="黑体" w:cs="宋体" w:hint="eastAsia"/>
-                <w:sz w:val="24"/>
-                <w:szCs w:val="24"/>
-              </w:rPr>
-              <w:t>”</w:t>
-            </w:r>
-            <w:r>
-              <w:rPr>
-                <w:rFonts w:ascii="黑体" w:eastAsia="黑体" w:hAnsi="黑体" w:cs="宋体" w:hint="eastAsia"/>
-                <w:sz w:val="24"/>
-                <w:szCs w:val="24"/>
-              </w:rPr>
               <w:t>乐队键盘手</w:t>
             </w:r>
           </w:p>
           <w:p>
             <w:pPr>
-              <w:pStyle w:val="a9"/>
+              <w:pStyle w:val="Date"/>
               <w:pBdr>
                 <w:bottom w:val="single" w:sz="6" w:space="1" w:color="auto"/>
               </w:pBdr>
@@ -2429,7 +2350,7 @@
           </w:p>
           <w:p>
             <w:pPr>
-              <w:pStyle w:val="a9"/>
+              <w:pStyle w:val="Date"/>
               <w:pBdr>
                 <w:bottom w:val="single" w:sz="6" w:space="1" w:color="auto"/>
               </w:pBdr>
@@ -2444,10 +2365,10 @@
           </w:p>
           <w:p>
             <w:pPr>
-              <w:pStyle w:val="1"/>
-              <w:spacing w:line="276" w:lineRule="auto"/>
-              <w:rPr>
-                <w:rFonts w:ascii="宋体" w:eastAsia="宋体" w:hAnsi="宋体" w:cs="宋体" w:hint="eastAsia"/>
+              <w:pStyle w:val="Heading1"/>
+              <w:spacing w:line="276" w:lineRule="auto"/>
+              <w:rPr>
+                <w:rFonts w:ascii="宋体" w:eastAsia="宋体" w:hAnsi="宋体" w:cs="宋体"/>
                 <w:color w:val="7030A0"/>
                 <w:sz w:val="4"/>
                 <w:szCs w:val="4"/>
@@ -2456,38 +2377,26 @@
           </w:p>
           <w:p>
             <w:pPr>
-              <w:pStyle w:val="1"/>
-              <w:spacing w:line="276" w:lineRule="auto"/>
+              <w:pStyle w:val="Heading1"/>
+              <w:spacing w:line="276" w:lineRule="auto"/>
+              <w:rPr>
+                <w:rFonts w:ascii="宋体" w:eastAsia="宋体" w:hAnsi="宋体" w:cs="宋体"/>
+                <w:color w:val="7030A0"/>
+              </w:rPr>
+            </w:pPr>
+            <w:r>
               <w:rPr>
                 <w:rFonts w:ascii="宋体" w:eastAsia="宋体" w:hAnsi="宋体" w:cs="宋体" w:hint="eastAsia"/>
                 <w:color w:val="7030A0"/>
               </w:rPr>
-            </w:pPr>
-            <w:r>
-              <w:rPr>
-                <w:rFonts w:ascii="宋体" w:eastAsia="宋体" w:hAnsi="宋体" w:cs="宋体" w:hint="eastAsia"/>
-                <w:color w:val="7030A0"/>
-              </w:rPr>
               <w:t>获奖</w:t>
             </w:r>
           </w:p>
           <w:p>
             <w:pPr>
-              <w:pStyle w:val="a9"/>
+              <w:pStyle w:val="Date"/>
               <w:spacing w:line="276" w:lineRule="auto"/>
               <w:ind w:firstLineChars="200" w:firstLine="442"/>
-              <w:rPr>
-                <w:rFonts w:ascii="宋体" w:eastAsia="宋体" w:hAnsi="宋体" w:cs="宋体" w:hint="eastAsia"/>
-                <w:b/>
-                <w:bCs/>
-                <w:color w:val="0D111A"/>
-                <w:spacing w:val="0"/>
-                <w:sz w:val="22"/>
-                <w:szCs w:val="22"/>
-              </w:rPr>
-            </w:pPr>
-            <w:proofErr w:type="gramStart"/>
-            <w:r>
               <w:rPr>
                 <w:rFonts w:ascii="宋体" w:eastAsia="宋体" w:hAnsi="宋体" w:cs="宋体"/>
                 <w:b/>
@@ -2497,9 +2406,7 @@
                 <w:sz w:val="22"/>
                 <w:szCs w:val="22"/>
               </w:rPr>
-              <w:t>温州肯恩大学</w:t>
-            </w:r>
-            <w:proofErr w:type="gramEnd"/>
+            </w:pPr>
             <w:r>
               <w:rPr>
                 <w:rFonts w:ascii="宋体" w:eastAsia="宋体" w:hAnsi="宋体" w:cs="宋体"/>
@@ -2510,12 +2417,12 @@
                 <w:sz w:val="22"/>
                 <w:szCs w:val="22"/>
               </w:rPr>
-              <w:t>文化、体育或艺术奖学金</w:t>
-            </w:r>
-          </w:p>
-          <w:p>
-            <w:pPr>
-              <w:pStyle w:val="2"/>
+              <w:t>温州肯恩大学文化、体育或艺术奖学金</w:t>
+            </w:r>
+          </w:p>
+          <w:p>
+            <w:pPr>
+              <w:pStyle w:val="Heading2"/>
               <w:spacing w:line="276" w:lineRule="auto"/>
               <w:ind w:firstLineChars="200" w:firstLine="442"/>
               <w:rPr>
@@ -2524,32 +2431,22 @@
                 <w:szCs w:val="22"/>
               </w:rPr>
             </w:pPr>
-            <w:proofErr w:type="gramStart"/>
             <w:r>
               <w:rPr>
                 <w:rFonts w:ascii="宋体" w:eastAsia="宋体" w:hAnsi="宋体" w:cs="宋体" w:hint="eastAsia"/>
                 <w:sz w:val="22"/>
                 <w:szCs w:val="22"/>
               </w:rPr>
-              <w:t>温州肯恩大学</w:t>
-            </w:r>
-            <w:proofErr w:type="gramEnd"/>
-            <w:r>
-              <w:rPr>
-                <w:rFonts w:ascii="宋体" w:eastAsia="宋体" w:hAnsi="宋体" w:cs="宋体" w:hint="eastAsia"/>
-                <w:sz w:val="22"/>
-                <w:szCs w:val="22"/>
-              </w:rPr>
-              <w:t>艺术团优秀团员</w:t>
-            </w:r>
-          </w:p>
-          <w:p>
-            <w:pPr>
-              <w:pStyle w:val="2"/>
+              <w:t>温州肯恩大学艺术团优秀团员</w:t>
+            </w:r>
+          </w:p>
+          <w:p>
+            <w:pPr>
+              <w:pStyle w:val="Heading2"/>
               <w:spacing w:line="276" w:lineRule="auto"/>
               <w:ind w:firstLineChars="200" w:firstLine="442"/>
               <w:rPr>
-                <w:rFonts w:ascii="宋体" w:eastAsia="宋体" w:hAnsi="宋体" w:cs="宋体" w:hint="eastAsia"/>
+                <w:rFonts w:ascii="宋体" w:eastAsia="宋体" w:hAnsi="宋体" w:cs="宋体"/>
                 <w:sz w:val="22"/>
                 <w:szCs w:val="22"/>
               </w:rPr>
@@ -3507,7 +3404,7 @@
     <w:lsdException w:name="Unresolved Mention" w:semiHidden="1" w:unhideWhenUsed="1"/>
     <w:lsdException w:name="Smart Link" w:semiHidden="1" w:unhideWhenUsed="1"/>
   </w:latentStyles>
-  <w:style w:type="paragraph" w:default="1" w:styleId="a">
+  <w:style w:type="paragraph" w:default="1" w:styleId="Normal">
     <w:name w:val="Normal"/>
     <w:qFormat/>
     <w:pPr>
@@ -3520,11 +3417,11 @@
       <w:szCs w:val="18"/>
     </w:rPr>
   </w:style>
-  <w:style w:type="paragraph" w:styleId="1">
+  <w:style w:type="paragraph" w:styleId="Heading1">
     <w:name w:val="heading 1"/>
-    <w:basedOn w:val="a"/>
-    <w:next w:val="a"/>
-    <w:link w:val="10"/>
+    <w:basedOn w:val="Normal"/>
+    <w:next w:val="Normal"/>
+    <w:link w:val="Heading1Char"/>
     <w:uiPriority w:val="9"/>
     <w:qFormat/>
     <w:pPr>
@@ -3540,11 +3437,11 @@
       <w:szCs w:val="26"/>
     </w:rPr>
   </w:style>
-  <w:style w:type="paragraph" w:styleId="2">
+  <w:style w:type="paragraph" w:styleId="Heading2">
     <w:name w:val="heading 2"/>
-    <w:basedOn w:val="a"/>
-    <w:next w:val="a"/>
-    <w:link w:val="20"/>
+    <w:basedOn w:val="Normal"/>
+    <w:next w:val="Normal"/>
+    <w:link w:val="Heading2Char"/>
     <w:uiPriority w:val="9"/>
     <w:unhideWhenUsed/>
     <w:qFormat/>
@@ -3559,11 +3456,11 @@
       <w:szCs w:val="20"/>
     </w:rPr>
   </w:style>
-  <w:style w:type="paragraph" w:styleId="3">
+  <w:style w:type="paragraph" w:styleId="Heading3">
     <w:name w:val="heading 3"/>
-    <w:basedOn w:val="a"/>
-    <w:next w:val="a"/>
-    <w:link w:val="30"/>
+    <w:basedOn w:val="Normal"/>
+    <w:next w:val="Normal"/>
+    <w:link w:val="Heading3Char"/>
     <w:uiPriority w:val="9"/>
     <w:unhideWhenUsed/>
     <w:qFormat/>
@@ -3581,10 +3478,10 @@
       <w:szCs w:val="22"/>
     </w:rPr>
   </w:style>
-  <w:style w:type="paragraph" w:styleId="4">
+  <w:style w:type="paragraph" w:styleId="Heading4">
     <w:name w:val="heading 4"/>
-    <w:basedOn w:val="a"/>
-    <w:next w:val="a"/>
+    <w:basedOn w:val="Normal"/>
+    <w:next w:val="Normal"/>
     <w:uiPriority w:val="9"/>
     <w:semiHidden/>
     <w:unhideWhenUsed/>
@@ -3600,10 +3497,10 @@
       <w:szCs w:val="12"/>
     </w:rPr>
   </w:style>
-  <w:style w:type="paragraph" w:styleId="5">
+  <w:style w:type="paragraph" w:styleId="Heading5">
     <w:name w:val="heading 5"/>
-    <w:basedOn w:val="a"/>
-    <w:next w:val="a"/>
+    <w:basedOn w:val="Normal"/>
+    <w:next w:val="Normal"/>
     <w:uiPriority w:val="9"/>
     <w:semiHidden/>
     <w:unhideWhenUsed/>
@@ -3615,10 +3512,10 @@
       <w:color w:val="2E74B5"/>
     </w:rPr>
   </w:style>
-  <w:style w:type="paragraph" w:styleId="6">
+  <w:style w:type="paragraph" w:styleId="Heading6">
     <w:name w:val="heading 6"/>
-    <w:basedOn w:val="a"/>
-    <w:next w:val="a"/>
+    <w:basedOn w:val="Normal"/>
+    <w:next w:val="Normal"/>
     <w:uiPriority w:val="9"/>
     <w:semiHidden/>
     <w:unhideWhenUsed/>
@@ -3630,13 +3527,13 @@
       <w:color w:val="1F4D78"/>
     </w:rPr>
   </w:style>
-  <w:style w:type="character" w:default="1" w:styleId="a0">
+  <w:style w:type="character" w:default="1" w:styleId="DefaultParagraphFont">
     <w:name w:val="Default Paragraph Font"/>
     <w:uiPriority w:val="1"/>
     <w:semiHidden/>
     <w:unhideWhenUsed/>
   </w:style>
-  <w:style w:type="table" w:default="1" w:styleId="a1">
+  <w:style w:type="table" w:default="1" w:styleId="TableNormal">
     <w:name w:val="Normal Table"/>
     <w:uiPriority w:val="99"/>
     <w:semiHidden/>
@@ -3651,16 +3548,16 @@
       </w:tblCellMar>
     </w:tblPr>
   </w:style>
-  <w:style w:type="numbering" w:default="1" w:styleId="a2">
+  <w:style w:type="numbering" w:default="1" w:styleId="NoList">
     <w:name w:val="No List"/>
     <w:uiPriority w:val="99"/>
     <w:semiHidden/>
     <w:unhideWhenUsed/>
   </w:style>
-  <w:style w:type="paragraph" w:styleId="a3">
+  <w:style w:type="paragraph" w:styleId="Title">
     <w:name w:val="Title"/>
-    <w:basedOn w:val="a"/>
-    <w:next w:val="a"/>
+    <w:basedOn w:val="Normal"/>
+    <w:next w:val="Normal"/>
     <w:uiPriority w:val="10"/>
     <w:qFormat/>
     <w:rPr>
@@ -3668,12 +3565,12 @@
       <w:szCs w:val="56"/>
     </w:rPr>
   </w:style>
-  <w:style w:type="paragraph" w:styleId="a4">
+  <w:style w:type="paragraph" w:styleId="ListParagraph">
     <w:name w:val="List Paragraph"/>
-    <w:basedOn w:val="a"/>
+    <w:basedOn w:val="Normal"/>
     <w:qFormat/>
   </w:style>
-  <w:style w:type="character" w:styleId="a5">
+  <w:style w:type="character" w:styleId="Hyperlink">
     <w:name w:val="Hyperlink"/>
     <w:uiPriority w:val="99"/>
     <w:unhideWhenUsed/>
@@ -3682,7 +3579,7 @@
       <w:u w:val="single" w:color="3E1D53"/>
     </w:rPr>
   </w:style>
-  <w:style w:type="character" w:styleId="a6">
+  <w:style w:type="character" w:styleId="FootnoteReference">
     <w:name w:val="footnote reference"/>
     <w:uiPriority w:val="99"/>
     <w:semiHidden/>
@@ -3691,10 +3588,10 @@
       <w:vertAlign w:val="superscript"/>
     </w:rPr>
   </w:style>
-  <w:style w:type="paragraph" w:styleId="a7">
+  <w:style w:type="paragraph" w:styleId="FootnoteText">
     <w:name w:val="footnote text"/>
-    <w:basedOn w:val="a"/>
-    <w:link w:val="a8"/>
+    <w:basedOn w:val="Normal"/>
+    <w:link w:val="FootnoteTextChar"/>
     <w:uiPriority w:val="99"/>
     <w:semiHidden/>
     <w:unhideWhenUsed/>
@@ -3706,9 +3603,9 @@
       <w:szCs w:val="20"/>
     </w:rPr>
   </w:style>
-  <w:style w:type="character" w:customStyle="1" w:styleId="a8">
-    <w:name w:val="脚注文本 字符"/>
-    <w:link w:val="a7"/>
+  <w:style w:type="character" w:customStyle="1" w:styleId="FootnoteTextChar">
+    <w:name w:val="Footnote Text Char"/>
+    <w:link w:val="FootnoteText"/>
     <w:uiPriority w:val="99"/>
     <w:semiHidden/>
     <w:unhideWhenUsed/>
@@ -3778,10 +3675,10 @@
       <w:szCs w:val="1"/>
     </w:rPr>
   </w:style>
-  <w:style w:type="paragraph" w:styleId="a9">
+  <w:style w:type="paragraph" w:styleId="Date">
     <w:name w:val="Date"/>
-    <w:basedOn w:val="a"/>
-    <w:link w:val="aa"/>
+    <w:basedOn w:val="Normal"/>
+    <w:link w:val="DateChar"/>
     <w:qFormat/>
     <w:pPr>
       <w:spacing w:before="32" w:after="32" w:line="240" w:lineRule="auto"/>
@@ -3795,8 +3692,8 @@
   </w:style>
   <w:style w:type="paragraph" w:customStyle="1" w:styleId="Name">
     <w:name w:val="Name"/>
-    <w:basedOn w:val="a"/>
-    <w:next w:val="a"/>
+    <w:basedOn w:val="Normal"/>
+    <w:next w:val="Normal"/>
     <w:qFormat/>
     <w:pPr>
       <w:spacing w:before="211" w:after="0" w:line="288" w:lineRule="auto"/>
@@ -3814,8 +3711,8 @@
   </w:style>
   <w:style w:type="paragraph" w:customStyle="1" w:styleId="JobTitle">
     <w:name w:val="Job Title"/>
-    <w:basedOn w:val="a"/>
-    <w:next w:val="a"/>
+    <w:basedOn w:val="Normal"/>
+    <w:next w:val="Normal"/>
     <w:qFormat/>
     <w:pPr>
       <w:spacing w:before="0" w:after="0" w:line="240" w:lineRule="auto"/>
@@ -3841,8 +3738,8 @@
   </w:style>
   <w:style w:type="paragraph" w:customStyle="1" w:styleId="SkillTitle">
     <w:name w:val="Skill Title"/>
-    <w:basedOn w:val="a"/>
-    <w:next w:val="a"/>
+    <w:basedOn w:val="Normal"/>
+    <w:next w:val="Normal"/>
     <w:qFormat/>
     <w:pPr>
       <w:spacing w:before="0" w:after="48"/>
@@ -3862,8 +3759,8 @@
   </w:style>
   <w:style w:type="paragraph" w:customStyle="1" w:styleId="SkillBar">
     <w:name w:val="Skill Bar"/>
-    <w:basedOn w:val="a"/>
-    <w:next w:val="a"/>
+    <w:basedOn w:val="Normal"/>
+    <w:next w:val="Normal"/>
     <w:qFormat/>
     <w:pPr>
       <w:spacing w:before="0" w:after="0" w:line="72" w:lineRule="auto"/>
@@ -3878,9 +3775,9 @@
       <w:u w:val="single" w:color="FFFFFF"/>
     </w:rPr>
   </w:style>
-  <w:style w:type="character" w:styleId="ab">
+  <w:style w:type="character" w:styleId="UnresolvedMention">
     <w:name w:val="Unresolved Mention"/>
-    <w:basedOn w:val="a0"/>
+    <w:basedOn w:val="DefaultParagraphFont"/>
     <w:uiPriority w:val="99"/>
     <w:semiHidden/>
     <w:unhideWhenUsed/>
@@ -3890,10 +3787,10 @@
       <w:shd w:val="clear" w:color="auto" w:fill="E1DFDD"/>
     </w:rPr>
   </w:style>
-  <w:style w:type="paragraph" w:styleId="ac">
+  <w:style w:type="paragraph" w:styleId="Header">
     <w:name w:val="header"/>
-    <w:basedOn w:val="a"/>
-    <w:link w:val="ad"/>
+    <w:basedOn w:val="Normal"/>
+    <w:link w:val="HeaderChar"/>
     <w:uiPriority w:val="99"/>
     <w:unhideWhenUsed/>
     <w:rsid w:val="00B8377B"/>
@@ -3905,10 +3802,10 @@
       <w:spacing w:before="0" w:after="0" w:line="240" w:lineRule="auto"/>
     </w:pPr>
   </w:style>
-  <w:style w:type="character" w:customStyle="1" w:styleId="ad">
-    <w:name w:val="页眉 字符"/>
-    <w:basedOn w:val="a0"/>
-    <w:link w:val="ac"/>
+  <w:style w:type="character" w:customStyle="1" w:styleId="HeaderChar">
+    <w:name w:val="Header Char"/>
+    <w:basedOn w:val="DefaultParagraphFont"/>
+    <w:link w:val="Header"/>
     <w:uiPriority w:val="99"/>
     <w:rsid w:val="00B8377B"/>
     <w:rPr>
@@ -3918,10 +3815,10 @@
       <w:szCs w:val="18"/>
     </w:rPr>
   </w:style>
-  <w:style w:type="paragraph" w:styleId="ae">
+  <w:style w:type="paragraph" w:styleId="Footer">
     <w:name w:val="footer"/>
-    <w:basedOn w:val="a"/>
-    <w:link w:val="af"/>
+    <w:basedOn w:val="Normal"/>
+    <w:link w:val="FooterChar"/>
     <w:uiPriority w:val="99"/>
     <w:unhideWhenUsed/>
     <w:rsid w:val="00B8377B"/>
@@ -3933,10 +3830,10 @@
       <w:spacing w:before="0" w:after="0" w:line="240" w:lineRule="auto"/>
     </w:pPr>
   </w:style>
-  <w:style w:type="character" w:customStyle="1" w:styleId="af">
-    <w:name w:val="页脚 字符"/>
-    <w:basedOn w:val="a0"/>
-    <w:link w:val="ae"/>
+  <w:style w:type="character" w:customStyle="1" w:styleId="FooterChar">
+    <w:name w:val="Footer Char"/>
+    <w:basedOn w:val="DefaultParagraphFont"/>
+    <w:link w:val="Footer"/>
     <w:uiPriority w:val="99"/>
     <w:rsid w:val="00B8377B"/>
     <w:rPr>
@@ -3946,9 +3843,9 @@
       <w:szCs w:val="18"/>
     </w:rPr>
   </w:style>
-  <w:style w:type="character" w:styleId="af0">
+  <w:style w:type="character" w:styleId="FollowedHyperlink">
     <w:name w:val="FollowedHyperlink"/>
-    <w:basedOn w:val="a0"/>
+    <w:basedOn w:val="DefaultParagraphFont"/>
     <w:uiPriority w:val="99"/>
     <w:semiHidden/>
     <w:unhideWhenUsed/>
@@ -3958,10 +3855,10 @@
       <w:u w:val="single"/>
     </w:rPr>
   </w:style>
-  <w:style w:type="character" w:customStyle="1" w:styleId="20">
-    <w:name w:val="标题 2 字符"/>
-    <w:basedOn w:val="a0"/>
-    <w:link w:val="2"/>
+  <w:style w:type="character" w:customStyle="1" w:styleId="Heading2Char">
+    <w:name w:val="Heading 2 Char"/>
+    <w:basedOn w:val="DefaultParagraphFont"/>
+    <w:link w:val="Heading2"/>
     <w:uiPriority w:val="9"/>
     <w:rsid w:val="005F7115"/>
     <w:rPr>
@@ -3971,10 +3868,10 @@
       <w:color w:val="0D111A"/>
     </w:rPr>
   </w:style>
-  <w:style w:type="character" w:customStyle="1" w:styleId="aa">
-    <w:name w:val="日期 字符"/>
-    <w:basedOn w:val="a0"/>
-    <w:link w:val="a9"/>
+  <w:style w:type="character" w:customStyle="1" w:styleId="DateChar">
+    <w:name w:val="Date Char"/>
+    <w:basedOn w:val="DefaultParagraphFont"/>
+    <w:link w:val="Date"/>
     <w:rsid w:val="005F7115"/>
     <w:rPr>
       <w:rFonts w:ascii="Lato" w:eastAsia="Lato" w:hAnsi="Lato" w:cs="Lato"/>
@@ -3984,10 +3881,10 @@
       <w:szCs w:val="12"/>
     </w:rPr>
   </w:style>
-  <w:style w:type="character" w:customStyle="1" w:styleId="10">
-    <w:name w:val="标题 1 字符"/>
-    <w:basedOn w:val="a0"/>
-    <w:link w:val="1"/>
+  <w:style w:type="character" w:customStyle="1" w:styleId="Heading1Char">
+    <w:name w:val="Heading 1 Char"/>
+    <w:basedOn w:val="DefaultParagraphFont"/>
+    <w:link w:val="Heading1"/>
     <w:uiPriority w:val="9"/>
     <w:rsid w:val="00D8552A"/>
     <w:rPr>
@@ -4000,10 +3897,10 @@
       <w:szCs w:val="26"/>
     </w:rPr>
   </w:style>
-  <w:style w:type="character" w:customStyle="1" w:styleId="30">
-    <w:name w:val="标题 3 字符"/>
-    <w:basedOn w:val="a0"/>
-    <w:link w:val="3"/>
+  <w:style w:type="character" w:customStyle="1" w:styleId="Heading3Char">
+    <w:name w:val="Heading 3 Char"/>
+    <w:basedOn w:val="DefaultParagraphFont"/>
+    <w:link w:val="Heading3"/>
     <w:uiPriority w:val="9"/>
     <w:rsid w:val="00625613"/>
     <w:rPr>

--- a/邹上豪简历-音频.docx
+++ b/邹上豪简历-音频.docx
@@ -171,16 +171,16 @@
           </w:p>
           <w:p>
             <w:pPr>
-              <w:pStyle w:val="Heading3"/>
+              <w:pStyle w:val="3"/>
               <w:spacing w:line="360" w:lineRule="auto"/>
               <w:rPr>
-                <w:rFonts w:ascii="宋体" w:eastAsia="宋体" w:hAnsi="宋体" w:cs="宋体"/>
-              </w:rPr>
-            </w:pPr>
-          </w:p>
-          <w:p>
-            <w:pPr>
-              <w:pStyle w:val="Heading3"/>
+                <w:rFonts w:ascii="宋体" w:eastAsia="宋体" w:hAnsi="宋体" w:cs="宋体" w:hint="eastAsia"/>
+              </w:rPr>
+            </w:pPr>
+          </w:p>
+          <w:p>
+            <w:pPr>
+              <w:pStyle w:val="3"/>
               <w:spacing w:line="360" w:lineRule="auto"/>
               <w:rPr>
                 <w:rFonts w:eastAsiaTheme="minorEastAsia"/>
@@ -290,11 +290,19 @@
                 <w:u w:val="single" w:color="FFFFFF"/>
               </w:rPr>
             </w:pPr>
+            <w:proofErr w:type="gramStart"/>
             <w:r>
               <w:rPr>
                 <w:rFonts w:ascii="宋体" w:eastAsia="宋体" w:hAnsi="宋体" w:cs="宋体" w:hint="eastAsia"/>
               </w:rPr>
-              <w:t>微信 A</w:t>
+              <w:t>微信</w:t>
+            </w:r>
+            <w:proofErr w:type="gramEnd"/>
+            <w:r>
+              <w:rPr>
+                <w:rFonts w:ascii="宋体" w:eastAsia="宋体" w:hAnsi="宋体" w:cs="宋体" w:hint="eastAsia"/>
+              </w:rPr>
+              <w:t xml:space="preserve"> A</w:t>
             </w:r>
             <w:r>
               <w:rPr>
@@ -305,7 +313,7 @@
           </w:p>
           <w:p>
             <w:pPr>
-              <w:pStyle w:val="Heading3"/>
+              <w:pStyle w:val="3"/>
               <w:spacing w:line="360" w:lineRule="auto"/>
               <w:rPr>
                 <w:rFonts w:eastAsiaTheme="minorEastAsia"/>
@@ -314,7 +322,7 @@
           </w:p>
           <w:p>
             <w:pPr>
-              <w:pStyle w:val="Heading3"/>
+              <w:pStyle w:val="3"/>
               <w:spacing w:line="360" w:lineRule="auto"/>
               <w:rPr>
                 <w:rFonts w:eastAsiaTheme="minorEastAsia"/>
@@ -333,16 +341,25 @@
               <w:spacing w:before="80" w:after="80" w:line="360" w:lineRule="auto"/>
               <w:rPr>
                 <w:rStyle w:val="Hyperlinksidebar"/>
-                <w:rFonts w:ascii="宋体" w:eastAsia="宋体" w:hAnsi="宋体" w:cs="宋体"/>
+                <w:rFonts w:ascii="宋体" w:eastAsia="宋体" w:hAnsi="宋体" w:cs="宋体" w:hint="eastAsia"/>
               </w:rPr>
             </w:pPr>
             <w:hyperlink r:id="rId11" w:anchor="/artist/album?id=34522483" w:history="1">
+              <w:proofErr w:type="gramStart"/>
               <w:r>
                 <w:rPr>
                   <w:rStyle w:val="Hyperlinksidebar"/>
                   <w:rFonts w:ascii="宋体" w:eastAsia="宋体" w:hAnsi="宋体" w:cs="宋体" w:hint="eastAsia"/>
                 </w:rPr>
-                <w:t>网易云歌手页</w:t>
+                <w:t>网易云歌手</w:t>
+              </w:r>
+              <w:proofErr w:type="gramEnd"/>
+              <w:r>
+                <w:rPr>
+                  <w:rStyle w:val="Hyperlinksidebar"/>
+                  <w:rFonts w:ascii="宋体" w:eastAsia="宋体" w:hAnsi="宋体" w:cs="宋体" w:hint="eastAsia"/>
+                </w:rPr>
+                <w:t>页</w:t>
               </w:r>
             </w:hyperlink>
           </w:p>
@@ -352,18 +369,28 @@
               <w:spacing w:before="80" w:after="80" w:line="360" w:lineRule="auto"/>
               <w:rPr>
                 <w:rStyle w:val="Hyperlinksidebar"/>
-                <w:rFonts w:ascii="宋体" w:eastAsia="宋体" w:hAnsi="宋体" w:cs="宋体"/>
+                <w:rFonts w:ascii="宋体" w:eastAsia="宋体" w:hAnsi="宋体" w:cs="宋体" w:hint="eastAsia"/>
                 <w:color w:val="FFFFFF" w:themeColor="background1"/>
               </w:rPr>
             </w:pPr>
             <w:hyperlink r:id="rId12" w:history="1">
+              <w:proofErr w:type="gramStart"/>
               <w:r>
                 <w:rPr>
-                  <w:rStyle w:val="Hyperlink"/>
+                  <w:rStyle w:val="a5"/>
                   <w:rFonts w:ascii="宋体" w:eastAsia="宋体" w:hAnsi="宋体" w:cs="宋体" w:hint="eastAsia"/>
                   <w:color w:val="FFFFFF" w:themeColor="background1"/>
                 </w:rPr>
-                <w:t>酷狗歌手页</w:t>
+                <w:t>酷狗歌手</w:t>
+              </w:r>
+              <w:proofErr w:type="gramEnd"/>
+              <w:r>
+                <w:rPr>
+                  <w:rStyle w:val="a5"/>
+                  <w:rFonts w:ascii="宋体" w:eastAsia="宋体" w:hAnsi="宋体" w:cs="宋体" w:hint="eastAsia"/>
+                  <w:color w:val="FFFFFF" w:themeColor="background1"/>
+                </w:rPr>
+                <w:t>页</w:t>
               </w:r>
             </w:hyperlink>
           </w:p>
@@ -389,7 +416,7 @@
               <w:pStyle w:val="Sidebartext"/>
               <w:spacing w:before="80" w:after="80" w:line="360" w:lineRule="auto"/>
               <w:rPr>
-                <w:rStyle w:val="Hyperlink"/>
+                <w:rStyle w:val="a5"/>
                 <w:rFonts w:eastAsiaTheme="minorEastAsia"/>
                 <w:color w:val="FFFFFF" w:themeColor="background1"/>
               </w:rPr>
@@ -427,7 +454,7 @@
             </w:r>
             <w:r>
               <w:rPr>
-                <w:rStyle w:val="Hyperlink"/>
+                <w:rStyle w:val="a5"/>
                 <w:rFonts w:eastAsiaTheme="minorEastAsia" w:hint="eastAsia"/>
                 <w:color w:val="FFFFFF" w:themeColor="background1"/>
               </w:rPr>
@@ -435,7 +462,7 @@
             </w:r>
             <w:r>
               <w:rPr>
-                <w:rStyle w:val="Hyperlink"/>
+                <w:rStyle w:val="a5"/>
                 <w:rFonts w:eastAsiaTheme="minorEastAsia" w:hint="eastAsia"/>
                 <w:color w:val="FFFFFF" w:themeColor="background1"/>
               </w:rPr>
@@ -444,7 +471,7 @@
           </w:p>
           <w:p>
             <w:pPr>
-              <w:pStyle w:val="Heading3"/>
+              <w:pStyle w:val="3"/>
               <w:rPr>
                 <w:rFonts w:ascii="Lato" w:eastAsiaTheme="minorEastAsia" w:hAnsi="Lato" w:cs="Lato"/>
                 <w:b w:val="0"/>
@@ -472,9 +499,9 @@
           </w:p>
           <w:p>
             <w:pPr>
-              <w:pStyle w:val="Heading3"/>
-              <w:rPr>
-                <w:rFonts w:ascii="黑体" w:eastAsia="黑体" w:hAnsi="黑体"/>
+              <w:pStyle w:val="3"/>
+              <w:rPr>
+                <w:rFonts w:ascii="黑体" w:eastAsia="黑体" w:hAnsi="黑体" w:hint="eastAsia"/>
                 <w:color w:val="FFFFFF" w:themeColor="background1"/>
               </w:rPr>
             </w:pPr>
@@ -507,16 +534,6 @@
           </w:p>
           <w:p>
             <w:pPr>
-              <w:rPr>
-                <w:rFonts w:ascii="黑体" w:eastAsia="黑体" w:hAnsi="黑体"/>
-                <w:b/>
-                <w:bCs/>
-                <w:color w:val="FFFFFF" w:themeColor="background1"/>
-                <w:sz w:val="22"/>
-                <w:szCs w:val="22"/>
-              </w:rPr>
-            </w:pPr>
-            <w:r>
               <w:rPr>
                 <w:rFonts w:ascii="黑体" w:eastAsia="黑体" w:hAnsi="黑体" w:hint="eastAsia"/>
                 <w:b/>
@@ -525,40 +542,6 @@
                 <w:sz w:val="22"/>
                 <w:szCs w:val="22"/>
               </w:rPr>
-              <w:t>英语水平优秀</w:t>
-            </w:r>
-          </w:p>
-          <w:p>
-            <w:pPr>
-              <w:rPr>
-                <w:rFonts w:ascii="黑体" w:eastAsia="黑体" w:hAnsi="黑体"/>
-                <w:b/>
-                <w:bCs/>
-                <w:color w:val="FFFFFF" w:themeColor="background1"/>
-                <w:sz w:val="21"/>
-                <w:szCs w:val="21"/>
-              </w:rPr>
-            </w:pPr>
-            <w:r>
-              <w:rPr>
-                <w:rFonts w:ascii="宋体" w:eastAsia="宋体" w:hAnsi="宋体" w:cs="宋体" w:hint="eastAsia"/>
-                <w:color w:val="FFFFFF" w:themeColor="background1"/>
-                <w:sz w:val="21"/>
-                <w:szCs w:val="21"/>
-              </w:rPr>
-              <w:t>无障碍阅读英语文档、视频、参与英文社区</w:t>
-            </w:r>
-          </w:p>
-          <w:p>
-            <w:pPr>
-              <w:rPr>
-                <w:rFonts w:ascii="黑体" w:eastAsia="黑体" w:hAnsi="黑体"/>
-                <w:b/>
-                <w:bCs/>
-                <w:color w:val="FFFFFF" w:themeColor="background1"/>
-                <w:sz w:val="22"/>
-                <w:szCs w:val="22"/>
-              </w:rPr>
             </w:pPr>
             <w:r>
               <w:rPr>
@@ -569,13 +552,13 @@
                 <w:sz w:val="22"/>
                 <w:szCs w:val="22"/>
               </w:rPr>
-              <w:t>游戏经验丰富</w:t>
-            </w:r>
-          </w:p>
-          <w:p>
-            <w:pPr>
-              <w:rPr>
-                <w:rFonts w:ascii="黑体" w:eastAsia="黑体" w:hAnsi="黑体"/>
+              <w:t>英语水平优秀</w:t>
+            </w:r>
+          </w:p>
+          <w:p>
+            <w:pPr>
+              <w:rPr>
+                <w:rFonts w:ascii="黑体" w:eastAsia="黑体" w:hAnsi="黑体" w:hint="eastAsia"/>
                 <w:b/>
                 <w:bCs/>
                 <w:color w:val="FFFFFF" w:themeColor="background1"/>
@@ -590,14 +573,58 @@
                 <w:sz w:val="21"/>
                 <w:szCs w:val="21"/>
               </w:rPr>
+              <w:t>无障碍阅读英语文档、视频、参与英文社区</w:t>
+            </w:r>
+          </w:p>
+          <w:p>
+            <w:pPr>
+              <w:rPr>
+                <w:rFonts w:ascii="黑体" w:eastAsia="黑体" w:hAnsi="黑体" w:hint="eastAsia"/>
+                <w:b/>
+                <w:bCs/>
+                <w:color w:val="FFFFFF" w:themeColor="background1"/>
+                <w:sz w:val="22"/>
+                <w:szCs w:val="22"/>
+              </w:rPr>
+            </w:pPr>
+            <w:r>
+              <w:rPr>
+                <w:rFonts w:ascii="黑体" w:eastAsia="黑体" w:hAnsi="黑体" w:hint="eastAsia"/>
+                <w:b/>
+                <w:bCs/>
+                <w:color w:val="FFFFFF" w:themeColor="background1"/>
+                <w:sz w:val="22"/>
+                <w:szCs w:val="22"/>
+              </w:rPr>
+              <w:t>游戏经验丰富</w:t>
+            </w:r>
+          </w:p>
+          <w:p>
+            <w:pPr>
+              <w:rPr>
+                <w:rFonts w:ascii="黑体" w:eastAsia="黑体" w:hAnsi="黑体" w:hint="eastAsia"/>
+                <w:b/>
+                <w:bCs/>
+                <w:color w:val="FFFFFF" w:themeColor="background1"/>
+                <w:sz w:val="21"/>
+                <w:szCs w:val="21"/>
+              </w:rPr>
+            </w:pPr>
+            <w:r>
+              <w:rPr>
+                <w:rFonts w:ascii="宋体" w:eastAsia="宋体" w:hAnsi="宋体" w:cs="宋体" w:hint="eastAsia"/>
+                <w:color w:val="FFFFFF" w:themeColor="background1"/>
+                <w:sz w:val="21"/>
+                <w:szCs w:val="21"/>
+              </w:rPr>
               <w:t>15年PC FPS游戏经历，品鉴各种类型游戏</w:t>
             </w:r>
           </w:p>
           <w:p>
             <w:pPr>
-              <w:pStyle w:val="Heading3"/>
-              <w:rPr>
-                <w:rFonts w:ascii="宋体" w:eastAsia="宋体" w:hAnsi="宋体" w:cs="宋体"/>
+              <w:pStyle w:val="3"/>
+              <w:rPr>
+                <w:rFonts w:ascii="宋体" w:eastAsia="宋体" w:hAnsi="宋体" w:cs="宋体" w:hint="eastAsia"/>
               </w:rPr>
             </w:pPr>
           </w:p>
@@ -1121,7 +1148,7 @@
                   <w:pPr>
                     <w:pStyle w:val="SkillTitle"/>
                     <w:rPr>
-                      <w:rFonts w:ascii="宋体" w:eastAsia="宋体" w:hAnsi="宋体" w:cs="宋体"/>
+                      <w:rFonts w:ascii="宋体" w:eastAsia="宋体" w:hAnsi="宋体" w:cs="宋体" w:hint="eastAsia"/>
                     </w:rPr>
                   </w:pPr>
                 </w:p>
@@ -1266,10 +1293,10 @@
           </w:tcPr>
           <w:p>
             <w:pPr>
-              <w:pStyle w:val="Heading1"/>
-              <w:spacing w:line="276" w:lineRule="auto"/>
-              <w:rPr>
-                <w:rFonts w:ascii="宋体" w:eastAsia="宋体" w:hAnsi="宋体"/>
+              <w:pStyle w:val="1"/>
+              <w:spacing w:line="276" w:lineRule="auto"/>
+              <w:rPr>
+                <w:rFonts w:ascii="宋体" w:eastAsia="宋体" w:hAnsi="宋体" w:hint="eastAsia"/>
                 <w:color w:val="7030A0"/>
               </w:rPr>
             </w:pPr>
@@ -1286,7 +1313,7 @@
               <w:spacing w:line="276" w:lineRule="auto"/>
               <w:ind w:firstLineChars="200" w:firstLine="402"/>
               <w:rPr>
-                <w:rFonts w:ascii="宋体" w:eastAsia="宋体" w:hAnsi="宋体"/>
+                <w:rFonts w:ascii="宋体" w:eastAsia="宋体" w:hAnsi="宋体" w:hint="eastAsia"/>
                 <w:sz w:val="20"/>
                 <w:szCs w:val="20"/>
               </w:rPr>
@@ -1304,7 +1331,7 @@
             <w:hyperlink r:id="rId14" w:history="1">
               <w:r>
                 <w:rPr>
-                  <w:rStyle w:val="Hyperlink"/>
+                  <w:rStyle w:val="a5"/>
                   <w:rFonts w:ascii="宋体" w:eastAsia="宋体" w:hAnsi="宋体"/>
                   <w:b/>
                   <w:bCs/>
@@ -1350,7 +1377,7 @@
               <w:spacing w:line="276" w:lineRule="auto"/>
               <w:ind w:firstLineChars="200" w:firstLine="400"/>
               <w:rPr>
-                <w:rFonts w:ascii="宋体" w:eastAsia="宋体" w:hAnsi="宋体"/>
+                <w:rFonts w:ascii="宋体" w:eastAsia="宋体" w:hAnsi="宋体" w:hint="eastAsia"/>
                 <w:sz w:val="20"/>
                 <w:szCs w:val="20"/>
               </w:rPr>
@@ -1371,7 +1398,7 @@
               </w:pBdr>
               <w:spacing w:line="276" w:lineRule="auto"/>
               <w:rPr>
-                <w:rFonts w:ascii="宋体" w:eastAsia="宋体" w:hAnsi="宋体"/>
+                <w:rFonts w:ascii="宋体" w:eastAsia="宋体" w:hAnsi="宋体" w:hint="eastAsia"/>
                 <w:sz w:val="4"/>
                 <w:szCs w:val="4"/>
               </w:rPr>
@@ -1379,10 +1406,10 @@
           </w:p>
           <w:p>
             <w:pPr>
-              <w:pStyle w:val="Heading1"/>
-              <w:spacing w:line="276" w:lineRule="auto"/>
-              <w:rPr>
-                <w:rFonts w:ascii="宋体" w:eastAsia="宋体" w:hAnsi="宋体" w:cs="宋体"/>
+              <w:pStyle w:val="1"/>
+              <w:spacing w:line="276" w:lineRule="auto"/>
+              <w:rPr>
+                <w:rFonts w:ascii="宋体" w:eastAsia="宋体" w:hAnsi="宋体" w:cs="宋体" w:hint="eastAsia"/>
                 <w:color w:val="7030A0"/>
                 <w:sz w:val="4"/>
                 <w:szCs w:val="4"/>
@@ -1391,7 +1418,7 @@
           </w:p>
           <w:p>
             <w:pPr>
-              <w:pStyle w:val="Heading1"/>
+              <w:pStyle w:val="1"/>
               <w:spacing w:line="276" w:lineRule="auto"/>
               <w:rPr>
                 <w:color w:val="7030A0"/>
@@ -1407,10 +1434,10 @@
           </w:p>
           <w:p>
             <w:pPr>
-              <w:pStyle w:val="Heading2"/>
-              <w:spacing w:line="276" w:lineRule="auto"/>
-              <w:rPr>
-                <w:rFonts w:ascii="黑体" w:eastAsia="黑体" w:hAnsi="黑体"/>
+              <w:pStyle w:val="2"/>
+              <w:spacing w:line="276" w:lineRule="auto"/>
+              <w:rPr>
+                <w:rFonts w:ascii="黑体" w:eastAsia="黑体" w:hAnsi="黑体" w:hint="eastAsia"/>
                 <w:sz w:val="24"/>
                 <w:szCs w:val="24"/>
               </w:rPr>
@@ -1421,12 +1448,22 @@
                 <w:sz w:val="24"/>
                 <w:szCs w:val="24"/>
               </w:rPr>
-              <w:t>计算机科学与技术本科，温州肯恩大学</w:t>
-            </w:r>
-          </w:p>
-          <w:p>
-            <w:pPr>
-              <w:pStyle w:val="Date"/>
+              <w:t>计算机科学与技术本科，</w:t>
+            </w:r>
+            <w:proofErr w:type="gramStart"/>
+            <w:r>
+              <w:rPr>
+                <w:rFonts w:ascii="黑体" w:eastAsia="黑体" w:hAnsi="黑体" w:cs="宋体" w:hint="eastAsia"/>
+                <w:sz w:val="24"/>
+                <w:szCs w:val="24"/>
+              </w:rPr>
+              <w:t>温州肯恩大学</w:t>
+            </w:r>
+            <w:proofErr w:type="gramEnd"/>
+          </w:p>
+          <w:p>
+            <w:pPr>
+              <w:pStyle w:val="a9"/>
               <w:pBdr>
                 <w:bottom w:val="single" w:sz="6" w:space="1" w:color="auto"/>
               </w:pBdr>
@@ -1445,7 +1482,7 @@
           </w:p>
           <w:p>
             <w:pPr>
-              <w:pStyle w:val="Date"/>
+              <w:pStyle w:val="a9"/>
               <w:pBdr>
                 <w:bottom w:val="single" w:sz="6" w:space="1" w:color="auto"/>
               </w:pBdr>
@@ -1460,10 +1497,10 @@
           </w:p>
           <w:p>
             <w:pPr>
-              <w:pStyle w:val="Heading1"/>
-              <w:spacing w:line="276" w:lineRule="auto"/>
-              <w:rPr>
-                <w:rFonts w:ascii="宋体" w:eastAsia="宋体" w:hAnsi="宋体" w:cs="宋体"/>
+              <w:pStyle w:val="1"/>
+              <w:spacing w:line="276" w:lineRule="auto"/>
+              <w:rPr>
+                <w:rFonts w:ascii="宋体" w:eastAsia="宋体" w:hAnsi="宋体" w:cs="宋体" w:hint="eastAsia"/>
                 <w:color w:val="7030A0"/>
                 <w:sz w:val="4"/>
                 <w:szCs w:val="4"/>
@@ -1472,7 +1509,7 @@
           </w:p>
           <w:p>
             <w:pPr>
-              <w:pStyle w:val="Heading1"/>
+              <w:pStyle w:val="1"/>
               <w:spacing w:line="276" w:lineRule="auto"/>
               <w:rPr>
                 <w:color w:val="7030A0"/>
@@ -1495,10 +1532,10 @@
           </w:p>
           <w:p>
             <w:pPr>
-              <w:pStyle w:val="Heading2"/>
-              <w:spacing w:line="276" w:lineRule="auto"/>
-              <w:rPr>
-                <w:rFonts w:ascii="黑体" w:eastAsia="黑体" w:hAnsi="黑体"/>
+              <w:pStyle w:val="2"/>
+              <w:spacing w:line="276" w:lineRule="auto"/>
+              <w:rPr>
+                <w:rFonts w:ascii="黑体" w:eastAsia="黑体" w:hAnsi="黑体" w:hint="eastAsia"/>
                 <w:sz w:val="24"/>
                 <w:szCs w:val="24"/>
               </w:rPr>
@@ -1530,7 +1567,7 @@
           </w:p>
           <w:p>
             <w:pPr>
-              <w:pStyle w:val="Date"/>
+              <w:pStyle w:val="a9"/>
               <w:spacing w:line="276" w:lineRule="auto"/>
               <w:rPr>
                 <w:color w:val="808080" w:themeColor="background1" w:themeShade="80"/>
@@ -1548,7 +1585,7 @@
               <w:spacing w:line="276" w:lineRule="auto"/>
               <w:ind w:firstLineChars="200" w:firstLine="400"/>
               <w:rPr>
-                <w:rFonts w:ascii="宋体" w:eastAsia="宋体" w:hAnsi="宋体"/>
+                <w:rFonts w:ascii="宋体" w:eastAsia="宋体" w:hAnsi="宋体" w:hint="eastAsia"/>
                 <w:sz w:val="20"/>
                 <w:szCs w:val="20"/>
               </w:rPr>
@@ -1564,7 +1601,7 @@
             <w:hyperlink r:id="rId15" w:history="1">
               <w:r>
                 <w:rPr>
-                  <w:rStyle w:val="Hyperlink"/>
+                  <w:rStyle w:val="a5"/>
                   <w:rFonts w:eastAsiaTheme="minorEastAsia" w:hint="eastAsia"/>
                   <w:i/>
                   <w:iCs/>
@@ -1581,7 +1618,7 @@
             <w:hyperlink r:id="rId16" w:history="1">
               <w:r>
                 <w:rPr>
-                  <w:rStyle w:val="Hyperlink"/>
+                  <w:rStyle w:val="a5"/>
                   <w:rFonts w:eastAsiaTheme="minorEastAsia" w:hint="eastAsia"/>
                   <w:i/>
                   <w:iCs/>
@@ -1590,7 +1627,7 @@
               </w:r>
               <w:r>
                 <w:rPr>
-                  <w:rStyle w:val="Hyperlink"/>
+                  <w:rStyle w:val="a5"/>
                   <w:rFonts w:eastAsiaTheme="minorEastAsia"/>
                   <w:i/>
                   <w:iCs/>
@@ -1599,7 +1636,7 @@
               </w:r>
               <w:r>
                 <w:rPr>
-                  <w:rStyle w:val="Hyperlink"/>
+                  <w:rStyle w:val="a5"/>
                   <w:rFonts w:eastAsiaTheme="minorEastAsia" w:hint="eastAsia"/>
                   <w:i/>
                   <w:iCs/>
@@ -1613,7 +1650,7 @@
               <w:spacing w:line="276" w:lineRule="auto"/>
               <w:ind w:firstLineChars="200" w:firstLine="400"/>
               <w:rPr>
-                <w:rFonts w:ascii="宋体" w:eastAsia="宋体" w:hAnsi="宋体"/>
+                <w:rFonts w:ascii="宋体" w:eastAsia="宋体" w:hAnsi="宋体" w:hint="eastAsia"/>
                 <w:sz w:val="20"/>
                 <w:szCs w:val="20"/>
               </w:rPr>
@@ -1629,7 +1666,7 @@
             <w:hyperlink r:id="rId17" w:history="1">
               <w:r>
                 <w:rPr>
-                  <w:rStyle w:val="Hyperlink"/>
+                  <w:rStyle w:val="a5"/>
                   <w:rFonts w:ascii="宋体" w:eastAsia="宋体" w:hAnsi="宋体" w:hint="eastAsia"/>
                   <w:b/>
                   <w:bCs/>
@@ -1698,214 +1735,234 @@
           </w:p>
           <w:p>
             <w:pPr>
-              <w:pStyle w:val="Heading2"/>
-              <w:spacing w:line="276" w:lineRule="auto"/>
-              <w:rPr>
-                <w:rFonts w:ascii="黑体" w:eastAsia="黑体" w:hAnsi="黑体"/>
+              <w:pStyle w:val="2"/>
+              <w:spacing w:line="276" w:lineRule="auto"/>
+              <w:rPr>
+                <w:rFonts w:ascii="黑体" w:eastAsia="黑体" w:hAnsi="黑体" w:hint="eastAsia"/>
                 <w:sz w:val="24"/>
                 <w:szCs w:val="24"/>
               </w:rPr>
             </w:pPr>
+            <w:proofErr w:type="gramStart"/>
             <w:r>
               <w:rPr>
                 <w:rFonts w:ascii="黑体" w:eastAsia="黑体" w:hAnsi="黑体" w:cs="宋体" w:hint="eastAsia"/>
                 <w:sz w:val="24"/>
                 <w:szCs w:val="24"/>
               </w:rPr>
-              <w:t>肯恩网络科技（上海）有限公司实习-音频程序</w:t>
-            </w:r>
-          </w:p>
-          <w:p>
-            <w:pPr>
-              <w:pStyle w:val="Date"/>
-              <w:spacing w:line="276" w:lineRule="auto"/>
-              <w:rPr>
-                <w:color w:val="808080" w:themeColor="background1" w:themeShade="80"/>
-              </w:rPr>
-            </w:pPr>
-            <w:r>
-              <w:rPr>
-                <w:color w:val="808080" w:themeColor="background1" w:themeShade="80"/>
-              </w:rPr>
-              <w:t>2024</w:t>
-            </w:r>
-            <w:r>
-              <w:rPr>
-                <w:color w:val="808080" w:themeColor="background1" w:themeShade="80"/>
-              </w:rPr>
-              <w:t xml:space="preserve"> — </w:t>
-            </w:r>
-            <w:r>
-              <w:rPr>
-                <w:color w:val="808080" w:themeColor="background1" w:themeShade="80"/>
-              </w:rPr>
-              <w:t>PRESENT</w:t>
-            </w:r>
-          </w:p>
-          <w:p>
-            <w:pPr>
-              <w:spacing w:line="276" w:lineRule="auto"/>
-              <w:ind w:firstLineChars="200" w:firstLine="402"/>
-              <w:rPr>
-                <w:rFonts w:ascii="宋体" w:eastAsia="宋体" w:hAnsi="宋体"/>
-                <w:sz w:val="20"/>
-                <w:szCs w:val="20"/>
-              </w:rPr>
-            </w:pPr>
-            <w:r>
-              <w:rPr>
-                <w:rFonts w:ascii="宋体" w:eastAsia="宋体" w:hAnsi="宋体" w:hint="eastAsia"/>
-                <w:b/>
-                <w:bCs/>
-                <w:sz w:val="20"/>
-                <w:szCs w:val="20"/>
-              </w:rPr>
-              <w:t>UE5</w:t>
-            </w:r>
-            <w:r>
-              <w:rPr>
-                <w:rFonts w:ascii="宋体" w:eastAsia="宋体" w:hAnsi="宋体" w:hint="eastAsia"/>
-                <w:sz w:val="20"/>
-                <w:szCs w:val="20"/>
-              </w:rPr>
-              <w:t>赛博朋克A</w:t>
-            </w:r>
-            <w:r>
-              <w:rPr>
-                <w:rFonts w:ascii="宋体" w:eastAsia="宋体" w:hAnsi="宋体"/>
-                <w:sz w:val="20"/>
-                <w:szCs w:val="20"/>
-              </w:rPr>
-              <w:t>CT</w:t>
-            </w:r>
-            <w:r>
-              <w:rPr>
-                <w:rFonts w:ascii="宋体" w:eastAsia="宋体" w:hAnsi="宋体" w:hint="eastAsia"/>
-                <w:sz w:val="20"/>
-                <w:szCs w:val="20"/>
-              </w:rPr>
-              <w:t>游戏项目</w:t>
-            </w:r>
-          </w:p>
-          <w:p>
-            <w:pPr>
-              <w:spacing w:line="276" w:lineRule="auto"/>
-              <w:ind w:firstLineChars="200" w:firstLine="402"/>
-              <w:rPr>
-                <w:rFonts w:ascii="宋体" w:eastAsia="宋体" w:hAnsi="宋体"/>
-                <w:b/>
-                <w:bCs/>
-                <w:sz w:val="20"/>
-                <w:szCs w:val="20"/>
-              </w:rPr>
-            </w:pPr>
-            <w:r>
-              <w:rPr>
-                <w:rFonts w:ascii="宋体" w:eastAsia="宋体" w:hAnsi="宋体" w:hint="eastAsia"/>
-                <w:b/>
-                <w:bCs/>
-                <w:sz w:val="20"/>
-                <w:szCs w:val="20"/>
-              </w:rPr>
-              <w:t>集成Wwise和Steam Audio空间音频插件</w:t>
-            </w:r>
-          </w:p>
-          <w:p>
-            <w:pPr>
-              <w:spacing w:line="276" w:lineRule="auto"/>
-              <w:ind w:firstLineChars="200" w:firstLine="400"/>
-              <w:rPr>
-                <w:rFonts w:ascii="宋体" w:eastAsia="宋体" w:hAnsi="宋体"/>
-                <w:sz w:val="20"/>
-                <w:szCs w:val="20"/>
-              </w:rPr>
-            </w:pPr>
-            <w:r>
-              <w:rPr>
-                <w:rFonts w:ascii="宋体" w:eastAsia="宋体" w:hAnsi="宋体" w:hint="eastAsia"/>
-                <w:sz w:val="20"/>
-                <w:szCs w:val="20"/>
-              </w:rPr>
-              <w:t>集成系统级</w:t>
-            </w:r>
-            <w:r>
-              <w:rPr>
-                <w:rFonts w:ascii="宋体" w:eastAsia="宋体" w:hAnsi="宋体" w:hint="eastAsia"/>
-                <w:b/>
-                <w:bCs/>
-                <w:sz w:val="20"/>
-                <w:szCs w:val="20"/>
-              </w:rPr>
-              <w:t>空间</w:t>
-            </w:r>
-            <w:r>
-              <w:rPr>
-                <w:rFonts w:ascii="宋体" w:eastAsia="宋体" w:hAnsi="宋体" w:hint="eastAsia"/>
-                <w:b/>
-                <w:bCs/>
-                <w:sz w:val="20"/>
-                <w:szCs w:val="20"/>
-              </w:rPr>
-              <w:t>音效</w:t>
-            </w:r>
-            <w:r>
-              <w:rPr>
-                <w:rFonts w:ascii="宋体" w:eastAsia="宋体" w:hAnsi="宋体" w:hint="eastAsia"/>
-                <w:sz w:val="20"/>
-                <w:szCs w:val="20"/>
-              </w:rPr>
-              <w:t>（Dolby Atmos/Windows Sonic）</w:t>
-            </w:r>
-          </w:p>
-          <w:p>
-            <w:pPr>
-              <w:spacing w:line="276" w:lineRule="auto"/>
-              <w:ind w:firstLineChars="200" w:firstLine="400"/>
-              <w:rPr>
-                <w:rFonts w:ascii="宋体" w:eastAsia="宋体" w:hAnsi="宋体" w:hint="eastAsia"/>
-                <w:sz w:val="20"/>
-                <w:szCs w:val="20"/>
-              </w:rPr>
-            </w:pPr>
-            <w:r>
-              <w:rPr>
-                <w:rFonts w:ascii="宋体" w:eastAsia="宋体" w:hAnsi="宋体" w:hint="eastAsia"/>
-                <w:sz w:val="20"/>
-                <w:szCs w:val="20"/>
-              </w:rPr>
-              <w:t>与策划、美术对接合作，编写技术文档</w:t>
-            </w:r>
-          </w:p>
-          <w:p>
-            <w:pPr>
-              <w:pStyle w:val="Heading2"/>
-              <w:spacing w:line="276" w:lineRule="auto"/>
-              <w:rPr>
-                <w:rFonts w:ascii="黑体" w:eastAsia="黑体" w:hAnsi="黑体"/>
-                <w:sz w:val="24"/>
-                <w:szCs w:val="24"/>
-              </w:rPr>
-            </w:pPr>
+              <w:t>肯恩网络</w:t>
+            </w:r>
+            <w:proofErr w:type="gramEnd"/>
             <w:r>
               <w:rPr>
                 <w:rFonts w:ascii="黑体" w:eastAsia="黑体" w:hAnsi="黑体" w:cs="宋体" w:hint="eastAsia"/>
                 <w:sz w:val="24"/>
                 <w:szCs w:val="24"/>
               </w:rPr>
-              <w:t>Stea</w:t>
-            </w:r>
+              <w:t>科技（上海）有限公司实习-音频程序</w:t>
+            </w:r>
+          </w:p>
+          <w:p>
+            <w:pPr>
+              <w:pStyle w:val="a9"/>
+              <w:spacing w:line="276" w:lineRule="auto"/>
+              <w:rPr>
+                <w:color w:val="808080" w:themeColor="background1" w:themeShade="80"/>
+              </w:rPr>
+            </w:pPr>
+            <w:r>
+              <w:rPr>
+                <w:color w:val="808080" w:themeColor="background1" w:themeShade="80"/>
+              </w:rPr>
+              <w:t>2024</w:t>
+            </w:r>
+            <w:r>
+              <w:rPr>
+                <w:color w:val="808080" w:themeColor="background1" w:themeShade="80"/>
+              </w:rPr>
+              <w:t xml:space="preserve"> — </w:t>
+            </w:r>
+            <w:r>
+              <w:rPr>
+                <w:color w:val="808080" w:themeColor="background1" w:themeShade="80"/>
+              </w:rPr>
+              <w:t>PRESENT</w:t>
+            </w:r>
+          </w:p>
+          <w:p>
+            <w:pPr>
+              <w:spacing w:line="276" w:lineRule="auto"/>
+              <w:ind w:firstLineChars="200" w:firstLine="402"/>
+              <w:rPr>
+                <w:rFonts w:ascii="宋体" w:eastAsia="宋体" w:hAnsi="宋体" w:hint="eastAsia"/>
+                <w:sz w:val="20"/>
+                <w:szCs w:val="20"/>
+              </w:rPr>
+            </w:pPr>
+            <w:r>
+              <w:rPr>
+                <w:rFonts w:ascii="宋体" w:eastAsia="宋体" w:hAnsi="宋体" w:hint="eastAsia"/>
+                <w:b/>
+                <w:bCs/>
+                <w:sz w:val="20"/>
+                <w:szCs w:val="20"/>
+              </w:rPr>
+              <w:t>UE5</w:t>
+            </w:r>
+            <w:r>
+              <w:rPr>
+                <w:rFonts w:ascii="宋体" w:eastAsia="宋体" w:hAnsi="宋体" w:hint="eastAsia"/>
+                <w:sz w:val="20"/>
+                <w:szCs w:val="20"/>
+              </w:rPr>
+              <w:t>赛博朋克A</w:t>
+            </w:r>
+            <w:r>
+              <w:rPr>
+                <w:rFonts w:ascii="宋体" w:eastAsia="宋体" w:hAnsi="宋体"/>
+                <w:sz w:val="20"/>
+                <w:szCs w:val="20"/>
+              </w:rPr>
+              <w:t>CT</w:t>
+            </w:r>
+            <w:r>
+              <w:rPr>
+                <w:rFonts w:ascii="宋体" w:eastAsia="宋体" w:hAnsi="宋体" w:hint="eastAsia"/>
+                <w:sz w:val="20"/>
+                <w:szCs w:val="20"/>
+              </w:rPr>
+              <w:t>游戏项目</w:t>
+            </w:r>
+          </w:p>
+          <w:p>
+            <w:pPr>
+              <w:spacing w:line="276" w:lineRule="auto"/>
+              <w:ind w:firstLineChars="200" w:firstLine="402"/>
+              <w:rPr>
+                <w:rFonts w:ascii="宋体" w:eastAsia="宋体" w:hAnsi="宋体" w:hint="eastAsia"/>
+                <w:b/>
+                <w:bCs/>
+                <w:sz w:val="20"/>
+                <w:szCs w:val="20"/>
+              </w:rPr>
+            </w:pPr>
+            <w:r>
+              <w:rPr>
+                <w:rFonts w:ascii="宋体" w:eastAsia="宋体" w:hAnsi="宋体" w:hint="eastAsia"/>
+                <w:b/>
+                <w:bCs/>
+                <w:sz w:val="20"/>
+                <w:szCs w:val="20"/>
+              </w:rPr>
+              <w:t>集成Wwise和Steam Audio空间音频插件</w:t>
+            </w:r>
+          </w:p>
+          <w:p>
+            <w:pPr>
+              <w:spacing w:line="276" w:lineRule="auto"/>
+              <w:ind w:firstLineChars="200" w:firstLine="400"/>
+              <w:rPr>
+                <w:rFonts w:ascii="宋体" w:eastAsia="宋体" w:hAnsi="宋体" w:hint="eastAsia"/>
+                <w:sz w:val="20"/>
+                <w:szCs w:val="20"/>
+              </w:rPr>
+            </w:pPr>
+            <w:r>
+              <w:rPr>
+                <w:rFonts w:ascii="宋体" w:eastAsia="宋体" w:hAnsi="宋体" w:hint="eastAsia"/>
+                <w:sz w:val="20"/>
+                <w:szCs w:val="20"/>
+              </w:rPr>
+              <w:t>集成系统</w:t>
+            </w:r>
+            <w:proofErr w:type="gramStart"/>
+            <w:r>
+              <w:rPr>
+                <w:rFonts w:ascii="宋体" w:eastAsia="宋体" w:hAnsi="宋体" w:hint="eastAsia"/>
+                <w:sz w:val="20"/>
+                <w:szCs w:val="20"/>
+              </w:rPr>
+              <w:t>级</w:t>
+            </w:r>
+            <w:r>
+              <w:rPr>
+                <w:rFonts w:ascii="宋体" w:eastAsia="宋体" w:hAnsi="宋体" w:hint="eastAsia"/>
+                <w:b/>
+                <w:bCs/>
+                <w:sz w:val="20"/>
+                <w:szCs w:val="20"/>
+              </w:rPr>
+              <w:t>空间</w:t>
+            </w:r>
+            <w:proofErr w:type="gramEnd"/>
+            <w:r>
+              <w:rPr>
+                <w:rFonts w:ascii="宋体" w:eastAsia="宋体" w:hAnsi="宋体" w:hint="eastAsia"/>
+                <w:b/>
+                <w:bCs/>
+                <w:sz w:val="20"/>
+                <w:szCs w:val="20"/>
+              </w:rPr>
+              <w:t>音效</w:t>
+            </w:r>
+            <w:r>
+              <w:rPr>
+                <w:rFonts w:ascii="宋体" w:eastAsia="宋体" w:hAnsi="宋体" w:hint="eastAsia"/>
+                <w:sz w:val="20"/>
+                <w:szCs w:val="20"/>
+              </w:rPr>
+              <w:t>（Dolby Atmos/Windows Sonic）</w:t>
+            </w:r>
+          </w:p>
+          <w:p>
+            <w:pPr>
+              <w:spacing w:line="276" w:lineRule="auto"/>
+              <w:ind w:firstLineChars="200" w:firstLine="400"/>
+              <w:rPr>
+                <w:rFonts w:ascii="宋体" w:eastAsia="宋体" w:hAnsi="宋体" w:hint="eastAsia"/>
+                <w:sz w:val="20"/>
+                <w:szCs w:val="20"/>
+              </w:rPr>
+            </w:pPr>
+            <w:r>
+              <w:rPr>
+                <w:rFonts w:ascii="宋体" w:eastAsia="宋体" w:hAnsi="宋体" w:hint="eastAsia"/>
+                <w:sz w:val="20"/>
+                <w:szCs w:val="20"/>
+              </w:rPr>
+              <w:t>与策划、美术对接合作，编写技术文档</w:t>
+            </w:r>
+          </w:p>
+          <w:p>
+            <w:pPr>
+              <w:pStyle w:val="2"/>
+              <w:spacing w:line="276" w:lineRule="auto"/>
+              <w:rPr>
+                <w:rFonts w:ascii="黑体" w:eastAsia="黑体" w:hAnsi="黑体" w:hint="eastAsia"/>
+                <w:sz w:val="24"/>
+                <w:szCs w:val="24"/>
+              </w:rPr>
+            </w:pPr>
             <w:r>
               <w:rPr>
                 <w:rFonts w:ascii="黑体" w:eastAsia="黑体" w:hAnsi="黑体" w:cs="宋体" w:hint="eastAsia"/>
                 <w:sz w:val="24"/>
                 <w:szCs w:val="24"/>
               </w:rPr>
+              <w:t>Stea</w:t>
+            </w:r>
+            <w:r>
+              <w:rPr>
+                <w:rFonts w:ascii="黑体" w:eastAsia="黑体" w:hAnsi="黑体" w:cs="宋体" w:hint="eastAsia"/>
+                <w:sz w:val="24"/>
+                <w:szCs w:val="24"/>
+              </w:rPr>
               <w:t>m Audio开源社区贡献者</w:t>
             </w:r>
           </w:p>
           <w:p>
             <w:pPr>
-              <w:pStyle w:val="Date"/>
+              <w:pStyle w:val="a9"/>
               <w:spacing w:line="276" w:lineRule="auto"/>
               <w:rPr>
                 <w:rFonts w:eastAsiaTheme="minorEastAsia"/>
@@ -1925,7 +1982,7 @@
               <w:spacing w:line="276" w:lineRule="auto"/>
               <w:ind w:firstLineChars="200" w:firstLine="400"/>
               <w:rPr>
-                <w:rFonts w:ascii="宋体" w:eastAsia="宋体" w:hAnsi="宋体" w:cs="宋体"/>
+                <w:rFonts w:ascii="宋体" w:eastAsia="宋体" w:hAnsi="宋体" w:cs="宋体" w:hint="eastAsia"/>
                 <w:sz w:val="20"/>
                 <w:szCs w:val="20"/>
               </w:rPr>
@@ -1959,7 +2016,7 @@
             <w:hyperlink r:id="rId18" w:history="1">
               <w:r>
                 <w:rPr>
-                  <w:rStyle w:val="Hyperlink"/>
+                  <w:rStyle w:val="a5"/>
                   <w:rFonts w:ascii="宋体" w:eastAsia="宋体" w:hAnsi="宋体" w:cs="宋体"/>
                   <w:sz w:val="20"/>
                   <w:szCs w:val="20"/>
@@ -1976,7 +2033,7 @@
               <w:spacing w:line="276" w:lineRule="auto"/>
               <w:ind w:firstLineChars="200" w:firstLine="400"/>
               <w:rPr>
-                <w:rFonts w:ascii="宋体" w:eastAsia="宋体" w:hAnsi="宋体"/>
+                <w:rFonts w:ascii="宋体" w:eastAsia="宋体" w:hAnsi="宋体" w:hint="eastAsia"/>
                 <w:sz w:val="20"/>
                 <w:szCs w:val="20"/>
               </w:rPr>
@@ -1992,7 +2049,7 @@
             <w:hyperlink r:id="rId19" w:history="1">
               <w:r>
                 <w:rPr>
-                  <w:rStyle w:val="Hyperlink"/>
+                  <w:rStyle w:val="a5"/>
                   <w:rFonts w:ascii="宋体" w:eastAsia="宋体" w:hAnsi="宋体" w:hint="eastAsia"/>
                   <w:b/>
                   <w:bCs/>
@@ -2003,7 +2060,7 @@
               </w:r>
               <w:r>
                 <w:rPr>
-                  <w:rStyle w:val="Hyperlink"/>
+                  <w:rStyle w:val="a5"/>
                   <w:rFonts w:ascii="宋体" w:eastAsia="宋体" w:hAnsi="宋体"/>
                   <w:sz w:val="20"/>
                   <w:szCs w:val="20"/>
@@ -2027,7 +2084,7 @@
               </w:pBdr>
               <w:spacing w:line="276" w:lineRule="auto"/>
               <w:rPr>
-                <w:rFonts w:ascii="宋体" w:eastAsia="宋体" w:hAnsi="宋体"/>
+                <w:rFonts w:ascii="宋体" w:eastAsia="宋体" w:hAnsi="宋体" w:hint="eastAsia"/>
                 <w:sz w:val="4"/>
                 <w:szCs w:val="4"/>
               </w:rPr>
@@ -2044,10 +2101,10 @@
           </w:p>
           <w:p>
             <w:pPr>
-              <w:pStyle w:val="Heading1"/>
-              <w:spacing w:line="276" w:lineRule="auto"/>
-              <w:rPr>
-                <w:rFonts w:ascii="宋体" w:eastAsia="宋体" w:hAnsi="宋体" w:cs="宋体"/>
+              <w:pStyle w:val="1"/>
+              <w:spacing w:line="276" w:lineRule="auto"/>
+              <w:rPr>
+                <w:rFonts w:ascii="宋体" w:eastAsia="宋体" w:hAnsi="宋体" w:cs="宋体" w:hint="eastAsia"/>
                 <w:color w:val="7030A0"/>
                 <w:sz w:val="4"/>
                 <w:szCs w:val="4"/>
@@ -2056,7 +2113,7 @@
           </w:p>
           <w:p>
             <w:pPr>
-              <w:pStyle w:val="Heading1"/>
+              <w:pStyle w:val="1"/>
               <w:spacing w:line="276" w:lineRule="auto"/>
               <w:rPr>
                 <w:color w:val="7030A0"/>
@@ -2072,10 +2129,10 @@
           </w:p>
           <w:p>
             <w:pPr>
-              <w:pStyle w:val="Heading2"/>
-              <w:spacing w:line="276" w:lineRule="auto"/>
-              <w:rPr>
-                <w:rFonts w:ascii="黑体" w:eastAsia="黑体" w:hAnsi="黑体"/>
+              <w:pStyle w:val="2"/>
+              <w:spacing w:line="276" w:lineRule="auto"/>
+              <w:rPr>
+                <w:rFonts w:ascii="黑体" w:eastAsia="黑体" w:hAnsi="黑体" w:hint="eastAsia"/>
                 <w:sz w:val="24"/>
                 <w:szCs w:val="24"/>
               </w:rPr>
@@ -2086,180 +2143,30 @@
                 <w:sz w:val="24"/>
                 <w:szCs w:val="24"/>
               </w:rPr>
-              <w:t>网易&amp;腾讯音乐人</w:t>
-            </w:r>
-          </w:p>
-          <w:p>
-            <w:pPr>
-              <w:pStyle w:val="Date"/>
-              <w:spacing w:line="276" w:lineRule="auto"/>
-              <w:rPr>
-                <w:color w:val="808080" w:themeColor="background1" w:themeShade="80"/>
-              </w:rPr>
-            </w:pPr>
-            <w:r>
-              <w:rPr>
-                <w:color w:val="808080" w:themeColor="background1" w:themeShade="80"/>
-              </w:rPr>
-              <w:t>MARCH 202</w:t>
-            </w:r>
-            <w:r>
-              <w:rPr>
-                <w:color w:val="808080" w:themeColor="background1" w:themeShade="80"/>
-              </w:rPr>
-              <w:t>0</w:t>
-            </w:r>
-            <w:r>
-              <w:rPr>
-                <w:color w:val="808080" w:themeColor="background1" w:themeShade="80"/>
-              </w:rPr>
-              <w:t xml:space="preserve"> — PRESENT</w:t>
-            </w:r>
-          </w:p>
-          <w:p>
-            <w:pPr>
-              <w:spacing w:line="276" w:lineRule="auto"/>
-              <w:ind w:firstLineChars="200" w:firstLine="400"/>
-              <w:rPr>
-                <w:rFonts w:ascii="宋体" w:eastAsia="宋体" w:hAnsi="宋体"/>
-                <w:sz w:val="20"/>
-                <w:szCs w:val="20"/>
-              </w:rPr>
-            </w:pPr>
-            <w:r>
-              <w:rPr>
-                <w:rFonts w:ascii="宋体" w:eastAsia="宋体" w:hAnsi="宋体" w:hint="eastAsia"/>
-                <w:sz w:val="20"/>
-                <w:szCs w:val="20"/>
-              </w:rPr>
-              <w:t>目前已发行单曲20余首。作曲风格主要包括</w:t>
-            </w:r>
-            <w:r>
-              <w:rPr>
-                <w:rFonts w:ascii="宋体" w:eastAsia="宋体" w:hAnsi="宋体" w:hint="eastAsia"/>
-                <w:b/>
-                <w:bCs/>
-                <w:sz w:val="20"/>
-                <w:szCs w:val="20"/>
-              </w:rPr>
-              <w:t>电子音乐、管弦乐以及钢琴曲</w:t>
-            </w:r>
-            <w:r>
-              <w:rPr>
-                <w:rFonts w:ascii="宋体" w:eastAsia="宋体" w:hAnsi="宋体" w:hint="eastAsia"/>
-                <w:sz w:val="20"/>
-                <w:szCs w:val="20"/>
-              </w:rPr>
-              <w:t>。在</w:t>
-            </w:r>
-            <w:r>
-              <w:rPr>
-                <w:rFonts w:ascii="宋体" w:eastAsia="宋体" w:hAnsi="宋体" w:hint="eastAsia"/>
-                <w:b/>
-                <w:bCs/>
-                <w:sz w:val="20"/>
-                <w:szCs w:val="20"/>
-              </w:rPr>
-              <w:t>混音和母带</w:t>
-            </w:r>
-            <w:r>
-              <w:rPr>
-                <w:rFonts w:ascii="宋体" w:eastAsia="宋体" w:hAnsi="宋体" w:hint="eastAsia"/>
-                <w:sz w:val="20"/>
-                <w:szCs w:val="20"/>
-              </w:rPr>
-              <w:t>方面也有相关经验。</w:t>
-            </w:r>
-          </w:p>
-          <w:p>
-            <w:pPr>
-              <w:pStyle w:val="Heading2"/>
-              <w:spacing w:line="276" w:lineRule="auto"/>
-              <w:rPr>
-                <w:rFonts w:ascii="黑体" w:eastAsia="黑体" w:hAnsi="黑体"/>
-                <w:sz w:val="24"/>
-                <w:szCs w:val="24"/>
-              </w:rPr>
-            </w:pPr>
+              <w:t>网易&amp;</w:t>
+            </w:r>
+            <w:proofErr w:type="gramStart"/>
             <w:r>
               <w:rPr>
                 <w:rFonts w:ascii="黑体" w:eastAsia="黑体" w:hAnsi="黑体" w:cs="宋体" w:hint="eastAsia"/>
                 <w:sz w:val="24"/>
                 <w:szCs w:val="24"/>
               </w:rPr>
-              <w:t>B站游戏音频教程up主</w:t>
-            </w:r>
-          </w:p>
-          <w:p>
-            <w:pPr>
-              <w:spacing w:line="276" w:lineRule="auto"/>
-              <w:ind w:firstLineChars="200" w:firstLine="400"/>
-              <w:rPr>
-                <w:rFonts w:ascii="宋体" w:eastAsia="宋体" w:hAnsi="宋体"/>
-                <w:sz w:val="20"/>
-                <w:szCs w:val="20"/>
-              </w:rPr>
-            </w:pPr>
-            <w:r>
-              <w:rPr>
-                <w:rFonts w:ascii="宋体" w:eastAsia="宋体" w:hAnsi="宋体" w:hint="eastAsia"/>
-                <w:sz w:val="20"/>
-                <w:szCs w:val="20"/>
-              </w:rPr>
-              <w:t>3700+粉丝，已发布14个游戏音频教程</w:t>
-            </w:r>
-          </w:p>
-          <w:p>
-            <w:pPr>
-              <w:spacing w:line="276" w:lineRule="auto"/>
-              <w:ind w:firstLineChars="200" w:firstLine="402"/>
-              <w:rPr>
-                <w:rFonts w:ascii="宋体" w:eastAsia="宋体" w:hAnsi="宋体"/>
-                <w:b/>
-                <w:bCs/>
-                <w:sz w:val="20"/>
-                <w:szCs w:val="20"/>
-              </w:rPr>
-            </w:pPr>
-            <w:r>
-              <w:rPr>
-                <w:rFonts w:ascii="宋体" w:eastAsia="宋体" w:hAnsi="宋体" w:hint="eastAsia"/>
-                <w:b/>
-                <w:bCs/>
-                <w:sz w:val="20"/>
-                <w:szCs w:val="20"/>
-              </w:rPr>
-              <w:t>B站唯一Steam Audio教程发布者</w:t>
-            </w:r>
-          </w:p>
-          <w:p>
-            <w:pPr>
-              <w:pStyle w:val="MainSectionsSpacing0"/>
-              <w:spacing w:line="276" w:lineRule="auto"/>
-            </w:pPr>
-          </w:p>
-          <w:p>
-            <w:pPr>
-              <w:pStyle w:val="Heading2"/>
-              <w:spacing w:line="276" w:lineRule="auto"/>
-              <w:rPr>
-                <w:rFonts w:ascii="黑体" w:eastAsia="黑体" w:hAnsi="黑体"/>
-                <w:sz w:val="24"/>
-                <w:szCs w:val="24"/>
-              </w:rPr>
-            </w:pPr>
+              <w:t>腾讯音乐</w:t>
+            </w:r>
+            <w:proofErr w:type="gramEnd"/>
             <w:r>
               <w:rPr>
                 <w:rFonts w:ascii="黑体" w:eastAsia="黑体" w:hAnsi="黑体" w:cs="宋体" w:hint="eastAsia"/>
                 <w:sz w:val="24"/>
                 <w:szCs w:val="24"/>
               </w:rPr>
-              <w:t>温州肯恩大学艺术团管弦乐团圆号手</w:t>
-            </w:r>
-          </w:p>
-          <w:p>
-            <w:pPr>
-              <w:pStyle w:val="Date"/>
+              <w:t>人</w:t>
+            </w:r>
+          </w:p>
+          <w:p>
+            <w:pPr>
+              <w:pStyle w:val="a9"/>
               <w:spacing w:line="276" w:lineRule="auto"/>
               <w:rPr>
                 <w:color w:val="808080" w:themeColor="background1" w:themeShade="80"/>
@@ -2269,56 +2176,227 @@
               <w:rPr>
                 <w:color w:val="808080" w:themeColor="background1" w:themeShade="80"/>
               </w:rPr>
-              <w:t>SEPTEMBER 2022 — PRESENT</w:t>
-            </w:r>
-          </w:p>
-          <w:p>
-            <w:pPr>
-              <w:pStyle w:val="MainSectionsSpacing0"/>
-              <w:spacing w:line="276" w:lineRule="auto"/>
-            </w:pPr>
-          </w:p>
-          <w:p>
-            <w:pPr>
-              <w:pStyle w:val="Heading2"/>
-              <w:spacing w:line="276" w:lineRule="auto"/>
-              <w:rPr>
-                <w:rFonts w:ascii="黑体" w:eastAsia="黑体" w:hAnsi="黑体"/>
+              <w:t>MARCH 202</w:t>
+            </w:r>
+            <w:r>
+              <w:rPr>
+                <w:color w:val="808080" w:themeColor="background1" w:themeShade="80"/>
+              </w:rPr>
+              <w:t>0</w:t>
+            </w:r>
+            <w:r>
+              <w:rPr>
+                <w:color w:val="808080" w:themeColor="background1" w:themeShade="80"/>
+              </w:rPr>
+              <w:t xml:space="preserve"> — PRESENT</w:t>
+            </w:r>
+          </w:p>
+          <w:p>
+            <w:pPr>
+              <w:spacing w:line="276" w:lineRule="auto"/>
+              <w:ind w:firstLineChars="200" w:firstLine="400"/>
+              <w:rPr>
+                <w:rFonts w:ascii="宋体" w:eastAsia="宋体" w:hAnsi="宋体" w:hint="eastAsia"/>
+                <w:sz w:val="20"/>
+                <w:szCs w:val="20"/>
+              </w:rPr>
+            </w:pPr>
+            <w:r>
+              <w:rPr>
+                <w:rFonts w:ascii="宋体" w:eastAsia="宋体" w:hAnsi="宋体" w:hint="eastAsia"/>
+                <w:sz w:val="20"/>
+                <w:szCs w:val="20"/>
+              </w:rPr>
+              <w:t>目前已发行单曲20余首。作曲风格主要包括</w:t>
+            </w:r>
+            <w:r>
+              <w:rPr>
+                <w:rFonts w:ascii="宋体" w:eastAsia="宋体" w:hAnsi="宋体" w:hint="eastAsia"/>
+                <w:b/>
+                <w:bCs/>
+                <w:sz w:val="20"/>
+                <w:szCs w:val="20"/>
+              </w:rPr>
+              <w:t>电子音乐、管弦乐以及钢琴曲</w:t>
+            </w:r>
+            <w:r>
+              <w:rPr>
+                <w:rFonts w:ascii="宋体" w:eastAsia="宋体" w:hAnsi="宋体" w:hint="eastAsia"/>
+                <w:sz w:val="20"/>
+                <w:szCs w:val="20"/>
+              </w:rPr>
+              <w:t>。在</w:t>
+            </w:r>
+            <w:r>
+              <w:rPr>
+                <w:rFonts w:ascii="宋体" w:eastAsia="宋体" w:hAnsi="宋体" w:hint="eastAsia"/>
+                <w:b/>
+                <w:bCs/>
+                <w:sz w:val="20"/>
+                <w:szCs w:val="20"/>
+              </w:rPr>
+              <w:t>混音和母带</w:t>
+            </w:r>
+            <w:r>
+              <w:rPr>
+                <w:rFonts w:ascii="宋体" w:eastAsia="宋体" w:hAnsi="宋体" w:hint="eastAsia"/>
+                <w:sz w:val="20"/>
+                <w:szCs w:val="20"/>
+              </w:rPr>
+              <w:t>方面也有相关经验。</w:t>
+            </w:r>
+          </w:p>
+          <w:p>
+            <w:pPr>
+              <w:pStyle w:val="2"/>
+              <w:spacing w:line="276" w:lineRule="auto"/>
+              <w:rPr>
+                <w:rFonts w:ascii="黑体" w:eastAsia="黑体" w:hAnsi="黑体" w:hint="eastAsia"/>
+                <w:b w:val="0"/>
+                <w:bCs w:val="0"/>
                 <w:sz w:val="24"/>
                 <w:szCs w:val="24"/>
               </w:rPr>
             </w:pPr>
+            <w:r>
+              <w:rPr>
+                <w:rFonts w:ascii="黑体" w:eastAsia="黑体" w:hAnsi="黑体" w:cs="宋体" w:hint="eastAsia"/>
+                <w:b w:val="0"/>
+                <w:bCs w:val="0"/>
+                <w:sz w:val="24"/>
+                <w:szCs w:val="24"/>
+              </w:rPr>
+              <w:t>B站游戏音频教程up主</w:t>
+            </w:r>
+          </w:p>
+          <w:p>
+            <w:pPr>
+              <w:spacing w:line="276" w:lineRule="auto"/>
+              <w:ind w:firstLineChars="200" w:firstLine="400"/>
+              <w:rPr>
+                <w:rFonts w:ascii="宋体" w:eastAsia="宋体" w:hAnsi="宋体" w:hint="eastAsia"/>
+                <w:sz w:val="20"/>
+                <w:szCs w:val="20"/>
+              </w:rPr>
+            </w:pPr>
+            <w:hyperlink r:id="rId20" w:history="1">
+              <w:r>
+                <w:rPr>
+                  <w:rStyle w:val="a5"/>
+                  <w:rFonts w:ascii="宋体" w:eastAsia="宋体" w:hAnsi="宋体" w:hint="eastAsia"/>
+                  <w:sz w:val="20"/>
+                  <w:szCs w:val="20"/>
+                </w:rPr>
+                <w:t>3700+粉丝，已发布14个游戏音频教程</w:t>
+              </w:r>
+            </w:hyperlink>
+          </w:p>
+          <w:p>
+            <w:pPr>
+              <w:spacing w:line="276" w:lineRule="auto"/>
+              <w:ind w:firstLineChars="200" w:firstLine="402"/>
+              <w:rPr>
+                <w:rFonts w:ascii="宋体" w:eastAsia="宋体" w:hAnsi="宋体" w:hint="eastAsia"/>
+                <w:b/>
+                <w:bCs/>
+                <w:sz w:val="20"/>
+                <w:szCs w:val="20"/>
+              </w:rPr>
+            </w:pPr>
+            <w:r>
+              <w:rPr>
+                <w:rFonts w:ascii="宋体" w:eastAsia="宋体" w:hAnsi="宋体" w:hint="eastAsia"/>
+                <w:b/>
+                <w:bCs/>
+                <w:sz w:val="20"/>
+                <w:szCs w:val="20"/>
+              </w:rPr>
+              <w:t>B站唯一Steam Audio教程发布者</w:t>
+            </w:r>
+          </w:p>
+          <w:p>
+            <w:pPr>
+              <w:pStyle w:val="MainSectionsSpacing0"/>
+              <w:spacing w:line="276" w:lineRule="auto"/>
+            </w:pPr>
+          </w:p>
+          <w:p>
+            <w:pPr>
+              <w:pStyle w:val="2"/>
+              <w:spacing w:line="276" w:lineRule="auto"/>
+              <w:rPr>
+                <w:rFonts w:ascii="黑体" w:eastAsia="黑体" w:hAnsi="黑体" w:hint="eastAsia"/>
+                <w:sz w:val="24"/>
+                <w:szCs w:val="24"/>
+              </w:rPr>
+            </w:pPr>
+            <w:proofErr w:type="gramStart"/>
             <w:r>
               <w:rPr>
                 <w:rFonts w:ascii="黑体" w:eastAsia="黑体" w:hAnsi="黑体" w:cs="宋体" w:hint="eastAsia"/>
                 <w:sz w:val="24"/>
                 <w:szCs w:val="24"/>
               </w:rPr>
-              <w:t>温州肯恩大学艺术团</w:t>
-            </w:r>
+              <w:t>温州肯恩大学</w:t>
+            </w:r>
+            <w:proofErr w:type="gramEnd"/>
             <w:r>
               <w:rPr>
                 <w:rFonts w:ascii="黑体" w:eastAsia="黑体" w:hAnsi="黑体" w:cs="宋体" w:hint="eastAsia"/>
                 <w:sz w:val="24"/>
                 <w:szCs w:val="24"/>
               </w:rPr>
-              <w:t>“</w:t>
-            </w:r>
+              <w:t>艺术团管弦乐团圆号手</w:t>
+            </w:r>
+          </w:p>
+          <w:p>
+            <w:pPr>
+              <w:pStyle w:val="a9"/>
+              <w:spacing w:line="276" w:lineRule="auto"/>
+              <w:rPr>
+                <w:color w:val="808080" w:themeColor="background1" w:themeShade="80"/>
+              </w:rPr>
+            </w:pPr>
+            <w:r>
+              <w:rPr>
+                <w:color w:val="808080" w:themeColor="background1" w:themeShade="80"/>
+              </w:rPr>
+              <w:t>SEPTEMBER 2022 — PRESENT</w:t>
+            </w:r>
+          </w:p>
+          <w:p>
+            <w:pPr>
+              <w:pStyle w:val="MainSectionsSpacing0"/>
+              <w:spacing w:line="276" w:lineRule="auto"/>
+            </w:pPr>
+          </w:p>
+          <w:p>
+            <w:pPr>
+              <w:pStyle w:val="2"/>
+              <w:spacing w:line="276" w:lineRule="auto"/>
+              <w:rPr>
+                <w:rFonts w:ascii="黑体" w:eastAsia="黑体" w:hAnsi="黑体" w:hint="eastAsia"/>
+                <w:sz w:val="24"/>
+                <w:szCs w:val="24"/>
+              </w:rPr>
+            </w:pPr>
+            <w:proofErr w:type="gramStart"/>
             <w:r>
               <w:rPr>
                 <w:rFonts w:ascii="黑体" w:eastAsia="黑体" w:hAnsi="黑体" w:cs="宋体" w:hint="eastAsia"/>
                 <w:sz w:val="24"/>
                 <w:szCs w:val="24"/>
               </w:rPr>
-              <w:t>下沉年代</w:t>
-            </w:r>
+              <w:t>温州肯恩大学</w:t>
+            </w:r>
+            <w:proofErr w:type="gramEnd"/>
             <w:r>
               <w:rPr>
                 <w:rFonts w:ascii="黑体" w:eastAsia="黑体" w:hAnsi="黑体" w:cs="宋体" w:hint="eastAsia"/>
                 <w:sz w:val="24"/>
                 <w:szCs w:val="24"/>
               </w:rPr>
-              <w:t>”</w:t>
+              <w:t>艺术团</w:t>
             </w:r>
             <w:r>
               <w:rPr>
@@ -2326,12 +2404,36 @@
                 <w:sz w:val="24"/>
                 <w:szCs w:val="24"/>
               </w:rPr>
+              <w:t>“</w:t>
+            </w:r>
+            <w:r>
+              <w:rPr>
+                <w:rFonts w:ascii="黑体" w:eastAsia="黑体" w:hAnsi="黑体" w:cs="宋体" w:hint="eastAsia"/>
+                <w:sz w:val="24"/>
+                <w:szCs w:val="24"/>
+              </w:rPr>
+              <w:t>下沉年代</w:t>
+            </w:r>
+            <w:r>
+              <w:rPr>
+                <w:rFonts w:ascii="黑体" w:eastAsia="黑体" w:hAnsi="黑体" w:cs="宋体" w:hint="eastAsia"/>
+                <w:sz w:val="24"/>
+                <w:szCs w:val="24"/>
+              </w:rPr>
+              <w:t>”</w:t>
+            </w:r>
+            <w:r>
+              <w:rPr>
+                <w:rFonts w:ascii="黑体" w:eastAsia="黑体" w:hAnsi="黑体" w:cs="宋体" w:hint="eastAsia"/>
+                <w:sz w:val="24"/>
+                <w:szCs w:val="24"/>
+              </w:rPr>
               <w:t>乐队键盘手</w:t>
             </w:r>
           </w:p>
           <w:p>
             <w:pPr>
-              <w:pStyle w:val="Date"/>
+              <w:pStyle w:val="a9"/>
               <w:pBdr>
                 <w:bottom w:val="single" w:sz="6" w:space="1" w:color="auto"/>
               </w:pBdr>
@@ -2350,7 +2452,7 @@
           </w:p>
           <w:p>
             <w:pPr>
-              <w:pStyle w:val="Date"/>
+              <w:pStyle w:val="a9"/>
               <w:pBdr>
                 <w:bottom w:val="single" w:sz="6" w:space="1" w:color="auto"/>
               </w:pBdr>
@@ -2365,10 +2467,10 @@
           </w:p>
           <w:p>
             <w:pPr>
-              <w:pStyle w:val="Heading1"/>
-              <w:spacing w:line="276" w:lineRule="auto"/>
-              <w:rPr>
-                <w:rFonts w:ascii="宋体" w:eastAsia="宋体" w:hAnsi="宋体" w:cs="宋体"/>
+              <w:pStyle w:val="1"/>
+              <w:spacing w:line="276" w:lineRule="auto"/>
+              <w:rPr>
+                <w:rFonts w:ascii="宋体" w:eastAsia="宋体" w:hAnsi="宋体" w:cs="宋体" w:hint="eastAsia"/>
                 <w:color w:val="7030A0"/>
                 <w:sz w:val="4"/>
                 <w:szCs w:val="4"/>
@@ -2377,26 +2479,38 @@
           </w:p>
           <w:p>
             <w:pPr>
-              <w:pStyle w:val="Heading1"/>
-              <w:spacing w:line="276" w:lineRule="auto"/>
-              <w:rPr>
-                <w:rFonts w:ascii="宋体" w:eastAsia="宋体" w:hAnsi="宋体" w:cs="宋体"/>
-                <w:color w:val="7030A0"/>
-              </w:rPr>
-            </w:pPr>
-            <w:r>
+              <w:pStyle w:val="1"/>
+              <w:spacing w:line="276" w:lineRule="auto"/>
               <w:rPr>
                 <w:rFonts w:ascii="宋体" w:eastAsia="宋体" w:hAnsi="宋体" w:cs="宋体" w:hint="eastAsia"/>
                 <w:color w:val="7030A0"/>
               </w:rPr>
+            </w:pPr>
+            <w:r>
+              <w:rPr>
+                <w:rFonts w:ascii="宋体" w:eastAsia="宋体" w:hAnsi="宋体" w:cs="宋体" w:hint="eastAsia"/>
+                <w:color w:val="7030A0"/>
+              </w:rPr>
               <w:t>获奖</w:t>
             </w:r>
           </w:p>
           <w:p>
             <w:pPr>
-              <w:pStyle w:val="Date"/>
+              <w:pStyle w:val="a9"/>
               <w:spacing w:line="276" w:lineRule="auto"/>
               <w:ind w:firstLineChars="200" w:firstLine="442"/>
+              <w:rPr>
+                <w:rFonts w:ascii="宋体" w:eastAsia="宋体" w:hAnsi="宋体" w:cs="宋体" w:hint="eastAsia"/>
+                <w:b/>
+                <w:bCs/>
+                <w:color w:val="0D111A"/>
+                <w:spacing w:val="0"/>
+                <w:sz w:val="22"/>
+                <w:szCs w:val="22"/>
+              </w:rPr>
+            </w:pPr>
+            <w:proofErr w:type="gramStart"/>
+            <w:r>
               <w:rPr>
                 <w:rFonts w:ascii="宋体" w:eastAsia="宋体" w:hAnsi="宋体" w:cs="宋体"/>
                 <w:b/>
@@ -2406,7 +2520,9 @@
                 <w:sz w:val="22"/>
                 <w:szCs w:val="22"/>
               </w:rPr>
-            </w:pPr>
+              <w:t>温州肯恩大学</w:t>
+            </w:r>
+            <w:proofErr w:type="gramEnd"/>
             <w:r>
               <w:rPr>
                 <w:rFonts w:ascii="宋体" w:eastAsia="宋体" w:hAnsi="宋体" w:cs="宋体"/>
@@ -2417,36 +2533,46 @@
                 <w:sz w:val="22"/>
                 <w:szCs w:val="22"/>
               </w:rPr>
-              <w:t>温州肯恩大学文化、体育或艺术奖学金</w:t>
-            </w:r>
-          </w:p>
-          <w:p>
-            <w:pPr>
-              <w:pStyle w:val="Heading2"/>
+              <w:t>文化、体育或艺术奖学金</w:t>
+            </w:r>
+          </w:p>
+          <w:p>
+            <w:pPr>
+              <w:pStyle w:val="2"/>
               <w:spacing w:line="276" w:lineRule="auto"/>
               <w:ind w:firstLineChars="200" w:firstLine="442"/>
-              <w:rPr>
-                <w:rFonts w:ascii="宋体" w:eastAsia="宋体" w:hAnsi="宋体" w:cs="宋体"/>
-                <w:sz w:val="22"/>
-                <w:szCs w:val="22"/>
-              </w:rPr>
-            </w:pPr>
-            <w:r>
               <w:rPr>
                 <w:rFonts w:ascii="宋体" w:eastAsia="宋体" w:hAnsi="宋体" w:cs="宋体" w:hint="eastAsia"/>
                 <w:sz w:val="22"/>
                 <w:szCs w:val="22"/>
               </w:rPr>
-              <w:t>温州肯恩大学艺术团优秀团员</w:t>
-            </w:r>
-          </w:p>
-          <w:p>
-            <w:pPr>
-              <w:pStyle w:val="Heading2"/>
+            </w:pPr>
+            <w:proofErr w:type="gramStart"/>
+            <w:r>
+              <w:rPr>
+                <w:rFonts w:ascii="宋体" w:eastAsia="宋体" w:hAnsi="宋体" w:cs="宋体" w:hint="eastAsia"/>
+                <w:sz w:val="22"/>
+                <w:szCs w:val="22"/>
+              </w:rPr>
+              <w:t>温州肯恩大学</w:t>
+            </w:r>
+            <w:proofErr w:type="gramEnd"/>
+            <w:r>
+              <w:rPr>
+                <w:rFonts w:ascii="宋体" w:eastAsia="宋体" w:hAnsi="宋体" w:cs="宋体" w:hint="eastAsia"/>
+                <w:sz w:val="22"/>
+                <w:szCs w:val="22"/>
+              </w:rPr>
+              <w:t>艺术团优秀团员</w:t>
+            </w:r>
+          </w:p>
+          <w:p>
+            <w:pPr>
+              <w:pStyle w:val="2"/>
               <w:spacing w:line="276" w:lineRule="auto"/>
               <w:ind w:firstLineChars="200" w:firstLine="442"/>
               <w:rPr>
-                <w:rFonts w:ascii="宋体" w:eastAsia="宋体" w:hAnsi="宋体" w:cs="宋体"/>
+                <w:rFonts w:ascii="宋体" w:eastAsia="宋体" w:hAnsi="宋体" w:cs="宋体" w:hint="eastAsia"/>
                 <w:sz w:val="22"/>
                 <w:szCs w:val="22"/>
               </w:rPr>
@@ -2471,7 +2597,7 @@
       </w:pPr>
     </w:p>
     <w:sectPr>
-      <w:headerReference w:type="default" r:id="rId20"/>
+      <w:headerReference w:type="default" r:id="rId21"/>
       <w:pgSz w:w="11906" w:h="16838"/>
       <w:pgMar w:top="680" w:right="1134" w:bottom="340" w:left="794" w:header="0" w:footer="0" w:gutter="0"/>
       <w:cols w:space="708"/>
@@ -3404,7 +3530,7 @@
     <w:lsdException w:name="Unresolved Mention" w:semiHidden="1" w:unhideWhenUsed="1"/>
     <w:lsdException w:name="Smart Link" w:semiHidden="1" w:unhideWhenUsed="1"/>
   </w:latentStyles>
-  <w:style w:type="paragraph" w:default="1" w:styleId="Normal">
+  <w:style w:type="paragraph" w:default="1" w:styleId="a">
     <w:name w:val="Normal"/>
     <w:qFormat/>
     <w:pPr>
@@ -3417,11 +3543,11 @@
       <w:szCs w:val="18"/>
     </w:rPr>
   </w:style>
-  <w:style w:type="paragraph" w:styleId="Heading1">
+  <w:style w:type="paragraph" w:styleId="1">
     <w:name w:val="heading 1"/>
-    <w:basedOn w:val="Normal"/>
-    <w:next w:val="Normal"/>
-    <w:link w:val="Heading1Char"/>
+    <w:basedOn w:val="a"/>
+    <w:next w:val="a"/>
+    <w:link w:val="10"/>
     <w:uiPriority w:val="9"/>
     <w:qFormat/>
     <w:pPr>
@@ -3437,11 +3563,11 @@
       <w:szCs w:val="26"/>
     </w:rPr>
   </w:style>
-  <w:style w:type="paragraph" w:styleId="Heading2">
+  <w:style w:type="paragraph" w:styleId="2">
     <w:name w:val="heading 2"/>
-    <w:basedOn w:val="Normal"/>
-    <w:next w:val="Normal"/>
-    <w:link w:val="Heading2Char"/>
+    <w:basedOn w:val="a"/>
+    <w:next w:val="a"/>
+    <w:link w:val="20"/>
     <w:uiPriority w:val="9"/>
     <w:unhideWhenUsed/>
     <w:qFormat/>
@@ -3456,11 +3582,11 @@
       <w:szCs w:val="20"/>
     </w:rPr>
   </w:style>
-  <w:style w:type="paragraph" w:styleId="Heading3">
+  <w:style w:type="paragraph" w:styleId="3">
     <w:name w:val="heading 3"/>
-    <w:basedOn w:val="Normal"/>
-    <w:next w:val="Normal"/>
-    <w:link w:val="Heading3Char"/>
+    <w:basedOn w:val="a"/>
+    <w:next w:val="a"/>
+    <w:link w:val="30"/>
     <w:uiPriority w:val="9"/>
     <w:unhideWhenUsed/>
     <w:qFormat/>
@@ -3478,10 +3604,10 @@
       <w:szCs w:val="22"/>
     </w:rPr>
   </w:style>
-  <w:style w:type="paragraph" w:styleId="Heading4">
+  <w:style w:type="paragraph" w:styleId="4">
     <w:name w:val="heading 4"/>
-    <w:basedOn w:val="Normal"/>
-    <w:next w:val="Normal"/>
+    <w:basedOn w:val="a"/>
+    <w:next w:val="a"/>
     <w:uiPriority w:val="9"/>
     <w:semiHidden/>
     <w:unhideWhenUsed/>
@@ -3497,10 +3623,10 @@
       <w:szCs w:val="12"/>
     </w:rPr>
   </w:style>
-  <w:style w:type="paragraph" w:styleId="Heading5">
+  <w:style w:type="paragraph" w:styleId="5">
     <w:name w:val="heading 5"/>
-    <w:basedOn w:val="Normal"/>
-    <w:next w:val="Normal"/>
+    <w:basedOn w:val="a"/>
+    <w:next w:val="a"/>
     <w:uiPriority w:val="9"/>
     <w:semiHidden/>
     <w:unhideWhenUsed/>
@@ -3512,10 +3638,10 @@
       <w:color w:val="2E74B5"/>
     </w:rPr>
   </w:style>
-  <w:style w:type="paragraph" w:styleId="Heading6">
+  <w:style w:type="paragraph" w:styleId="6">
     <w:name w:val="heading 6"/>
-    <w:basedOn w:val="Normal"/>
-    <w:next w:val="Normal"/>
+    <w:basedOn w:val="a"/>
+    <w:next w:val="a"/>
     <w:uiPriority w:val="9"/>
     <w:semiHidden/>
     <w:unhideWhenUsed/>
@@ -3527,13 +3653,13 @@
       <w:color w:val="1F4D78"/>
     </w:rPr>
   </w:style>
-  <w:style w:type="character" w:default="1" w:styleId="DefaultParagraphFont">
+  <w:style w:type="character" w:default="1" w:styleId="a0">
     <w:name w:val="Default Paragraph Font"/>
     <w:uiPriority w:val="1"/>
     <w:semiHidden/>
     <w:unhideWhenUsed/>
   </w:style>
-  <w:style w:type="table" w:default="1" w:styleId="TableNormal">
+  <w:style w:type="table" w:default="1" w:styleId="a1">
     <w:name w:val="Normal Table"/>
     <w:uiPriority w:val="99"/>
     <w:semiHidden/>
@@ -3548,16 +3674,16 @@
       </w:tblCellMar>
     </w:tblPr>
   </w:style>
-  <w:style w:type="numbering" w:default="1" w:styleId="NoList">
+  <w:style w:type="numbering" w:default="1" w:styleId="a2">
     <w:name w:val="No List"/>
     <w:uiPriority w:val="99"/>
     <w:semiHidden/>
     <w:unhideWhenUsed/>
   </w:style>
-  <w:style w:type="paragraph" w:styleId="Title">
+  <w:style w:type="paragraph" w:styleId="a3">
     <w:name w:val="Title"/>
-    <w:basedOn w:val="Normal"/>
-    <w:next w:val="Normal"/>
+    <w:basedOn w:val="a"/>
+    <w:next w:val="a"/>
     <w:uiPriority w:val="10"/>
     <w:qFormat/>
     <w:rPr>
@@ -3565,12 +3691,12 @@
       <w:szCs w:val="56"/>
     </w:rPr>
   </w:style>
-  <w:style w:type="paragraph" w:styleId="ListParagraph">
+  <w:style w:type="paragraph" w:styleId="a4">
     <w:name w:val="List Paragraph"/>
-    <w:basedOn w:val="Normal"/>
+    <w:basedOn w:val="a"/>
     <w:qFormat/>
   </w:style>
-  <w:style w:type="character" w:styleId="Hyperlink">
+  <w:style w:type="character" w:styleId="a5">
     <w:name w:val="Hyperlink"/>
     <w:uiPriority w:val="99"/>
     <w:unhideWhenUsed/>
@@ -3579,7 +3705,7 @@
       <w:u w:val="single" w:color="3E1D53"/>
     </w:rPr>
   </w:style>
-  <w:style w:type="character" w:styleId="FootnoteReference">
+  <w:style w:type="character" w:styleId="a6">
     <w:name w:val="footnote reference"/>
     <w:uiPriority w:val="99"/>
     <w:semiHidden/>
@@ -3588,10 +3714,10 @@
       <w:vertAlign w:val="superscript"/>
     </w:rPr>
   </w:style>
-  <w:style w:type="paragraph" w:styleId="FootnoteText">
+  <w:style w:type="paragraph" w:styleId="a7">
     <w:name w:val="footnote text"/>
-    <w:basedOn w:val="Normal"/>
-    <w:link w:val="FootnoteTextChar"/>
+    <w:basedOn w:val="a"/>
+    <w:link w:val="a8"/>
     <w:uiPriority w:val="99"/>
     <w:semiHidden/>
     <w:unhideWhenUsed/>
@@ -3603,9 +3729,9 @@
       <w:szCs w:val="20"/>
     </w:rPr>
   </w:style>
-  <w:style w:type="character" w:customStyle="1" w:styleId="FootnoteTextChar">
-    <w:name w:val="Footnote Text Char"/>
-    <w:link w:val="FootnoteText"/>
+  <w:style w:type="character" w:customStyle="1" w:styleId="a8">
+    <w:name w:val="脚注文本 字符"/>
+    <w:link w:val="a7"/>
     <w:uiPriority w:val="99"/>
     <w:semiHidden/>
     <w:unhideWhenUsed/>
@@ -3675,10 +3801,10 @@
       <w:szCs w:val="1"/>
     </w:rPr>
   </w:style>
-  <w:style w:type="paragraph" w:styleId="Date">
+  <w:style w:type="paragraph" w:styleId="a9">
     <w:name w:val="Date"/>
-    <w:basedOn w:val="Normal"/>
-    <w:link w:val="DateChar"/>
+    <w:basedOn w:val="a"/>
+    <w:link w:val="aa"/>
     <w:qFormat/>
     <w:pPr>
       <w:spacing w:before="32" w:after="32" w:line="240" w:lineRule="auto"/>
@@ -3692,8 +3818,8 @@
   </w:style>
   <w:style w:type="paragraph" w:customStyle="1" w:styleId="Name">
     <w:name w:val="Name"/>
-    <w:basedOn w:val="Normal"/>
-    <w:next w:val="Normal"/>
+    <w:basedOn w:val="a"/>
+    <w:next w:val="a"/>
     <w:qFormat/>
     <w:pPr>
       <w:spacing w:before="211" w:after="0" w:line="288" w:lineRule="auto"/>
@@ -3711,8 +3837,8 @@
   </w:style>
   <w:style w:type="paragraph" w:customStyle="1" w:styleId="JobTitle">
     <w:name w:val="Job Title"/>
-    <w:basedOn w:val="Normal"/>
-    <w:next w:val="Normal"/>
+    <w:basedOn w:val="a"/>
+    <w:next w:val="a"/>
     <w:qFormat/>
     <w:pPr>
       <w:spacing w:before="0" w:after="0" w:line="240" w:lineRule="auto"/>
@@ -3738,8 +3864,8 @@
   </w:style>
   <w:style w:type="paragraph" w:customStyle="1" w:styleId="SkillTitle">
     <w:name w:val="Skill Title"/>
-    <w:basedOn w:val="Normal"/>
-    <w:next w:val="Normal"/>
+    <w:basedOn w:val="a"/>
+    <w:next w:val="a"/>
     <w:qFormat/>
     <w:pPr>
       <w:spacing w:before="0" w:after="48"/>
@@ -3759,8 +3885,8 @@
   </w:style>
   <w:style w:type="paragraph" w:customStyle="1" w:styleId="SkillBar">
     <w:name w:val="Skill Bar"/>
-    <w:basedOn w:val="Normal"/>
-    <w:next w:val="Normal"/>
+    <w:basedOn w:val="a"/>
+    <w:next w:val="a"/>
     <w:qFormat/>
     <w:pPr>
       <w:spacing w:before="0" w:after="0" w:line="72" w:lineRule="auto"/>
@@ -3775,9 +3901,9 @@
       <w:u w:val="single" w:color="FFFFFF"/>
     </w:rPr>
   </w:style>
-  <w:style w:type="character" w:styleId="UnresolvedMention">
+  <w:style w:type="character" w:styleId="ab">
     <w:name w:val="Unresolved Mention"/>
-    <w:basedOn w:val="DefaultParagraphFont"/>
+    <w:basedOn w:val="a0"/>
     <w:uiPriority w:val="99"/>
     <w:semiHidden/>
     <w:unhideWhenUsed/>
@@ -3787,10 +3913,10 @@
       <w:shd w:val="clear" w:color="auto" w:fill="E1DFDD"/>
     </w:rPr>
   </w:style>
-  <w:style w:type="paragraph" w:styleId="Header">
+  <w:style w:type="paragraph" w:styleId="ac">
     <w:name w:val="header"/>
-    <w:basedOn w:val="Normal"/>
-    <w:link w:val="HeaderChar"/>
+    <w:basedOn w:val="a"/>
+    <w:link w:val="ad"/>
     <w:uiPriority w:val="99"/>
     <w:unhideWhenUsed/>
     <w:rsid w:val="00B8377B"/>
@@ -3802,10 +3928,10 @@
       <w:spacing w:before="0" w:after="0" w:line="240" w:lineRule="auto"/>
     </w:pPr>
   </w:style>
-  <w:style w:type="character" w:customStyle="1" w:styleId="HeaderChar">
-    <w:name w:val="Header Char"/>
-    <w:basedOn w:val="DefaultParagraphFont"/>
-    <w:link w:val="Header"/>
+  <w:style w:type="character" w:customStyle="1" w:styleId="ad">
+    <w:name w:val="页眉 字符"/>
+    <w:basedOn w:val="a0"/>
+    <w:link w:val="ac"/>
     <w:uiPriority w:val="99"/>
     <w:rsid w:val="00B8377B"/>
     <w:rPr>
@@ -3815,10 +3941,10 @@
       <w:szCs w:val="18"/>
     </w:rPr>
   </w:style>
-  <w:style w:type="paragraph" w:styleId="Footer">
+  <w:style w:type="paragraph" w:styleId="ae">
     <w:name w:val="footer"/>
-    <w:basedOn w:val="Normal"/>
-    <w:link w:val="FooterChar"/>
+    <w:basedOn w:val="a"/>
+    <w:link w:val="af"/>
     <w:uiPriority w:val="99"/>
     <w:unhideWhenUsed/>
     <w:rsid w:val="00B8377B"/>
@@ -3830,10 +3956,10 @@
       <w:spacing w:before="0" w:after="0" w:line="240" w:lineRule="auto"/>
     </w:pPr>
   </w:style>
-  <w:style w:type="character" w:customStyle="1" w:styleId="FooterChar">
-    <w:name w:val="Footer Char"/>
-    <w:basedOn w:val="DefaultParagraphFont"/>
-    <w:link w:val="Footer"/>
+  <w:style w:type="character" w:customStyle="1" w:styleId="af">
+    <w:name w:val="页脚 字符"/>
+    <w:basedOn w:val="a0"/>
+    <w:link w:val="ae"/>
     <w:uiPriority w:val="99"/>
     <w:rsid w:val="00B8377B"/>
     <w:rPr>
@@ -3843,9 +3969,9 @@
       <w:szCs w:val="18"/>
     </w:rPr>
   </w:style>
-  <w:style w:type="character" w:styleId="FollowedHyperlink">
+  <w:style w:type="character" w:styleId="af0">
     <w:name w:val="FollowedHyperlink"/>
-    <w:basedOn w:val="DefaultParagraphFont"/>
+    <w:basedOn w:val="a0"/>
     <w:uiPriority w:val="99"/>
     <w:semiHidden/>
     <w:unhideWhenUsed/>
@@ -3855,10 +3981,10 @@
       <w:u w:val="single"/>
     </w:rPr>
   </w:style>
-  <w:style w:type="character" w:customStyle="1" w:styleId="Heading2Char">
-    <w:name w:val="Heading 2 Char"/>
-    <w:basedOn w:val="DefaultParagraphFont"/>
-    <w:link w:val="Heading2"/>
+  <w:style w:type="character" w:customStyle="1" w:styleId="20">
+    <w:name w:val="标题 2 字符"/>
+    <w:basedOn w:val="a0"/>
+    <w:link w:val="2"/>
     <w:uiPriority w:val="9"/>
     <w:rsid w:val="005F7115"/>
     <w:rPr>
@@ -3868,10 +3994,10 @@
       <w:color w:val="0D111A"/>
     </w:rPr>
   </w:style>
-  <w:style w:type="character" w:customStyle="1" w:styleId="DateChar">
-    <w:name w:val="Date Char"/>
-    <w:basedOn w:val="DefaultParagraphFont"/>
-    <w:link w:val="Date"/>
+  <w:style w:type="character" w:customStyle="1" w:styleId="aa">
+    <w:name w:val="日期 字符"/>
+    <w:basedOn w:val="a0"/>
+    <w:link w:val="a9"/>
     <w:rsid w:val="005F7115"/>
     <w:rPr>
       <w:rFonts w:ascii="Lato" w:eastAsia="Lato" w:hAnsi="Lato" w:cs="Lato"/>
@@ -3881,10 +4007,10 @@
       <w:szCs w:val="12"/>
     </w:rPr>
   </w:style>
-  <w:style w:type="character" w:customStyle="1" w:styleId="Heading1Char">
-    <w:name w:val="Heading 1 Char"/>
-    <w:basedOn w:val="DefaultParagraphFont"/>
-    <w:link w:val="Heading1"/>
+  <w:style w:type="character" w:customStyle="1" w:styleId="10">
+    <w:name w:val="标题 1 字符"/>
+    <w:basedOn w:val="a0"/>
+    <w:link w:val="1"/>
     <w:uiPriority w:val="9"/>
     <w:rsid w:val="00D8552A"/>
     <w:rPr>
@@ -3897,10 +4023,10 @@
       <w:szCs w:val="26"/>
     </w:rPr>
   </w:style>
-  <w:style w:type="character" w:customStyle="1" w:styleId="Heading3Char">
-    <w:name w:val="Heading 3 Char"/>
-    <w:basedOn w:val="DefaultParagraphFont"/>
-    <w:link w:val="Heading3"/>
+  <w:style w:type="character" w:customStyle="1" w:styleId="30">
+    <w:name w:val="标题 3 字符"/>
+    <w:basedOn w:val="a0"/>
+    <w:link w:val="3"/>
     <w:uiPriority w:val="9"/>
     <w:rsid w:val="00625613"/>
     <w:rPr>
